--- a/reports/KHS_2024_Policy_Brief.docx
+++ b/reports/KHS_2024_Policy_Brief.docx
@@ -1,105 +1,167 @@
 
 <file path=word/document.xml><?xml version="1.0" encoding="utf-8"?>
-<w:document xmlns:wpc="http://schemas.microsoft.com/office/word/2010/wordprocessingCanvas" xmlns:mc="http://schemas.openxmlformats.org/markup-compatibility/2006" xmlns:o="urn:schemas-microsoft-com:office:office" xmlns:r="http://schemas.openxmlformats.org/officeDocument/2006/relationships" xmlns:m="http://schemas.openxmlformats.org/officeDocument/2006/math" xmlns:v="urn:schemas-microsoft-com:vml" xmlns:wp14="http://schemas.microsoft.com/office/word/2010/wordprocessingDrawing" xmlns:wp="http://schemas.openxmlformats.org/drawingml/2006/wordprocessingDrawing" xmlns:w10="urn:schemas-microsoft-com:office:word" xmlns:w="http://schemas.openxmlformats.org/wordprocessingml/2006/main" xmlns:w14="http://schemas.microsoft.com/office/word/2010/wordml" xmlns:w15="http://schemas.microsoft.com/office/word/2012/wordml" xmlns:wpg="http://schemas.microsoft.com/office/word/2010/wordprocessingGroup" xmlns:wpi="http://schemas.microsoft.com/office/word/2010/wordprocessingInk" xmlns:wne="http://schemas.microsoft.com/office/word/2006/wordml" xmlns:wps="http://schemas.microsoft.com/office/word/2010/wordprocessingShape" xmlns:cx="http://schemas.microsoft.com/office/drawing/2014/chartex" xmlns:cx1="http://schemas.microsoft.com/office/drawing/2015/9/8/chartex" xmlns:cx2="http://schemas.microsoft.com/office/drawing/2015/10/21/chartex" xmlns:cx3="http://schemas.microsoft.com/office/drawing/2016/5/9/chartex" xmlns:cx4="http://schemas.microsoft.com/office/drawing/2016/5/10/chartex" xmlns:cx5="http://schemas.microsoft.com/office/drawing/2016/5/11/chartex" xmlns:cx6="http://schemas.microsoft.com/office/drawing/2016/5/12/chartex" xmlns:cx7="http://schemas.microsoft.com/office/drawing/2016/5/13/chartex" xmlns:cx8="http://schemas.microsoft.com/office/drawing/2016/5/14/chartex" xmlns:aink="http://schemas.microsoft.com/office/drawing/2016/ink" xmlns:am3d="http://schemas.microsoft.com/office/drawing/2017/model3d" xmlns:w16cex="http://schemas.microsoft.com/office/word/2018/wordml/cex" xmlns:w16cid="http://schemas.microsoft.com/office/word/2016/wordml/cid" xmlns:w16="http://schemas.microsoft.com/office/word/2018/wordml" xmlns:w16sdtdh="http://schemas.microsoft.com/office/word/2020/wordml/sdtdatahash" xmlns:w16se="http://schemas.microsoft.com/office/word/2015/wordml/symex" mc:Ignorable="w14 w15 wp14">
+<w:document xmlns:wpc="http://schemas.microsoft.com/office/word/2010/wordprocessingCanvas" xmlns:cx="http://schemas.microsoft.com/office/drawing/2014/chartex" xmlns:cx1="http://schemas.microsoft.com/office/drawing/2015/9/8/chartex" xmlns:cx2="http://schemas.microsoft.com/office/drawing/2015/10/21/chartex" xmlns:cx3="http://schemas.microsoft.com/office/drawing/2016/5/9/chartex" xmlns:cx4="http://schemas.microsoft.com/office/drawing/2016/5/10/chartex" xmlns:cx5="http://schemas.microsoft.com/office/drawing/2016/5/11/chartex" xmlns:cx6="http://schemas.microsoft.com/office/drawing/2016/5/12/chartex" xmlns:cx7="http://schemas.microsoft.com/office/drawing/2016/5/13/chartex" xmlns:cx8="http://schemas.microsoft.com/office/drawing/2016/5/14/chartex" xmlns:mc="http://schemas.openxmlformats.org/markup-compatibility/2006" xmlns:aink="http://schemas.microsoft.com/office/drawing/2016/ink" xmlns:am3d="http://schemas.microsoft.com/office/drawing/2017/model3d" xmlns:o="urn:schemas-microsoft-com:office:office" xmlns:oel="http://schemas.microsoft.com/office/2019/extlst" xmlns:r="http://schemas.openxmlformats.org/officeDocument/2006/relationships" xmlns:m="http://schemas.openxmlformats.org/officeDocument/2006/math" xmlns:v="urn:schemas-microsoft-com:vml" xmlns:wp14="http://schemas.microsoft.com/office/word/2010/wordprocessingDrawing" xmlns:wp="http://schemas.openxmlformats.org/drawingml/2006/wordprocessingDrawing" xmlns:w10="urn:schemas-microsoft-com:office:word" xmlns:w="http://schemas.openxmlformats.org/wordprocessingml/2006/main" xmlns:w14="http://schemas.microsoft.com/office/word/2010/wordml" xmlns:w15="http://schemas.microsoft.com/office/word/2012/wordml" xmlns:w16cex="http://schemas.microsoft.com/office/word/2018/wordml/cex" xmlns:w16cid="http://schemas.microsoft.com/office/word/2016/wordml/cid" xmlns:w16="http://schemas.microsoft.com/office/word/2018/wordml" xmlns:w16sdtdh="http://schemas.microsoft.com/office/word/2020/wordml/sdtdatahash" xmlns:w16se="http://schemas.microsoft.com/office/word/2015/wordml/symex" xmlns:wpg="http://schemas.microsoft.com/office/word/2010/wordprocessingGroup" xmlns:wpi="http://schemas.microsoft.com/office/word/2010/wordprocessingInk" xmlns:wne="http://schemas.microsoft.com/office/word/2006/wordml" xmlns:wps="http://schemas.microsoft.com/office/word/2010/wordprocessingShape" mc:Ignorable="w14 w15 w16se w16cid w16 w16cex w16sdtdh wp14">
   <w:body>
     <w:p>
       <w:pPr>
         <w:spacing w:before="2000"/>
+        <w:rPr>
+          <w:rFonts w:ascii="Times New Roman" w:hAnsi="Times New Roman" w:cs="Times New Roman"/>
+        </w:rPr>
       </w:pPr>
     </w:p>
     <w:p>
       <w:pPr>
         <w:jc w:val="center"/>
-      </w:pPr>
-      <w:r>
-        <w:rPr>
+        <w:rPr>
+          <w:rFonts w:ascii="Times New Roman" w:hAnsi="Times New Roman" w:cs="Times New Roman"/>
+        </w:rPr>
+      </w:pPr>
+      <w:r>
+        <w:rPr>
+          <w:rFonts w:ascii="Times New Roman" w:hAnsi="Times New Roman" w:cs="Times New Roman"/>
           <w:b/>
           <w:bCs/>
-          <w:color w:val="1D428A"/>
           <w:sz w:val="56"/>
           <w:szCs w:val="56"/>
         </w:rPr>
-        <w:t xml:space="preserve">Kenya Housing Survey 2024</w:t>
-      </w:r>
-    </w:p>
-    <w:p>
-      <w:pPr>
-        <w:spacing w:after="600" w:before="200"/>
+        <w:t>Kenya Housing Survey 2024</w:t>
+      </w:r>
+    </w:p>
+    <w:p>
+      <w:pPr>
+        <w:spacing w:before="200" w:after="600"/>
         <w:jc w:val="center"/>
-      </w:pPr>
-      <w:r>
-        <w:rPr>
-          <w:color w:val="C8102E"/>
+        <w:rPr>
+          <w:rFonts w:ascii="Times New Roman" w:hAnsi="Times New Roman" w:cs="Times New Roman"/>
+        </w:rPr>
+      </w:pPr>
+      <w:r>
+        <w:rPr>
+          <w:rFonts w:ascii="Times New Roman" w:hAnsi="Times New Roman" w:cs="Times New Roman"/>
           <w:sz w:val="32"/>
           <w:szCs w:val="32"/>
         </w:rPr>
-        <w:t xml:space="preserve">County-Level Housing Affordability &amp; Quality: A Policy Brief</w:t>
+        <w:t>County-Level Housing Affordability &amp; Quality: A Policy Brief</w:t>
       </w:r>
     </w:p>
     <w:p>
       <w:pPr>
         <w:spacing w:before="1200"/>
         <w:jc w:val="center"/>
-      </w:pPr>
-      <w:r>
-        <w:rPr>
+        <w:rPr>
+          <w:rFonts w:ascii="Times New Roman" w:hAnsi="Times New Roman" w:cs="Times New Roman"/>
+        </w:rPr>
+      </w:pPr>
+      <w:r>
+        <w:rPr>
+          <w:rFonts w:ascii="Times New Roman" w:hAnsi="Times New Roman" w:cs="Times New Roman"/>
           <w:sz w:val="24"/>
           <w:szCs w:val="24"/>
         </w:rPr>
-        <w:t xml:space="preserve">Prepared for the State Department of Housing and Urban Development</w:t>
+        <w:t>Prepared for the State Department of Housing and Urban Development</w:t>
       </w:r>
     </w:p>
     <w:p>
       <w:pPr>
         <w:spacing w:before="100"/>
         <w:jc w:val="center"/>
-      </w:pPr>
-      <w:r>
-        <w:rPr>
+        <w:rPr>
+          <w:rFonts w:ascii="Times New Roman" w:hAnsi="Times New Roman" w:cs="Times New Roman"/>
+        </w:rPr>
+      </w:pPr>
+      <w:r>
+        <w:rPr>
+          <w:rFonts w:ascii="Times New Roman" w:hAnsi="Times New Roman" w:cs="Times New Roman"/>
           <w:sz w:val="24"/>
           <w:szCs w:val="24"/>
         </w:rPr>
-        <w:t xml:space="preserve">Affordable Housing Programme — Marketing &amp; Policy Insights</w:t>
+        <w:t xml:space="preserve">Affordable Housing Programme </w:t>
+      </w:r>
+      <w:r>
+        <w:rPr>
+          <w:rFonts w:ascii="Times New Roman" w:hAnsi="Times New Roman" w:cs="Times New Roman"/>
+          <w:sz w:val="24"/>
+          <w:szCs w:val="24"/>
+        </w:rPr>
+        <w:t>-</w:t>
+      </w:r>
+      <w:r>
+        <w:rPr>
+          <w:rFonts w:ascii="Times New Roman" w:hAnsi="Times New Roman" w:cs="Times New Roman"/>
+          <w:sz w:val="24"/>
+          <w:szCs w:val="24"/>
+        </w:rPr>
+        <w:t>Marketing &amp; Policy Insights</w:t>
       </w:r>
     </w:p>
     <w:p>
       <w:pPr>
         <w:spacing w:before="800"/>
         <w:jc w:val="center"/>
-      </w:pPr>
-      <w:r>
-        <w:rPr>
+        <w:rPr>
+          <w:rFonts w:ascii="Times New Roman" w:hAnsi="Times New Roman" w:cs="Times New Roman"/>
+        </w:rPr>
+      </w:pPr>
+      <w:r>
+        <w:rPr>
+          <w:rFonts w:ascii="Times New Roman" w:hAnsi="Times New Roman" w:cs="Times New Roman"/>
           <w:i/>
           <w:iCs/>
-          <w:color w:val="7A7A7A"/>
           <w:sz w:val="20"/>
           <w:szCs w:val="20"/>
         </w:rPr>
-        <w:t xml:space="preserve">Data source: Kenya National Bureau of Statistics (KNBS), Kenya Housing Survey 2024</w:t>
+        <w:t>Data source: Kenya National Bureau of Statistics (KNBS), Kenya Housing Survey 2024</w:t>
       </w:r>
     </w:p>
     <w:p>
       <w:pPr>
         <w:spacing w:before="100"/>
         <w:jc w:val="center"/>
-      </w:pPr>
-      <w:r>
-        <w:rPr>
+        <w:rPr>
+          <w:rFonts w:ascii="Times New Roman" w:hAnsi="Times New Roman" w:cs="Times New Roman"/>
+        </w:rPr>
+      </w:pPr>
+      <w:r>
+        <w:rPr>
+          <w:rFonts w:ascii="Times New Roman" w:hAnsi="Times New Roman" w:cs="Times New Roman"/>
           <w:i/>
           <w:iCs/>
-          <w:color w:val="7A7A7A"/>
           <w:sz w:val="20"/>
           <w:szCs w:val="20"/>
         </w:rPr>
-        <w:t xml:space="preserve">Covers 47 counties across 9 of the survey's report chapters. Chapter 7 (Housing Finance) is estimated — see Section 10.</w:t>
-      </w:r>
-    </w:p>
-    <w:p>
-      <w:pPr>
+        <w:t xml:space="preserve">Covers 47 counties across 9 of the survey's report chapters. Chapter 7 (Housing Finance) is estimated </w:t>
+      </w:r>
+      <w:r>
+        <w:rPr>
+          <w:rFonts w:ascii="Times New Roman" w:hAnsi="Times New Roman" w:cs="Times New Roman"/>
+          <w:i/>
+          <w:iCs/>
+          <w:sz w:val="20"/>
+          <w:szCs w:val="20"/>
+        </w:rPr>
+        <w:t xml:space="preserve">- </w:t>
+      </w:r>
+      <w:r>
+        <w:rPr>
+          <w:rFonts w:ascii="Times New Roman" w:hAnsi="Times New Roman" w:cs="Times New Roman"/>
+          <w:i/>
+          <w:iCs/>
+          <w:sz w:val="20"/>
+          <w:szCs w:val="20"/>
+        </w:rPr>
+        <w:t>see Section 10.</w:t>
+      </w:r>
+    </w:p>
+    <w:p>
+      <w:pPr>
+        <w:rPr>
+          <w:rFonts w:ascii="Times New Roman" w:hAnsi="Times New Roman" w:cs="Times New Roman"/>
+        </w:rPr>
         <w:sectPr>
-          <w:pgSz w:w="12240" w:h="15840" w:orient="portrait"/>
+          <w:pgSz w:w="12240" w:h="15840"/>
           <w:pgMar w:top="1440" w:right="1440" w:bottom="1440" w:left="1440" w:header="708" w:footer="708" w:gutter="0"/>
-          <w:pgNumType/>
+          <w:cols w:space="720"/>
           <w:docGrid w:linePitch="360"/>
         </w:sectPr>
       </w:pPr>
@@ -107,10 +169,1952 @@
     <w:p>
       <w:pPr>
         <w:pStyle w:val="Heading1"/>
-        <w:spacing w:after="200" w:before="400"/>
-      </w:pPr>
-      <w:r>
-        <w:t xml:space="preserve">Table of Contents</w:t>
+        <w:spacing w:before="400" w:after="200"/>
+        <w:rPr>
+          <w:rFonts w:ascii="Times New Roman" w:hAnsi="Times New Roman" w:cs="Times New Roman"/>
+          <w:color w:val="auto"/>
+        </w:rPr>
+      </w:pPr>
+      <w:bookmarkStart w:id="0" w:name="_Toc240885978"/>
+      <w:r>
+        <w:rPr>
+          <w:rFonts w:ascii="Times New Roman" w:hAnsi="Times New Roman" w:cs="Times New Roman"/>
+          <w:color w:val="auto"/>
+        </w:rPr>
+        <w:lastRenderedPageBreak/>
+        <w:t>Table of Contents</w:t>
+      </w:r>
+      <w:bookmarkEnd w:id="0"/>
+    </w:p>
+    <w:sdt>
+      <w:sdtPr>
+        <w:rPr>
+          <w:rFonts w:ascii="Times New Roman" w:hAnsi="Times New Roman" w:cs="Times New Roman"/>
+          <w:color w:val="auto"/>
+        </w:rPr>
+        <w:id w:val="-750647898"/>
+        <w:docPartObj>
+          <w:docPartGallery w:val="Table of Contents"/>
+          <w:docPartUnique/>
+        </w:docPartObj>
+      </w:sdtPr>
+      <w:sdtEndPr>
+        <w:rPr>
+          <w:rFonts w:eastAsia="Calibri"/>
+          <w:b/>
+          <w:bCs/>
+          <w:noProof/>
+          <w:sz w:val="22"/>
+          <w:szCs w:val="22"/>
+          <w:lang w:val="en-KE" w:eastAsia="en-KE"/>
+        </w:rPr>
+      </w:sdtEndPr>
+      <w:sdtContent>
+        <w:p>
+          <w:pPr>
+            <w:pStyle w:val="TOCHeading"/>
+            <w:rPr>
+              <w:rFonts w:ascii="Times New Roman" w:hAnsi="Times New Roman" w:cs="Times New Roman"/>
+              <w:color w:val="auto"/>
+            </w:rPr>
+          </w:pPr>
+        </w:p>
+        <w:p>
+          <w:pPr>
+            <w:pStyle w:val="TOC1"/>
+            <w:tabs>
+              <w:tab w:val="right" w:leader="dot" w:pos="9350"/>
+            </w:tabs>
+            <w:rPr>
+              <w:rFonts w:cstheme="minorBidi"/>
+              <w:noProof/>
+              <w:kern w:val="2"/>
+              <w:sz w:val="24"/>
+              <w:szCs w:val="24"/>
+              <w:lang w:val="en-KE" w:eastAsia="en-KE"/>
+              <w14:ligatures w14:val="standardContextual"/>
+            </w:rPr>
+          </w:pPr>
+          <w:r>
+            <w:rPr>
+              <w:rFonts w:ascii="Times New Roman" w:hAnsi="Times New Roman"/>
+            </w:rPr>
+            <w:fldChar w:fldCharType="begin"/>
+          </w:r>
+          <w:r>
+            <w:rPr>
+              <w:rFonts w:ascii="Times New Roman" w:hAnsi="Times New Roman"/>
+            </w:rPr>
+            <w:instrText xml:space="preserve"> TOC \o "1-3" \h \z \u </w:instrText>
+          </w:r>
+          <w:r>
+            <w:rPr>
+              <w:rFonts w:ascii="Times New Roman" w:hAnsi="Times New Roman"/>
+            </w:rPr>
+            <w:fldChar w:fldCharType="separate"/>
+          </w:r>
+          <w:hyperlink w:anchor="_Toc240885978" w:history="1">
+            <w:r>
+              <w:rPr>
+                <w:rStyle w:val="Hyperlink"/>
+                <w:rFonts w:ascii="Times New Roman" w:hAnsi="Times New Roman"/>
+                <w:noProof/>
+              </w:rPr>
+              <w:t>Table of Contents</w:t>
+            </w:r>
+            <w:r>
+              <w:rPr>
+                <w:noProof/>
+                <w:webHidden/>
+              </w:rPr>
+              <w:tab/>
+            </w:r>
+            <w:r>
+              <w:rPr>
+                <w:noProof/>
+                <w:webHidden/>
+              </w:rPr>
+              <w:fldChar w:fldCharType="begin"/>
+            </w:r>
+            <w:r>
+              <w:rPr>
+                <w:noProof/>
+                <w:webHidden/>
+              </w:rPr>
+              <w:instrText xml:space="preserve"> PAGEREF _Toc240885978 \h </w:instrText>
+            </w:r>
+            <w:r>
+              <w:rPr>
+                <w:noProof/>
+                <w:webHidden/>
+              </w:rPr>
+            </w:r>
+            <w:r>
+              <w:rPr>
+                <w:noProof/>
+                <w:webHidden/>
+              </w:rPr>
+              <w:fldChar w:fldCharType="separate"/>
+            </w:r>
+            <w:r>
+              <w:rPr>
+                <w:noProof/>
+                <w:webHidden/>
+              </w:rPr>
+              <w:t>2</w:t>
+            </w:r>
+            <w:r>
+              <w:rPr>
+                <w:noProof/>
+                <w:webHidden/>
+              </w:rPr>
+              <w:fldChar w:fldCharType="end"/>
+            </w:r>
+          </w:hyperlink>
+        </w:p>
+        <w:p>
+          <w:pPr>
+            <w:pStyle w:val="TOC1"/>
+            <w:tabs>
+              <w:tab w:val="right" w:leader="dot" w:pos="9350"/>
+            </w:tabs>
+            <w:rPr>
+              <w:rFonts w:cstheme="minorBidi"/>
+              <w:noProof/>
+              <w:kern w:val="2"/>
+              <w:sz w:val="24"/>
+              <w:szCs w:val="24"/>
+              <w:lang w:val="en-KE" w:eastAsia="en-KE"/>
+              <w14:ligatures w14:val="standardContextual"/>
+            </w:rPr>
+          </w:pPr>
+          <w:hyperlink w:anchor="_Toc240885979" w:history="1">
+            <w:r>
+              <w:rPr>
+                <w:rStyle w:val="Hyperlink"/>
+                <w:rFonts w:ascii="Times New Roman" w:hAnsi="Times New Roman"/>
+                <w:noProof/>
+              </w:rPr>
+              <w:t>List Of Figures</w:t>
+            </w:r>
+            <w:r>
+              <w:rPr>
+                <w:noProof/>
+                <w:webHidden/>
+              </w:rPr>
+              <w:tab/>
+            </w:r>
+            <w:r>
+              <w:rPr>
+                <w:noProof/>
+                <w:webHidden/>
+              </w:rPr>
+              <w:fldChar w:fldCharType="begin"/>
+            </w:r>
+            <w:r>
+              <w:rPr>
+                <w:noProof/>
+                <w:webHidden/>
+              </w:rPr>
+              <w:instrText xml:space="preserve"> PAGEREF _Toc240885979 \h </w:instrText>
+            </w:r>
+            <w:r>
+              <w:rPr>
+                <w:noProof/>
+                <w:webHidden/>
+              </w:rPr>
+            </w:r>
+            <w:r>
+              <w:rPr>
+                <w:noProof/>
+                <w:webHidden/>
+              </w:rPr>
+              <w:fldChar w:fldCharType="separate"/>
+            </w:r>
+            <w:r>
+              <w:rPr>
+                <w:noProof/>
+                <w:webHidden/>
+              </w:rPr>
+              <w:t>2</w:t>
+            </w:r>
+            <w:r>
+              <w:rPr>
+                <w:noProof/>
+                <w:webHidden/>
+              </w:rPr>
+              <w:fldChar w:fldCharType="end"/>
+            </w:r>
+          </w:hyperlink>
+        </w:p>
+        <w:p>
+          <w:pPr>
+            <w:pStyle w:val="TOC1"/>
+            <w:tabs>
+              <w:tab w:val="right" w:leader="dot" w:pos="9350"/>
+            </w:tabs>
+            <w:rPr>
+              <w:rFonts w:cstheme="minorBidi"/>
+              <w:noProof/>
+              <w:kern w:val="2"/>
+              <w:sz w:val="24"/>
+              <w:szCs w:val="24"/>
+              <w:lang w:val="en-KE" w:eastAsia="en-KE"/>
+              <w14:ligatures w14:val="standardContextual"/>
+            </w:rPr>
+          </w:pPr>
+          <w:hyperlink w:anchor="_Toc240885980" w:history="1">
+            <w:r>
+              <w:rPr>
+                <w:rStyle w:val="Hyperlink"/>
+                <w:rFonts w:ascii="Times New Roman" w:hAnsi="Times New Roman"/>
+                <w:noProof/>
+              </w:rPr>
+              <w:t>1. Executive Summary</w:t>
+            </w:r>
+            <w:r>
+              <w:rPr>
+                <w:noProof/>
+                <w:webHidden/>
+              </w:rPr>
+              <w:tab/>
+            </w:r>
+            <w:r>
+              <w:rPr>
+                <w:noProof/>
+                <w:webHidden/>
+              </w:rPr>
+              <w:fldChar w:fldCharType="begin"/>
+            </w:r>
+            <w:r>
+              <w:rPr>
+                <w:noProof/>
+                <w:webHidden/>
+              </w:rPr>
+              <w:instrText xml:space="preserve"> PAGEREF _Toc240885980 \h </w:instrText>
+            </w:r>
+            <w:r>
+              <w:rPr>
+                <w:noProof/>
+                <w:webHidden/>
+              </w:rPr>
+            </w:r>
+            <w:r>
+              <w:rPr>
+                <w:noProof/>
+                <w:webHidden/>
+              </w:rPr>
+              <w:fldChar w:fldCharType="separate"/>
+            </w:r>
+            <w:r>
+              <w:rPr>
+                <w:noProof/>
+                <w:webHidden/>
+              </w:rPr>
+              <w:t>3</w:t>
+            </w:r>
+            <w:r>
+              <w:rPr>
+                <w:noProof/>
+                <w:webHidden/>
+              </w:rPr>
+              <w:fldChar w:fldCharType="end"/>
+            </w:r>
+          </w:hyperlink>
+        </w:p>
+        <w:p>
+          <w:pPr>
+            <w:pStyle w:val="TOC1"/>
+            <w:tabs>
+              <w:tab w:val="right" w:leader="dot" w:pos="9350"/>
+            </w:tabs>
+            <w:rPr>
+              <w:rFonts w:cstheme="minorBidi"/>
+              <w:noProof/>
+              <w:kern w:val="2"/>
+              <w:sz w:val="24"/>
+              <w:szCs w:val="24"/>
+              <w:lang w:val="en-KE" w:eastAsia="en-KE"/>
+              <w14:ligatures w14:val="standardContextual"/>
+            </w:rPr>
+          </w:pPr>
+          <w:hyperlink w:anchor="_Toc240885981" w:history="1">
+            <w:r>
+              <w:rPr>
+                <w:rStyle w:val="Hyperlink"/>
+                <w:rFonts w:ascii="Times New Roman" w:hAnsi="Times New Roman"/>
+                <w:noProof/>
+              </w:rPr>
+              <w:t>2. Background and Methodology</w:t>
+            </w:r>
+            <w:r>
+              <w:rPr>
+                <w:noProof/>
+                <w:webHidden/>
+              </w:rPr>
+              <w:tab/>
+            </w:r>
+            <w:r>
+              <w:rPr>
+                <w:noProof/>
+                <w:webHidden/>
+              </w:rPr>
+              <w:fldChar w:fldCharType="begin"/>
+            </w:r>
+            <w:r>
+              <w:rPr>
+                <w:noProof/>
+                <w:webHidden/>
+              </w:rPr>
+              <w:instrText xml:space="preserve"> PAGEREF _Toc240885981 \h </w:instrText>
+            </w:r>
+            <w:r>
+              <w:rPr>
+                <w:noProof/>
+                <w:webHidden/>
+              </w:rPr>
+            </w:r>
+            <w:r>
+              <w:rPr>
+                <w:noProof/>
+                <w:webHidden/>
+              </w:rPr>
+              <w:fldChar w:fldCharType="separate"/>
+            </w:r>
+            <w:r>
+              <w:rPr>
+                <w:noProof/>
+                <w:webHidden/>
+              </w:rPr>
+              <w:t>4</w:t>
+            </w:r>
+            <w:r>
+              <w:rPr>
+                <w:noProof/>
+                <w:webHidden/>
+              </w:rPr>
+              <w:fldChar w:fldCharType="end"/>
+            </w:r>
+          </w:hyperlink>
+        </w:p>
+        <w:p>
+          <w:pPr>
+            <w:pStyle w:val="TOC1"/>
+            <w:tabs>
+              <w:tab w:val="right" w:leader="dot" w:pos="9350"/>
+            </w:tabs>
+            <w:rPr>
+              <w:rFonts w:cstheme="minorBidi"/>
+              <w:noProof/>
+              <w:kern w:val="2"/>
+              <w:sz w:val="24"/>
+              <w:szCs w:val="24"/>
+              <w:lang w:val="en-KE" w:eastAsia="en-KE"/>
+              <w14:ligatures w14:val="standardContextual"/>
+            </w:rPr>
+          </w:pPr>
+          <w:hyperlink w:anchor="_Toc240885982" w:history="1">
+            <w:r>
+              <w:rPr>
+                <w:rStyle w:val="Hyperlink"/>
+                <w:rFonts w:ascii="Times New Roman" w:hAnsi="Times New Roman"/>
+                <w:noProof/>
+              </w:rPr>
+              <w:t>3. Key Finding: The Ownership-Quality Paradox</w:t>
+            </w:r>
+            <w:r>
+              <w:rPr>
+                <w:noProof/>
+                <w:webHidden/>
+              </w:rPr>
+              <w:tab/>
+            </w:r>
+            <w:r>
+              <w:rPr>
+                <w:noProof/>
+                <w:webHidden/>
+              </w:rPr>
+              <w:fldChar w:fldCharType="begin"/>
+            </w:r>
+            <w:r>
+              <w:rPr>
+                <w:noProof/>
+                <w:webHidden/>
+              </w:rPr>
+              <w:instrText xml:space="preserve"> PAGEREF _Toc240885982 \h </w:instrText>
+            </w:r>
+            <w:r>
+              <w:rPr>
+                <w:noProof/>
+                <w:webHidden/>
+              </w:rPr>
+            </w:r>
+            <w:r>
+              <w:rPr>
+                <w:noProof/>
+                <w:webHidden/>
+              </w:rPr>
+              <w:fldChar w:fldCharType="separate"/>
+            </w:r>
+            <w:r>
+              <w:rPr>
+                <w:noProof/>
+                <w:webHidden/>
+              </w:rPr>
+              <w:t>5</w:t>
+            </w:r>
+            <w:r>
+              <w:rPr>
+                <w:noProof/>
+                <w:webHidden/>
+              </w:rPr>
+              <w:fldChar w:fldCharType="end"/>
+            </w:r>
+          </w:hyperlink>
+        </w:p>
+        <w:p>
+          <w:pPr>
+            <w:pStyle w:val="TOC1"/>
+            <w:tabs>
+              <w:tab w:val="right" w:leader="dot" w:pos="9350"/>
+            </w:tabs>
+            <w:rPr>
+              <w:rFonts w:cstheme="minorBidi"/>
+              <w:noProof/>
+              <w:kern w:val="2"/>
+              <w:sz w:val="24"/>
+              <w:szCs w:val="24"/>
+              <w:lang w:val="en-KE" w:eastAsia="en-KE"/>
+              <w14:ligatures w14:val="standardContextual"/>
+            </w:rPr>
+          </w:pPr>
+          <w:hyperlink w:anchor="_Toc240885983" w:history="1">
+            <w:r>
+              <w:rPr>
+                <w:rStyle w:val="Hyperlink"/>
+                <w:rFonts w:ascii="Times New Roman" w:hAnsi="Times New Roman"/>
+                <w:noProof/>
+              </w:rPr>
+              <w:t>4. Housing Quality: Best and Worst Served Counties</w:t>
+            </w:r>
+            <w:r>
+              <w:rPr>
+                <w:noProof/>
+                <w:webHidden/>
+              </w:rPr>
+              <w:tab/>
+            </w:r>
+            <w:r>
+              <w:rPr>
+                <w:noProof/>
+                <w:webHidden/>
+              </w:rPr>
+              <w:fldChar w:fldCharType="begin"/>
+            </w:r>
+            <w:r>
+              <w:rPr>
+                <w:noProof/>
+                <w:webHidden/>
+              </w:rPr>
+              <w:instrText xml:space="preserve"> PAGEREF _Toc240885983 \h </w:instrText>
+            </w:r>
+            <w:r>
+              <w:rPr>
+                <w:noProof/>
+                <w:webHidden/>
+              </w:rPr>
+            </w:r>
+            <w:r>
+              <w:rPr>
+                <w:noProof/>
+                <w:webHidden/>
+              </w:rPr>
+              <w:fldChar w:fldCharType="separate"/>
+            </w:r>
+            <w:r>
+              <w:rPr>
+                <w:noProof/>
+                <w:webHidden/>
+              </w:rPr>
+              <w:t>6</w:t>
+            </w:r>
+            <w:r>
+              <w:rPr>
+                <w:noProof/>
+                <w:webHidden/>
+              </w:rPr>
+              <w:fldChar w:fldCharType="end"/>
+            </w:r>
+          </w:hyperlink>
+        </w:p>
+        <w:p>
+          <w:pPr>
+            <w:pStyle w:val="TOC1"/>
+            <w:tabs>
+              <w:tab w:val="right" w:leader="dot" w:pos="9350"/>
+            </w:tabs>
+            <w:rPr>
+              <w:rFonts w:cstheme="minorBidi"/>
+              <w:noProof/>
+              <w:kern w:val="2"/>
+              <w:sz w:val="24"/>
+              <w:szCs w:val="24"/>
+              <w:lang w:val="en-KE" w:eastAsia="en-KE"/>
+              <w14:ligatures w14:val="standardContextual"/>
+            </w:rPr>
+          </w:pPr>
+          <w:hyperlink w:anchor="_Toc240885984" w:history="1">
+            <w:r>
+              <w:rPr>
+                <w:rStyle w:val="Hyperlink"/>
+                <w:rFonts w:ascii="Times New Roman" w:hAnsi="Times New Roman"/>
+                <w:noProof/>
+              </w:rPr>
+              <w:t>5. Rent Burden: Where Affordability Pressure Is Highest</w:t>
+            </w:r>
+            <w:r>
+              <w:rPr>
+                <w:noProof/>
+                <w:webHidden/>
+              </w:rPr>
+              <w:tab/>
+            </w:r>
+            <w:r>
+              <w:rPr>
+                <w:noProof/>
+                <w:webHidden/>
+              </w:rPr>
+              <w:fldChar w:fldCharType="begin"/>
+            </w:r>
+            <w:r>
+              <w:rPr>
+                <w:noProof/>
+                <w:webHidden/>
+              </w:rPr>
+              <w:instrText xml:space="preserve"> PAGEREF _Toc240885984 \h </w:instrText>
+            </w:r>
+            <w:r>
+              <w:rPr>
+                <w:noProof/>
+                <w:webHidden/>
+              </w:rPr>
+            </w:r>
+            <w:r>
+              <w:rPr>
+                <w:noProof/>
+                <w:webHidden/>
+              </w:rPr>
+              <w:fldChar w:fldCharType="separate"/>
+            </w:r>
+            <w:r>
+              <w:rPr>
+                <w:noProof/>
+                <w:webHidden/>
+              </w:rPr>
+              <w:t>7</w:t>
+            </w:r>
+            <w:r>
+              <w:rPr>
+                <w:noProof/>
+                <w:webHidden/>
+              </w:rPr>
+              <w:fldChar w:fldCharType="end"/>
+            </w:r>
+          </w:hyperlink>
+        </w:p>
+        <w:p>
+          <w:pPr>
+            <w:pStyle w:val="TOC1"/>
+            <w:tabs>
+              <w:tab w:val="right" w:leader="dot" w:pos="9350"/>
+            </w:tabs>
+            <w:rPr>
+              <w:rFonts w:cstheme="minorBidi"/>
+              <w:noProof/>
+              <w:kern w:val="2"/>
+              <w:sz w:val="24"/>
+              <w:szCs w:val="24"/>
+              <w:lang w:val="en-KE" w:eastAsia="en-KE"/>
+              <w14:ligatures w14:val="standardContextual"/>
+            </w:rPr>
+          </w:pPr>
+          <w:hyperlink w:anchor="_Toc240885985" w:history="1">
+            <w:r>
+              <w:rPr>
+                <w:rStyle w:val="Hyperlink"/>
+                <w:rFonts w:ascii="Times New Roman" w:hAnsi="Times New Roman"/>
+                <w:noProof/>
+              </w:rPr>
+              <w:t>6. Water and Sanitation Access Gaps</w:t>
+            </w:r>
+            <w:r>
+              <w:rPr>
+                <w:noProof/>
+                <w:webHidden/>
+              </w:rPr>
+              <w:tab/>
+            </w:r>
+            <w:r>
+              <w:rPr>
+                <w:noProof/>
+                <w:webHidden/>
+              </w:rPr>
+              <w:fldChar w:fldCharType="begin"/>
+            </w:r>
+            <w:r>
+              <w:rPr>
+                <w:noProof/>
+                <w:webHidden/>
+              </w:rPr>
+              <w:instrText xml:space="preserve"> PAGEREF _Toc240885985 \h </w:instrText>
+            </w:r>
+            <w:r>
+              <w:rPr>
+                <w:noProof/>
+                <w:webHidden/>
+              </w:rPr>
+            </w:r>
+            <w:r>
+              <w:rPr>
+                <w:noProof/>
+                <w:webHidden/>
+              </w:rPr>
+              <w:fldChar w:fldCharType="separate"/>
+            </w:r>
+            <w:r>
+              <w:rPr>
+                <w:noProof/>
+                <w:webHidden/>
+              </w:rPr>
+              <w:t>8</w:t>
+            </w:r>
+            <w:r>
+              <w:rPr>
+                <w:noProof/>
+                <w:webHidden/>
+              </w:rPr>
+              <w:fldChar w:fldCharType="end"/>
+            </w:r>
+          </w:hyperlink>
+        </w:p>
+        <w:p>
+          <w:pPr>
+            <w:pStyle w:val="TOC1"/>
+            <w:tabs>
+              <w:tab w:val="right" w:leader="dot" w:pos="9350"/>
+            </w:tabs>
+            <w:rPr>
+              <w:rFonts w:cstheme="minorBidi"/>
+              <w:noProof/>
+              <w:kern w:val="2"/>
+              <w:sz w:val="24"/>
+              <w:szCs w:val="24"/>
+              <w:lang w:val="en-KE" w:eastAsia="en-KE"/>
+              <w14:ligatures w14:val="standardContextual"/>
+            </w:rPr>
+          </w:pPr>
+          <w:hyperlink w:anchor="_Toc240885986" w:history="1">
+            <w:r>
+              <w:rPr>
+                <w:rStyle w:val="Hyperlink"/>
+                <w:rFonts w:ascii="Times New Roman" w:hAnsi="Times New Roman"/>
+                <w:noProof/>
+              </w:rPr>
+              <w:t>7. Awareness of the Affordable Housing Programme</w:t>
+            </w:r>
+            <w:r>
+              <w:rPr>
+                <w:noProof/>
+                <w:webHidden/>
+              </w:rPr>
+              <w:tab/>
+            </w:r>
+            <w:r>
+              <w:rPr>
+                <w:noProof/>
+                <w:webHidden/>
+              </w:rPr>
+              <w:fldChar w:fldCharType="begin"/>
+            </w:r>
+            <w:r>
+              <w:rPr>
+                <w:noProof/>
+                <w:webHidden/>
+              </w:rPr>
+              <w:instrText xml:space="preserve"> PAGEREF _Toc240885986 \h </w:instrText>
+            </w:r>
+            <w:r>
+              <w:rPr>
+                <w:noProof/>
+                <w:webHidden/>
+              </w:rPr>
+            </w:r>
+            <w:r>
+              <w:rPr>
+                <w:noProof/>
+                <w:webHidden/>
+              </w:rPr>
+              <w:fldChar w:fldCharType="separate"/>
+            </w:r>
+            <w:r>
+              <w:rPr>
+                <w:noProof/>
+                <w:webHidden/>
+              </w:rPr>
+              <w:t>9</w:t>
+            </w:r>
+            <w:r>
+              <w:rPr>
+                <w:noProof/>
+                <w:webHidden/>
+              </w:rPr>
+              <w:fldChar w:fldCharType="end"/>
+            </w:r>
+          </w:hyperlink>
+        </w:p>
+        <w:p>
+          <w:pPr>
+            <w:pStyle w:val="TOC1"/>
+            <w:tabs>
+              <w:tab w:val="right" w:leader="dot" w:pos="9350"/>
+            </w:tabs>
+            <w:rPr>
+              <w:rFonts w:cstheme="minorBidi"/>
+              <w:noProof/>
+              <w:kern w:val="2"/>
+              <w:sz w:val="24"/>
+              <w:szCs w:val="24"/>
+              <w:lang w:val="en-KE" w:eastAsia="en-KE"/>
+              <w14:ligatures w14:val="standardContextual"/>
+            </w:rPr>
+          </w:pPr>
+          <w:hyperlink w:anchor="_Toc240885987" w:history="1">
+            <w:r>
+              <w:rPr>
+                <w:rStyle w:val="Hyperlink"/>
+                <w:rFonts w:ascii="Times New Roman" w:hAnsi="Times New Roman"/>
+                <w:noProof/>
+              </w:rPr>
+              <w:t>8. Institutional and Regulatory Performance</w:t>
+            </w:r>
+            <w:r>
+              <w:rPr>
+                <w:noProof/>
+                <w:webHidden/>
+              </w:rPr>
+              <w:tab/>
+            </w:r>
+            <w:r>
+              <w:rPr>
+                <w:noProof/>
+                <w:webHidden/>
+              </w:rPr>
+              <w:fldChar w:fldCharType="begin"/>
+            </w:r>
+            <w:r>
+              <w:rPr>
+                <w:noProof/>
+                <w:webHidden/>
+              </w:rPr>
+              <w:instrText xml:space="preserve"> PAGEREF _Toc240885987 \h </w:instrText>
+            </w:r>
+            <w:r>
+              <w:rPr>
+                <w:noProof/>
+                <w:webHidden/>
+              </w:rPr>
+            </w:r>
+            <w:r>
+              <w:rPr>
+                <w:noProof/>
+                <w:webHidden/>
+              </w:rPr>
+              <w:fldChar w:fldCharType="separate"/>
+            </w:r>
+            <w:r>
+              <w:rPr>
+                <w:noProof/>
+                <w:webHidden/>
+              </w:rPr>
+              <w:t>9</w:t>
+            </w:r>
+            <w:r>
+              <w:rPr>
+                <w:noProof/>
+                <w:webHidden/>
+              </w:rPr>
+              <w:fldChar w:fldCharType="end"/>
+            </w:r>
+          </w:hyperlink>
+        </w:p>
+        <w:p>
+          <w:pPr>
+            <w:pStyle w:val="TOC1"/>
+            <w:tabs>
+              <w:tab w:val="right" w:leader="dot" w:pos="9350"/>
+            </w:tabs>
+            <w:rPr>
+              <w:rFonts w:cstheme="minorBidi"/>
+              <w:noProof/>
+              <w:kern w:val="2"/>
+              <w:sz w:val="24"/>
+              <w:szCs w:val="24"/>
+              <w:lang w:val="en-KE" w:eastAsia="en-KE"/>
+              <w14:ligatures w14:val="standardContextual"/>
+            </w:rPr>
+          </w:pPr>
+          <w:hyperlink w:anchor="_Toc240885988" w:history="1">
+            <w:r>
+              <w:rPr>
+                <w:rStyle w:val="Hyperlink"/>
+                <w:rFonts w:ascii="Times New Roman" w:hAnsi="Times New Roman"/>
+                <w:noProof/>
+              </w:rPr>
+              <w:t>9. Composite Ranking: Housing Affordability &amp; Quality Index</w:t>
+            </w:r>
+            <w:r>
+              <w:rPr>
+                <w:noProof/>
+                <w:webHidden/>
+              </w:rPr>
+              <w:tab/>
+            </w:r>
+            <w:r>
+              <w:rPr>
+                <w:noProof/>
+                <w:webHidden/>
+              </w:rPr>
+              <w:fldChar w:fldCharType="begin"/>
+            </w:r>
+            <w:r>
+              <w:rPr>
+                <w:noProof/>
+                <w:webHidden/>
+              </w:rPr>
+              <w:instrText xml:space="preserve"> PAGEREF _Toc240885988 \h </w:instrText>
+            </w:r>
+            <w:r>
+              <w:rPr>
+                <w:noProof/>
+                <w:webHidden/>
+              </w:rPr>
+            </w:r>
+            <w:r>
+              <w:rPr>
+                <w:noProof/>
+                <w:webHidden/>
+              </w:rPr>
+              <w:fldChar w:fldCharType="separate"/>
+            </w:r>
+            <w:r>
+              <w:rPr>
+                <w:noProof/>
+                <w:webHidden/>
+              </w:rPr>
+              <w:t>10</w:t>
+            </w:r>
+            <w:r>
+              <w:rPr>
+                <w:noProof/>
+                <w:webHidden/>
+              </w:rPr>
+              <w:fldChar w:fldCharType="end"/>
+            </w:r>
+          </w:hyperlink>
+        </w:p>
+        <w:p>
+          <w:pPr>
+            <w:pStyle w:val="TOC1"/>
+            <w:tabs>
+              <w:tab w:val="right" w:leader="dot" w:pos="9350"/>
+            </w:tabs>
+            <w:rPr>
+              <w:rFonts w:cstheme="minorBidi"/>
+              <w:noProof/>
+              <w:kern w:val="2"/>
+              <w:sz w:val="24"/>
+              <w:szCs w:val="24"/>
+              <w:lang w:val="en-KE" w:eastAsia="en-KE"/>
+              <w14:ligatures w14:val="standardContextual"/>
+            </w:rPr>
+          </w:pPr>
+          <w:hyperlink w:anchor="_Toc240885989" w:history="1">
+            <w:r>
+              <w:rPr>
+                <w:rStyle w:val="Hyperlink"/>
+                <w:rFonts w:ascii="Times New Roman" w:hAnsi="Times New Roman"/>
+                <w:noProof/>
+              </w:rPr>
+              <w:t>10. Housing Finance Access (Estimated, Not Official Data)</w:t>
+            </w:r>
+            <w:r>
+              <w:rPr>
+                <w:noProof/>
+                <w:webHidden/>
+              </w:rPr>
+              <w:tab/>
+            </w:r>
+            <w:r>
+              <w:rPr>
+                <w:noProof/>
+                <w:webHidden/>
+              </w:rPr>
+              <w:fldChar w:fldCharType="begin"/>
+            </w:r>
+            <w:r>
+              <w:rPr>
+                <w:noProof/>
+                <w:webHidden/>
+              </w:rPr>
+              <w:instrText xml:space="preserve"> PAGEREF _Toc240885989 \h </w:instrText>
+            </w:r>
+            <w:r>
+              <w:rPr>
+                <w:noProof/>
+                <w:webHidden/>
+              </w:rPr>
+            </w:r>
+            <w:r>
+              <w:rPr>
+                <w:noProof/>
+                <w:webHidden/>
+              </w:rPr>
+              <w:fldChar w:fldCharType="separate"/>
+            </w:r>
+            <w:r>
+              <w:rPr>
+                <w:noProof/>
+                <w:webHidden/>
+              </w:rPr>
+              <w:t>11</w:t>
+            </w:r>
+            <w:r>
+              <w:rPr>
+                <w:noProof/>
+                <w:webHidden/>
+              </w:rPr>
+              <w:fldChar w:fldCharType="end"/>
+            </w:r>
+          </w:hyperlink>
+        </w:p>
+        <w:p>
+          <w:pPr>
+            <w:pStyle w:val="TOC1"/>
+            <w:tabs>
+              <w:tab w:val="right" w:leader="dot" w:pos="9350"/>
+            </w:tabs>
+            <w:rPr>
+              <w:rFonts w:cstheme="minorBidi"/>
+              <w:noProof/>
+              <w:kern w:val="2"/>
+              <w:sz w:val="24"/>
+              <w:szCs w:val="24"/>
+              <w:lang w:val="en-KE" w:eastAsia="en-KE"/>
+              <w14:ligatures w14:val="standardContextual"/>
+            </w:rPr>
+          </w:pPr>
+          <w:hyperlink w:anchor="_Toc240885990" w:history="1">
+            <w:r>
+              <w:rPr>
+                <w:rStyle w:val="Hyperlink"/>
+                <w:rFonts w:ascii="Times New Roman" w:hAnsi="Times New Roman"/>
+                <w:noProof/>
+              </w:rPr>
+              <w:t>11. Summary of Recommendations</w:t>
+            </w:r>
+            <w:r>
+              <w:rPr>
+                <w:noProof/>
+                <w:webHidden/>
+              </w:rPr>
+              <w:tab/>
+            </w:r>
+            <w:r>
+              <w:rPr>
+                <w:noProof/>
+                <w:webHidden/>
+              </w:rPr>
+              <w:fldChar w:fldCharType="begin"/>
+            </w:r>
+            <w:r>
+              <w:rPr>
+                <w:noProof/>
+                <w:webHidden/>
+              </w:rPr>
+              <w:instrText xml:space="preserve"> PAGEREF _Toc240885990 \h </w:instrText>
+            </w:r>
+            <w:r>
+              <w:rPr>
+                <w:noProof/>
+                <w:webHidden/>
+              </w:rPr>
+            </w:r>
+            <w:r>
+              <w:rPr>
+                <w:noProof/>
+                <w:webHidden/>
+              </w:rPr>
+              <w:fldChar w:fldCharType="separate"/>
+            </w:r>
+            <w:r>
+              <w:rPr>
+                <w:noProof/>
+                <w:webHidden/>
+              </w:rPr>
+              <w:t>12</w:t>
+            </w:r>
+            <w:r>
+              <w:rPr>
+                <w:noProof/>
+                <w:webHidden/>
+              </w:rPr>
+              <w:fldChar w:fldCharType="end"/>
+            </w:r>
+          </w:hyperlink>
+        </w:p>
+        <w:p>
+          <w:pPr>
+            <w:pStyle w:val="TOC2"/>
+            <w:tabs>
+              <w:tab w:val="right" w:leader="dot" w:pos="9350"/>
+            </w:tabs>
+            <w:rPr>
+              <w:rFonts w:cstheme="minorBidi"/>
+              <w:noProof/>
+              <w:kern w:val="2"/>
+              <w:sz w:val="24"/>
+              <w:szCs w:val="24"/>
+              <w:lang w:val="en-KE" w:eastAsia="en-KE"/>
+              <w14:ligatures w14:val="standardContextual"/>
+            </w:rPr>
+          </w:pPr>
+          <w:hyperlink w:anchor="_Toc240885991" w:history="1">
+            <w:r>
+              <w:rPr>
+                <w:rStyle w:val="Hyperlink"/>
+                <w:rFonts w:ascii="Times New Roman" w:hAnsi="Times New Roman"/>
+                <w:noProof/>
+              </w:rPr>
+              <w:t>Immediate, low-cost actions</w:t>
+            </w:r>
+            <w:r>
+              <w:rPr>
+                <w:noProof/>
+                <w:webHidden/>
+              </w:rPr>
+              <w:tab/>
+            </w:r>
+            <w:r>
+              <w:rPr>
+                <w:noProof/>
+                <w:webHidden/>
+              </w:rPr>
+              <w:fldChar w:fldCharType="begin"/>
+            </w:r>
+            <w:r>
+              <w:rPr>
+                <w:noProof/>
+                <w:webHidden/>
+              </w:rPr>
+              <w:instrText xml:space="preserve"> PAGEREF _Toc240885991 \h </w:instrText>
+            </w:r>
+            <w:r>
+              <w:rPr>
+                <w:noProof/>
+                <w:webHidden/>
+              </w:rPr>
+            </w:r>
+            <w:r>
+              <w:rPr>
+                <w:noProof/>
+                <w:webHidden/>
+              </w:rPr>
+              <w:fldChar w:fldCharType="separate"/>
+            </w:r>
+            <w:r>
+              <w:rPr>
+                <w:noProof/>
+                <w:webHidden/>
+              </w:rPr>
+              <w:t>12</w:t>
+            </w:r>
+            <w:r>
+              <w:rPr>
+                <w:noProof/>
+                <w:webHidden/>
+              </w:rPr>
+              <w:fldChar w:fldCharType="end"/>
+            </w:r>
+          </w:hyperlink>
+        </w:p>
+        <w:p>
+          <w:pPr>
+            <w:pStyle w:val="TOC2"/>
+            <w:tabs>
+              <w:tab w:val="right" w:leader="dot" w:pos="9350"/>
+            </w:tabs>
+            <w:rPr>
+              <w:rFonts w:cstheme="minorBidi"/>
+              <w:noProof/>
+              <w:kern w:val="2"/>
+              <w:sz w:val="24"/>
+              <w:szCs w:val="24"/>
+              <w:lang w:val="en-KE" w:eastAsia="en-KE"/>
+              <w14:ligatures w14:val="standardContextual"/>
+            </w:rPr>
+          </w:pPr>
+          <w:hyperlink w:anchor="_Toc240885992" w:history="1">
+            <w:r>
+              <w:rPr>
+                <w:rStyle w:val="Hyperlink"/>
+                <w:rFonts w:ascii="Times New Roman" w:hAnsi="Times New Roman"/>
+                <w:noProof/>
+              </w:rPr>
+              <w:t>Medium-term investment priorities</w:t>
+            </w:r>
+            <w:r>
+              <w:rPr>
+                <w:noProof/>
+                <w:webHidden/>
+              </w:rPr>
+              <w:tab/>
+            </w:r>
+            <w:r>
+              <w:rPr>
+                <w:noProof/>
+                <w:webHidden/>
+              </w:rPr>
+              <w:fldChar w:fldCharType="begin"/>
+            </w:r>
+            <w:r>
+              <w:rPr>
+                <w:noProof/>
+                <w:webHidden/>
+              </w:rPr>
+              <w:instrText xml:space="preserve"> PAGEREF _Toc240885992 \h </w:instrText>
+            </w:r>
+            <w:r>
+              <w:rPr>
+                <w:noProof/>
+                <w:webHidden/>
+              </w:rPr>
+            </w:r>
+            <w:r>
+              <w:rPr>
+                <w:noProof/>
+                <w:webHidden/>
+              </w:rPr>
+              <w:fldChar w:fldCharType="separate"/>
+            </w:r>
+            <w:r>
+              <w:rPr>
+                <w:noProof/>
+                <w:webHidden/>
+              </w:rPr>
+              <w:t>12</w:t>
+            </w:r>
+            <w:r>
+              <w:rPr>
+                <w:noProof/>
+                <w:webHidden/>
+              </w:rPr>
+              <w:fldChar w:fldCharType="end"/>
+            </w:r>
+          </w:hyperlink>
+        </w:p>
+        <w:p>
+          <w:pPr>
+            <w:pStyle w:val="TOC2"/>
+            <w:tabs>
+              <w:tab w:val="right" w:leader="dot" w:pos="9350"/>
+            </w:tabs>
+            <w:rPr>
+              <w:rFonts w:cstheme="minorBidi"/>
+              <w:noProof/>
+              <w:kern w:val="2"/>
+              <w:sz w:val="24"/>
+              <w:szCs w:val="24"/>
+              <w:lang w:val="en-KE" w:eastAsia="en-KE"/>
+              <w14:ligatures w14:val="standardContextual"/>
+            </w:rPr>
+          </w:pPr>
+          <w:hyperlink w:anchor="_Toc240885993" w:history="1">
+            <w:r>
+              <w:rPr>
+                <w:rStyle w:val="Hyperlink"/>
+                <w:rFonts w:ascii="Times New Roman" w:hAnsi="Times New Roman"/>
+                <w:noProof/>
+              </w:rPr>
+              <w:t>Data priorities</w:t>
+            </w:r>
+            <w:r>
+              <w:rPr>
+                <w:noProof/>
+                <w:webHidden/>
+              </w:rPr>
+              <w:tab/>
+            </w:r>
+            <w:r>
+              <w:rPr>
+                <w:noProof/>
+                <w:webHidden/>
+              </w:rPr>
+              <w:fldChar w:fldCharType="begin"/>
+            </w:r>
+            <w:r>
+              <w:rPr>
+                <w:noProof/>
+                <w:webHidden/>
+              </w:rPr>
+              <w:instrText xml:space="preserve"> PAGEREF _Toc240885993 \h </w:instrText>
+            </w:r>
+            <w:r>
+              <w:rPr>
+                <w:noProof/>
+                <w:webHidden/>
+              </w:rPr>
+            </w:r>
+            <w:r>
+              <w:rPr>
+                <w:noProof/>
+                <w:webHidden/>
+              </w:rPr>
+              <w:fldChar w:fldCharType="separate"/>
+            </w:r>
+            <w:r>
+              <w:rPr>
+                <w:noProof/>
+                <w:webHidden/>
+              </w:rPr>
+              <w:t>12</w:t>
+            </w:r>
+            <w:r>
+              <w:rPr>
+                <w:noProof/>
+                <w:webHidden/>
+              </w:rPr>
+              <w:fldChar w:fldCharType="end"/>
+            </w:r>
+          </w:hyperlink>
+        </w:p>
+        <w:p>
+          <w:pPr>
+            <w:pStyle w:val="TOC1"/>
+            <w:tabs>
+              <w:tab w:val="right" w:leader="dot" w:pos="9350"/>
+            </w:tabs>
+            <w:rPr>
+              <w:rFonts w:cstheme="minorBidi"/>
+              <w:noProof/>
+              <w:kern w:val="2"/>
+              <w:sz w:val="24"/>
+              <w:szCs w:val="24"/>
+              <w:lang w:val="en-KE" w:eastAsia="en-KE"/>
+              <w14:ligatures w14:val="standardContextual"/>
+            </w:rPr>
+          </w:pPr>
+          <w:hyperlink w:anchor="_Toc240885994" w:history="1">
+            <w:r>
+              <w:rPr>
+                <w:rStyle w:val="Hyperlink"/>
+                <w:rFonts w:ascii="Times New Roman" w:hAnsi="Times New Roman"/>
+                <w:noProof/>
+              </w:rPr>
+              <w:t>12. Data Sources and Limitations</w:t>
+            </w:r>
+            <w:r>
+              <w:rPr>
+                <w:noProof/>
+                <w:webHidden/>
+              </w:rPr>
+              <w:tab/>
+            </w:r>
+            <w:r>
+              <w:rPr>
+                <w:noProof/>
+                <w:webHidden/>
+              </w:rPr>
+              <w:fldChar w:fldCharType="begin"/>
+            </w:r>
+            <w:r>
+              <w:rPr>
+                <w:noProof/>
+                <w:webHidden/>
+              </w:rPr>
+              <w:instrText xml:space="preserve"> PAGEREF _Toc240885994 \h </w:instrText>
+            </w:r>
+            <w:r>
+              <w:rPr>
+                <w:noProof/>
+                <w:webHidden/>
+              </w:rPr>
+            </w:r>
+            <w:r>
+              <w:rPr>
+                <w:noProof/>
+                <w:webHidden/>
+              </w:rPr>
+              <w:fldChar w:fldCharType="separate"/>
+            </w:r>
+            <w:r>
+              <w:rPr>
+                <w:noProof/>
+                <w:webHidden/>
+              </w:rPr>
+              <w:t>13</w:t>
+            </w:r>
+            <w:r>
+              <w:rPr>
+                <w:noProof/>
+                <w:webHidden/>
+              </w:rPr>
+              <w:fldChar w:fldCharType="end"/>
+            </w:r>
+          </w:hyperlink>
+        </w:p>
+        <w:p>
+          <w:pPr>
+            <w:rPr>
+              <w:rFonts w:ascii="Times New Roman" w:hAnsi="Times New Roman" w:cs="Times New Roman"/>
+              <w:b/>
+              <w:bCs/>
+              <w:noProof/>
+            </w:rPr>
+          </w:pPr>
+          <w:r>
+            <w:rPr>
+              <w:rFonts w:ascii="Times New Roman" w:hAnsi="Times New Roman" w:cs="Times New Roman"/>
+              <w:b/>
+              <w:bCs/>
+              <w:noProof/>
+            </w:rPr>
+            <w:fldChar w:fldCharType="end"/>
+          </w:r>
+        </w:p>
+      </w:sdtContent>
+    </w:sdt>
+    <w:p>
+      <w:pPr>
+        <w:pStyle w:val="Heading1"/>
+        <w:rPr>
+          <w:rFonts w:ascii="Times New Roman" w:hAnsi="Times New Roman" w:cs="Times New Roman"/>
+          <w:color w:val="auto"/>
+          <w:sz w:val="28"/>
+          <w:szCs w:val="28"/>
+        </w:rPr>
+      </w:pPr>
+      <w:bookmarkStart w:id="1" w:name="_Toc240885979"/>
+      <w:r>
+        <w:rPr>
+          <w:rFonts w:ascii="Times New Roman" w:hAnsi="Times New Roman" w:cs="Times New Roman"/>
+          <w:color w:val="auto"/>
+          <w:sz w:val="28"/>
+          <w:szCs w:val="28"/>
+        </w:rPr>
+        <w:t>List Of Figures</w:t>
+      </w:r>
+      <w:bookmarkEnd w:id="1"/>
+    </w:p>
+    <w:p>
+      <w:pPr>
+        <w:pStyle w:val="TableofFigures"/>
+        <w:tabs>
+          <w:tab w:val="right" w:leader="dot" w:pos="9350"/>
+        </w:tabs>
+        <w:rPr>
+          <w:rFonts w:ascii="Times New Roman" w:hAnsi="Times New Roman" w:cs="Times New Roman"/>
+        </w:rPr>
+      </w:pPr>
+    </w:p>
+    <w:p>
+      <w:pPr>
+        <w:pStyle w:val="TableofFigures"/>
+        <w:tabs>
+          <w:tab w:val="right" w:leader="dot" w:pos="9350"/>
+        </w:tabs>
+        <w:rPr>
+          <w:noProof/>
+        </w:rPr>
+      </w:pPr>
+      <w:r>
+        <w:rPr>
+          <w:rFonts w:ascii="Times New Roman" w:hAnsi="Times New Roman" w:cs="Times New Roman"/>
+          <w:sz w:val="24"/>
+          <w:szCs w:val="24"/>
+        </w:rPr>
+        <w:fldChar w:fldCharType="begin"/>
+      </w:r>
+      <w:r>
+        <w:rPr>
+          <w:rFonts w:ascii="Times New Roman" w:hAnsi="Times New Roman" w:cs="Times New Roman"/>
+          <w:sz w:val="24"/>
+          <w:szCs w:val="24"/>
+        </w:rPr>
+        <w:instrText xml:space="preserve"> TOC \h \z \c "Figure" </w:instrText>
+      </w:r>
+      <w:r>
+        <w:rPr>
+          <w:rFonts w:ascii="Times New Roman" w:hAnsi="Times New Roman" w:cs="Times New Roman"/>
+          <w:sz w:val="24"/>
+          <w:szCs w:val="24"/>
+        </w:rPr>
+        <w:fldChar w:fldCharType="separate"/>
+      </w:r>
+      <w:hyperlink w:anchor="_Toc240885901" w:history="1">
+        <w:r>
+          <w:rPr>
+            <w:rStyle w:val="Hyperlink"/>
+            <w:rFonts w:ascii="Times New Roman" w:hAnsi="Times New Roman" w:cs="Times New Roman"/>
+            <w:noProof/>
+            <w:sz w:val="24"/>
+            <w:szCs w:val="24"/>
+          </w:rPr>
+          <w:t>Figure</w:t>
+        </w:r>
+        <w:r>
+          <w:rPr>
+            <w:rStyle w:val="Hyperlink"/>
+            <w:rFonts w:ascii="Times New Roman" w:hAnsi="Times New Roman" w:cs="Times New Roman"/>
+            <w:noProof/>
+          </w:rPr>
+          <w:t xml:space="preserve"> 1. Homeownership rate vs. housing quality index, colored by urban household share.</w:t>
+        </w:r>
+        <w:r>
+          <w:rPr>
+            <w:noProof/>
+            <w:webHidden/>
+          </w:rPr>
+          <w:tab/>
+        </w:r>
+        <w:r>
+          <w:rPr>
+            <w:noProof/>
+            <w:webHidden/>
+          </w:rPr>
+          <w:fldChar w:fldCharType="begin"/>
+        </w:r>
+        <w:r>
+          <w:rPr>
+            <w:noProof/>
+            <w:webHidden/>
+          </w:rPr>
+          <w:instrText xml:space="preserve"> PAGEREF _Toc240885901 \h </w:instrText>
+        </w:r>
+        <w:r>
+          <w:rPr>
+            <w:noProof/>
+            <w:webHidden/>
+          </w:rPr>
+        </w:r>
+        <w:r>
+          <w:rPr>
+            <w:noProof/>
+            <w:webHidden/>
+          </w:rPr>
+          <w:fldChar w:fldCharType="separate"/>
+        </w:r>
+        <w:r>
+          <w:rPr>
+            <w:noProof/>
+            <w:webHidden/>
+          </w:rPr>
+          <w:t>5</w:t>
+        </w:r>
+        <w:r>
+          <w:rPr>
+            <w:noProof/>
+            <w:webHidden/>
+          </w:rPr>
+          <w:fldChar w:fldCharType="end"/>
+        </w:r>
+      </w:hyperlink>
+    </w:p>
+    <w:p>
+      <w:pPr>
+        <w:pStyle w:val="TableofFigures"/>
+        <w:tabs>
+          <w:tab w:val="right" w:leader="dot" w:pos="9350"/>
+        </w:tabs>
+        <w:rPr>
+          <w:noProof/>
+        </w:rPr>
+      </w:pPr>
+      <w:hyperlink w:anchor="_Toc240885902" w:history="1">
+        <w:r>
+          <w:rPr>
+            <w:rStyle w:val="Hyperlink"/>
+            <w:rFonts w:ascii="Times New Roman" w:hAnsi="Times New Roman" w:cs="Times New Roman"/>
+            <w:noProof/>
+          </w:rPr>
+          <w:t>Figure 2. Top 10 vs. bottom 10 counties by housing quality index.</w:t>
+        </w:r>
+        <w:r>
+          <w:rPr>
+            <w:noProof/>
+            <w:webHidden/>
+          </w:rPr>
+          <w:tab/>
+        </w:r>
+        <w:r>
+          <w:rPr>
+            <w:noProof/>
+            <w:webHidden/>
+          </w:rPr>
+          <w:fldChar w:fldCharType="begin"/>
+        </w:r>
+        <w:r>
+          <w:rPr>
+            <w:noProof/>
+            <w:webHidden/>
+          </w:rPr>
+          <w:instrText xml:space="preserve"> PAGEREF _Toc240885902 \h </w:instrText>
+        </w:r>
+        <w:r>
+          <w:rPr>
+            <w:noProof/>
+            <w:webHidden/>
+          </w:rPr>
+        </w:r>
+        <w:r>
+          <w:rPr>
+            <w:noProof/>
+            <w:webHidden/>
+          </w:rPr>
+          <w:fldChar w:fldCharType="separate"/>
+        </w:r>
+        <w:r>
+          <w:rPr>
+            <w:noProof/>
+            <w:webHidden/>
+          </w:rPr>
+          <w:t>6</w:t>
+        </w:r>
+        <w:r>
+          <w:rPr>
+            <w:noProof/>
+            <w:webHidden/>
+          </w:rPr>
+          <w:fldChar w:fldCharType="end"/>
+        </w:r>
+      </w:hyperlink>
+    </w:p>
+    <w:p>
+      <w:pPr>
+        <w:pStyle w:val="TableofFigures"/>
+        <w:tabs>
+          <w:tab w:val="right" w:leader="dot" w:pos="9350"/>
+        </w:tabs>
+        <w:rPr>
+          <w:noProof/>
+        </w:rPr>
+      </w:pPr>
+      <w:hyperlink w:anchor="_Toc240885903" w:history="1">
+        <w:r>
+          <w:rPr>
+            <w:rStyle w:val="Hyperlink"/>
+            <w:rFonts w:ascii="Times New Roman" w:hAnsi="Times New Roman" w:cs="Times New Roman"/>
+            <w:noProof/>
+          </w:rPr>
+          <w:t>Figure 3 Highest vs. lowest rent-to-expenditure ratio by county.</w:t>
+        </w:r>
+        <w:r>
+          <w:rPr>
+            <w:noProof/>
+            <w:webHidden/>
+          </w:rPr>
+          <w:tab/>
+        </w:r>
+        <w:r>
+          <w:rPr>
+            <w:noProof/>
+            <w:webHidden/>
+          </w:rPr>
+          <w:fldChar w:fldCharType="begin"/>
+        </w:r>
+        <w:r>
+          <w:rPr>
+            <w:noProof/>
+            <w:webHidden/>
+          </w:rPr>
+          <w:instrText xml:space="preserve"> PAGEREF _Toc240885903 \h </w:instrText>
+        </w:r>
+        <w:r>
+          <w:rPr>
+            <w:noProof/>
+            <w:webHidden/>
+          </w:rPr>
+        </w:r>
+        <w:r>
+          <w:rPr>
+            <w:noProof/>
+            <w:webHidden/>
+          </w:rPr>
+          <w:fldChar w:fldCharType="separate"/>
+        </w:r>
+        <w:r>
+          <w:rPr>
+            <w:noProof/>
+            <w:webHidden/>
+          </w:rPr>
+          <w:t>7</w:t>
+        </w:r>
+        <w:r>
+          <w:rPr>
+            <w:noProof/>
+            <w:webHidden/>
+          </w:rPr>
+          <w:fldChar w:fldCharType="end"/>
+        </w:r>
+      </w:hyperlink>
+    </w:p>
+    <w:p>
+      <w:pPr>
+        <w:pStyle w:val="TableofFigures"/>
+        <w:tabs>
+          <w:tab w:val="right" w:leader="dot" w:pos="9350"/>
+        </w:tabs>
+        <w:rPr>
+          <w:noProof/>
+        </w:rPr>
+      </w:pPr>
+      <w:hyperlink w:anchor="_Toc240885904" w:history="1">
+        <w:r>
+          <w:rPr>
+            <w:rStyle w:val="Hyperlink"/>
+            <w:rFonts w:ascii="Times New Roman" w:hAnsi="Times New Roman" w:cs="Times New Roman"/>
+            <w:noProof/>
+          </w:rPr>
+          <w:t>Figure 4 Improved water access vs. improved sanitation access by county, colored by overall housing quality.</w:t>
+        </w:r>
+        <w:r>
+          <w:rPr>
+            <w:noProof/>
+            <w:webHidden/>
+          </w:rPr>
+          <w:tab/>
+        </w:r>
+        <w:r>
+          <w:rPr>
+            <w:noProof/>
+            <w:webHidden/>
+          </w:rPr>
+          <w:fldChar w:fldCharType="begin"/>
+        </w:r>
+        <w:r>
+          <w:rPr>
+            <w:noProof/>
+            <w:webHidden/>
+          </w:rPr>
+          <w:instrText xml:space="preserve"> PAGEREF _Toc240885904 \h </w:instrText>
+        </w:r>
+        <w:r>
+          <w:rPr>
+            <w:noProof/>
+            <w:webHidden/>
+          </w:rPr>
+        </w:r>
+        <w:r>
+          <w:rPr>
+            <w:noProof/>
+            <w:webHidden/>
+          </w:rPr>
+          <w:fldChar w:fldCharType="separate"/>
+        </w:r>
+        <w:r>
+          <w:rPr>
+            <w:noProof/>
+            <w:webHidden/>
+          </w:rPr>
+          <w:t>8</w:t>
+        </w:r>
+        <w:r>
+          <w:rPr>
+            <w:noProof/>
+            <w:webHidden/>
+          </w:rPr>
+          <w:fldChar w:fldCharType="end"/>
+        </w:r>
+      </w:hyperlink>
+    </w:p>
+    <w:p>
+      <w:pPr>
+        <w:pStyle w:val="TableofFigures"/>
+        <w:tabs>
+          <w:tab w:val="right" w:leader="dot" w:pos="9350"/>
+        </w:tabs>
+        <w:rPr>
+          <w:noProof/>
+        </w:rPr>
+      </w:pPr>
+      <w:hyperlink w:anchor="_Toc240885905" w:history="1">
+        <w:r>
+          <w:rPr>
+            <w:rStyle w:val="Hyperlink"/>
+            <w:rFonts w:ascii="Times New Roman" w:hAnsi="Times New Roman" w:cs="Times New Roman"/>
+            <w:noProof/>
+          </w:rPr>
+          <w:t>Figure 5. Full 47-county Housing Affordability &amp; Quality Index ranking.</w:t>
+        </w:r>
+        <w:r>
+          <w:rPr>
+            <w:noProof/>
+            <w:webHidden/>
+          </w:rPr>
+          <w:tab/>
+        </w:r>
+        <w:r>
+          <w:rPr>
+            <w:noProof/>
+            <w:webHidden/>
+          </w:rPr>
+          <w:fldChar w:fldCharType="begin"/>
+        </w:r>
+        <w:r>
+          <w:rPr>
+            <w:noProof/>
+            <w:webHidden/>
+          </w:rPr>
+          <w:instrText xml:space="preserve"> PAGEREF _Toc240885905 \h </w:instrText>
+        </w:r>
+        <w:r>
+          <w:rPr>
+            <w:noProof/>
+            <w:webHidden/>
+          </w:rPr>
+        </w:r>
+        <w:r>
+          <w:rPr>
+            <w:noProof/>
+            <w:webHidden/>
+          </w:rPr>
+          <w:fldChar w:fldCharType="separate"/>
+        </w:r>
+        <w:r>
+          <w:rPr>
+            <w:noProof/>
+            <w:webHidden/>
+          </w:rPr>
+          <w:t>10</w:t>
+        </w:r>
+        <w:r>
+          <w:rPr>
+            <w:noProof/>
+            <w:webHidden/>
+          </w:rPr>
+          <w:fldChar w:fldCharType="end"/>
+        </w:r>
+      </w:hyperlink>
+    </w:p>
+    <w:p>
+      <w:pPr>
+        <w:pStyle w:val="TableofFigures"/>
+        <w:tabs>
+          <w:tab w:val="right" w:leader="dot" w:pos="9350"/>
+        </w:tabs>
+        <w:rPr>
+          <w:noProof/>
+        </w:rPr>
+      </w:pPr>
+      <w:hyperlink w:anchor="_Toc240885906" w:history="1">
+        <w:r>
+          <w:rPr>
+            <w:rStyle w:val="Hyperlink"/>
+            <w:rFonts w:ascii="Times New Roman" w:hAnsi="Times New Roman" w:cs="Times New Roman"/>
+            <w:noProof/>
+          </w:rPr>
+          <w:t>Figure 6 ESTIMATED housing finance access score by county ( not official KNBS data.)</w:t>
+        </w:r>
+        <w:r>
+          <w:rPr>
+            <w:noProof/>
+            <w:webHidden/>
+          </w:rPr>
+          <w:tab/>
+        </w:r>
+        <w:r>
+          <w:rPr>
+            <w:noProof/>
+            <w:webHidden/>
+          </w:rPr>
+          <w:fldChar w:fldCharType="begin"/>
+        </w:r>
+        <w:r>
+          <w:rPr>
+            <w:noProof/>
+            <w:webHidden/>
+          </w:rPr>
+          <w:instrText xml:space="preserve"> PAGEREF _Toc240885906 \h </w:instrText>
+        </w:r>
+        <w:r>
+          <w:rPr>
+            <w:noProof/>
+            <w:webHidden/>
+          </w:rPr>
+        </w:r>
+        <w:r>
+          <w:rPr>
+            <w:noProof/>
+            <w:webHidden/>
+          </w:rPr>
+          <w:fldChar w:fldCharType="separate"/>
+        </w:r>
+        <w:r>
+          <w:rPr>
+            <w:noProof/>
+            <w:webHidden/>
+          </w:rPr>
+          <w:t>11</w:t>
+        </w:r>
+        <w:r>
+          <w:rPr>
+            <w:noProof/>
+            <w:webHidden/>
+          </w:rPr>
+          <w:fldChar w:fldCharType="end"/>
+        </w:r>
+      </w:hyperlink>
+    </w:p>
+    <w:p>
+      <w:pPr>
+        <w:pStyle w:val="Heading1"/>
+        <w:spacing w:before="400" w:after="200"/>
+        <w:rPr>
+          <w:rFonts w:ascii="Times New Roman" w:hAnsi="Times New Roman" w:cs="Times New Roman"/>
+          <w:color w:val="auto"/>
+        </w:rPr>
+      </w:pPr>
+      <w:r>
+        <w:rPr>
+          <w:rFonts w:ascii="Times New Roman" w:hAnsi="Times New Roman" w:cs="Times New Roman"/>
+          <w:color w:val="auto"/>
+        </w:rPr>
+        <w:fldChar w:fldCharType="end"/>
+      </w:r>
+    </w:p>
+    <w:p>
+      <w:pPr>
+        <w:pStyle w:val="Heading1"/>
+        <w:spacing w:before="400" w:after="200"/>
+        <w:rPr>
+          <w:rFonts w:ascii="Times New Roman" w:hAnsi="Times New Roman" w:cs="Times New Roman"/>
+          <w:color w:val="auto"/>
+        </w:rPr>
+      </w:pPr>
+    </w:p>
+    <w:p>
+      <w:pPr>
+        <w:pStyle w:val="Heading1"/>
+        <w:spacing w:before="400" w:after="200"/>
+        <w:rPr>
+          <w:rFonts w:ascii="Times New Roman" w:hAnsi="Times New Roman" w:cs="Times New Roman"/>
+          <w:color w:val="auto"/>
+        </w:rPr>
+      </w:pPr>
+      <w:bookmarkStart w:id="2" w:name="_Toc240885980"/>
+      <w:r>
+        <w:rPr>
+          <w:rFonts w:ascii="Times New Roman" w:hAnsi="Times New Roman" w:cs="Times New Roman"/>
+          <w:color w:val="auto"/>
+        </w:rPr>
+        <w:lastRenderedPageBreak/>
+        <w:t>1. Executive Summary</w:t>
+      </w:r>
+      <w:bookmarkEnd w:id="2"/>
+    </w:p>
+    <w:p>
+      <w:pPr>
+        <w:spacing w:after="200"/>
+        <w:rPr>
+          <w:rFonts w:ascii="Times New Roman" w:hAnsi="Times New Roman" w:cs="Times New Roman"/>
+        </w:rPr>
+      </w:pPr>
+      <w:r>
+        <w:rPr>
+          <w:rFonts w:ascii="Times New Roman" w:hAnsi="Times New Roman" w:cs="Times New Roman"/>
+        </w:rPr>
+        <w:t xml:space="preserve">This brief </w:t>
+      </w:r>
+      <w:proofErr w:type="spellStart"/>
+      <w:r>
+        <w:rPr>
+          <w:rFonts w:ascii="Times New Roman" w:hAnsi="Times New Roman" w:cs="Times New Roman"/>
+        </w:rPr>
+        <w:t>analyzes</w:t>
+      </w:r>
+      <w:proofErr w:type="spellEnd"/>
+      <w:r>
+        <w:rPr>
+          <w:rFonts w:ascii="Times New Roman" w:hAnsi="Times New Roman" w:cs="Times New Roman"/>
+        </w:rPr>
+        <w:t xml:space="preserve"> the 2024 Kenya Housing Survey (KNBS) at county level, covering home ownership and tenancy, housing quality and infrastructure access, awareness of housing programmes, and institutional/regulatory performance. The central finding has direct implications for how the Affordable Housing Programme should be targeted geographically.</w:t>
+      </w:r>
+    </w:p>
+    <w:p>
+      <w:pPr>
+        <w:spacing w:after="200"/>
+        <w:rPr>
+          <w:rFonts w:ascii="Times New Roman" w:hAnsi="Times New Roman" w:cs="Times New Roman"/>
+        </w:rPr>
+      </w:pPr>
+      <w:r>
+        <w:rPr>
+          <w:rFonts w:ascii="Times New Roman" w:hAnsi="Times New Roman" w:cs="Times New Roman"/>
+        </w:rPr>
+        <w:t>Counties with the highest homeownership rates tend to have the lowest housing quality scores (r = -0.84), while counties with a higher share of urban households tend to have the highest housing quality scores (r = 0.80). In practical terms: rural counties own more homes, but those homes and the services around them are less adequate; urban counties have better-serviced housing but far lower ownership, driven by high rental dependence.</w:t>
+      </w:r>
+    </w:p>
+    <w:p>
+      <w:pPr>
+        <w:spacing w:after="200"/>
+        <w:rPr>
+          <w:rFonts w:ascii="Times New Roman" w:hAnsi="Times New Roman" w:cs="Times New Roman"/>
+        </w:rPr>
+      </w:pPr>
+      <w:r>
+        <w:rPr>
+          <w:rFonts w:ascii="Times New Roman" w:hAnsi="Times New Roman" w:cs="Times New Roman"/>
+        </w:rPr>
+        <w:t>Key recommendations arising from this analysis:</w:t>
       </w:r>
     </w:p>
     <w:p>
@@ -121,9 +2125,15 @@
           <w:numId w:val="1"/>
         </w:numPr>
         <w:spacing w:after="100"/>
-      </w:pPr>
-      <w:r>
-        <w:t xml:space="preserve">1. Executive Summary</w:t>
+        <w:rPr>
+          <w:rFonts w:ascii="Times New Roman" w:hAnsi="Times New Roman" w:cs="Times New Roman"/>
+        </w:rPr>
+      </w:pPr>
+      <w:r>
+        <w:rPr>
+          <w:rFonts w:ascii="Times New Roman" w:hAnsi="Times New Roman" w:cs="Times New Roman"/>
+        </w:rPr>
+        <w:t>Target infrastructure investment (water, sanitation) at high-ownership, low-quality rural counties rather than ownership incentives, which are already high there.</w:t>
       </w:r>
     </w:p>
     <w:p>
@@ -134,9 +2144,15 @@
           <w:numId w:val="1"/>
         </w:numPr>
         <w:spacing w:after="100"/>
-      </w:pPr>
-      <w:r>
-        <w:t xml:space="preserve">2. Background and Methodology</w:t>
+        <w:rPr>
+          <w:rFonts w:ascii="Times New Roman" w:hAnsi="Times New Roman" w:cs="Times New Roman"/>
+        </w:rPr>
+      </w:pPr>
+      <w:r>
+        <w:rPr>
+          <w:rFonts w:ascii="Times New Roman" w:hAnsi="Times New Roman" w:cs="Times New Roman"/>
+        </w:rPr>
+        <w:t>Target affordability interventions (rent support, urban housing supply) at high-quality, low-ownership urban counties, where the constraint is cost, not infrastructure.</w:t>
       </w:r>
     </w:p>
     <w:p>
@@ -147,9 +2163,15 @@
           <w:numId w:val="1"/>
         </w:numPr>
         <w:spacing w:after="100"/>
-      </w:pPr>
-      <w:r>
-        <w:t xml:space="preserve">3. Key Finding: The Ownership-Quality Paradox</w:t>
+        <w:rPr>
+          <w:rFonts w:ascii="Times New Roman" w:hAnsi="Times New Roman" w:cs="Times New Roman"/>
+        </w:rPr>
+      </w:pPr>
+      <w:r>
+        <w:rPr>
+          <w:rFonts w:ascii="Times New Roman" w:hAnsi="Times New Roman" w:cs="Times New Roman"/>
+        </w:rPr>
+        <w:t>Prioritize Affordable Housing Programme awareness campaigns in the counties with the lowest measured awareness (as low as 4.8%), concentrated in northern and coastal counties.</w:t>
       </w:r>
     </w:p>
     <w:p>
@@ -160,9 +2182,88 @@
           <w:numId w:val="1"/>
         </w:numPr>
         <w:spacing w:after="100"/>
-      </w:pPr>
-      <w:r>
-        <w:t xml:space="preserve">4. Housing Quality: Best and Worst Served Counties</w:t>
+        <w:rPr>
+          <w:rFonts w:ascii="Times New Roman" w:hAnsi="Times New Roman" w:cs="Times New Roman"/>
+        </w:rPr>
+      </w:pPr>
+      <w:r>
+        <w:rPr>
+          <w:rFonts w:ascii="Times New Roman" w:hAnsi="Times New Roman" w:cs="Times New Roman"/>
+        </w:rPr>
+        <w:t>Investigate building-approval delays in counties taking up to 50 days, more than three times the national average of 16 days, as a possible barrier to formal housing development.</w:t>
+      </w:r>
+    </w:p>
+    <w:p>
+      <w:pPr>
+        <w:rPr>
+          <w:rFonts w:ascii="Times New Roman" w:hAnsi="Times New Roman" w:cs="Times New Roman"/>
+        </w:rPr>
+      </w:pPr>
+      <w:r>
+        <w:rPr>
+          <w:rFonts w:ascii="Times New Roman" w:hAnsi="Times New Roman" w:cs="Times New Roman"/>
+        </w:rPr>
+        <w:br w:type="page"/>
+      </w:r>
+    </w:p>
+    <w:p>
+      <w:pPr>
+        <w:pStyle w:val="Heading1"/>
+        <w:spacing w:before="400" w:after="200"/>
+        <w:rPr>
+          <w:rFonts w:ascii="Times New Roman" w:hAnsi="Times New Roman" w:cs="Times New Roman"/>
+          <w:color w:val="auto"/>
+        </w:rPr>
+      </w:pPr>
+      <w:bookmarkStart w:id="3" w:name="_Toc240885981"/>
+      <w:r>
+        <w:rPr>
+          <w:rFonts w:ascii="Times New Roman" w:hAnsi="Times New Roman" w:cs="Times New Roman"/>
+          <w:color w:val="auto"/>
+        </w:rPr>
+        <w:lastRenderedPageBreak/>
+        <w:t>2. Background and Methodology</w:t>
+      </w:r>
+      <w:bookmarkEnd w:id="3"/>
+    </w:p>
+    <w:p>
+      <w:pPr>
+        <w:spacing w:after="200"/>
+        <w:rPr>
+          <w:rFonts w:ascii="Times New Roman" w:hAnsi="Times New Roman" w:cs="Times New Roman"/>
+        </w:rPr>
+      </w:pPr>
+      <w:r>
+        <w:rPr>
+          <w:rFonts w:ascii="Times New Roman" w:hAnsi="Times New Roman" w:cs="Times New Roman"/>
+        </w:rPr>
+        <w:t xml:space="preserve">The Kenya Housing Survey 2024 is published by KNBS as a set of report-formatted workbooks (118 tables across 9 chapters made available for this analysis), designed for human reading rather than direct analysis. This brief is based on a data pipeline that converted all 118 tables into clean, tidy data </w:t>
+      </w:r>
+      <w:r>
+        <w:rPr>
+          <w:rFonts w:ascii="Times New Roman" w:hAnsi="Times New Roman" w:cs="Times New Roman"/>
+        </w:rPr>
+        <w:t>-</w:t>
+      </w:r>
+      <w:r>
+        <w:rPr>
+          <w:rFonts w:ascii="Times New Roman" w:hAnsi="Times New Roman" w:cs="Times New Roman"/>
+        </w:rPr>
+        <w:t xml:space="preserve"> full technical documentation is available in the accompanying GitHub repository.</w:t>
+      </w:r>
+    </w:p>
+    <w:p>
+      <w:pPr>
+        <w:spacing w:after="200"/>
+        <w:rPr>
+          <w:rFonts w:ascii="Times New Roman" w:hAnsi="Times New Roman" w:cs="Times New Roman"/>
+        </w:rPr>
+      </w:pPr>
+      <w:r>
+        <w:rPr>
+          <w:rFonts w:ascii="Times New Roman" w:hAnsi="Times New Roman" w:cs="Times New Roman"/>
+        </w:rPr>
+        <w:t>Two composite measures were constructed for this brief:</w:t>
       </w:r>
     </w:p>
     <w:p>
@@ -173,9 +2274,27 @@
           <w:numId w:val="1"/>
         </w:numPr>
         <w:spacing w:after="100"/>
-      </w:pPr>
-      <w:r>
-        <w:t xml:space="preserve">5. Rent Burden: Where Affordability Pressure Is Highest</w:t>
+        <w:rPr>
+          <w:rFonts w:ascii="Times New Roman" w:hAnsi="Times New Roman" w:cs="Times New Roman"/>
+        </w:rPr>
+      </w:pPr>
+      <w:r>
+        <w:rPr>
+          <w:rFonts w:ascii="Times New Roman" w:hAnsi="Times New Roman" w:cs="Times New Roman"/>
+        </w:rPr>
+        <w:t xml:space="preserve">Housing Affordability &amp; Quality Index (HAQI) </w:t>
+      </w:r>
+      <w:r>
+        <w:rPr>
+          <w:rFonts w:ascii="Times New Roman" w:hAnsi="Times New Roman" w:cs="Times New Roman"/>
+        </w:rPr>
+        <w:t>-</w:t>
+      </w:r>
+      <w:r>
+        <w:rPr>
+          <w:rFonts w:ascii="Times New Roman" w:hAnsi="Times New Roman" w:cs="Times New Roman"/>
+        </w:rPr>
+        <w:t xml:space="preserve"> a 0-100 score combining housing quality (35%), water access (20%), sanitation access (20%), and affordability, i.e. inverse rent burden (25%).</w:t>
       </w:r>
     </w:p>
     <w:p>
@@ -186,268 +2305,118 @@
           <w:numId w:val="1"/>
         </w:numPr>
         <w:spacing w:after="100"/>
-      </w:pPr>
-      <w:r>
-        <w:t xml:space="preserve">6. Water and Sanitation Access Gaps</w:t>
-      </w:r>
-    </w:p>
-    <w:p>
-      <w:pPr>
-        <w:pStyle w:val="ListParagraph"/>
-        <w:numPr>
-          <w:ilvl w:val="0"/>
-          <w:numId w:val="1"/>
-        </w:numPr>
-        <w:spacing w:after="100"/>
-      </w:pPr>
-      <w:r>
-        <w:t xml:space="preserve">7. Awareness of the Affordable Housing Programme</w:t>
-      </w:r>
-    </w:p>
-    <w:p>
-      <w:pPr>
-        <w:pStyle w:val="ListParagraph"/>
-        <w:numPr>
-          <w:ilvl w:val="0"/>
-          <w:numId w:val="1"/>
-        </w:numPr>
-        <w:spacing w:after="100"/>
-      </w:pPr>
-      <w:r>
-        <w:t xml:space="preserve">8. Institutional and Regulatory Performance</w:t>
-      </w:r>
-    </w:p>
-    <w:p>
-      <w:pPr>
-        <w:pStyle w:val="ListParagraph"/>
-        <w:numPr>
-          <w:ilvl w:val="0"/>
-          <w:numId w:val="1"/>
-        </w:numPr>
-        <w:spacing w:after="100"/>
-      </w:pPr>
-      <w:r>
-        <w:t xml:space="preserve">9. Composite Ranking: Housing Affordability &amp; Quality Index</w:t>
-      </w:r>
-    </w:p>
-    <w:p>
-      <w:pPr>
-        <w:pStyle w:val="ListParagraph"/>
-        <w:numPr>
-          <w:ilvl w:val="0"/>
-          <w:numId w:val="1"/>
-        </w:numPr>
-        <w:spacing w:after="100"/>
-      </w:pPr>
-      <w:r>
-        <w:t xml:space="preserve">10. Housing Finance Access — Estimated, Not Official Data</w:t>
-      </w:r>
-    </w:p>
-    <w:p>
-      <w:pPr>
-        <w:pStyle w:val="ListParagraph"/>
-        <w:numPr>
-          <w:ilvl w:val="0"/>
-          <w:numId w:val="1"/>
-        </w:numPr>
-        <w:spacing w:after="100"/>
-      </w:pPr>
-      <w:r>
-        <w:t xml:space="preserve">11. Summary of Recommendations</w:t>
-      </w:r>
-    </w:p>
-    <w:p>
-      <w:pPr>
-        <w:pStyle w:val="ListParagraph"/>
-        <w:numPr>
-          <w:ilvl w:val="0"/>
-          <w:numId w:val="1"/>
-        </w:numPr>
-        <w:spacing w:after="100"/>
-      </w:pPr>
-      <w:r>
-        <w:t xml:space="preserve">12. Data Sources and Limitations</w:t>
-      </w:r>
-    </w:p>
-    <w:p>
-      <w:r>
+        <w:rPr>
+          <w:rFonts w:ascii="Times New Roman" w:hAnsi="Times New Roman" w:cs="Times New Roman"/>
+        </w:rPr>
+      </w:pPr>
+      <w:r>
+        <w:rPr>
+          <w:rFonts w:ascii="Times New Roman" w:hAnsi="Times New Roman" w:cs="Times New Roman"/>
+        </w:rPr>
+        <w:t xml:space="preserve">Housing Finance Access </w:t>
+      </w:r>
+      <w:r>
+        <w:rPr>
+          <w:rFonts w:ascii="Times New Roman" w:hAnsi="Times New Roman" w:cs="Times New Roman"/>
+        </w:rPr>
+        <w:t>-</w:t>
+      </w:r>
+      <w:r>
+        <w:rPr>
+          <w:rFonts w:ascii="Times New Roman" w:hAnsi="Times New Roman" w:cs="Times New Roman"/>
+        </w:rPr>
+        <w:t xml:space="preserve"> ESTIMATED (0-100) </w:t>
+      </w:r>
+      <w:r>
+        <w:rPr>
+          <w:rFonts w:ascii="Times New Roman" w:hAnsi="Times New Roman" w:cs="Times New Roman"/>
+        </w:rPr>
+        <w:t>-</w:t>
+      </w:r>
+      <w:r>
+        <w:rPr>
+          <w:rFonts w:ascii="Times New Roman" w:hAnsi="Times New Roman" w:cs="Times New Roman"/>
+        </w:rPr>
+        <w:t xml:space="preserve"> see the dedicated caveat section below before using this figure for anything.</w:t>
+      </w:r>
+    </w:p>
+    <w:p>
+      <w:pPr>
+        <w:rPr>
+          <w:rFonts w:ascii="Times New Roman" w:hAnsi="Times New Roman" w:cs="Times New Roman"/>
+        </w:rPr>
+      </w:pPr>
+      <w:r>
+        <w:rPr>
+          <w:rFonts w:ascii="Times New Roman" w:hAnsi="Times New Roman" w:cs="Times New Roman"/>
+        </w:rPr>
         <w:br w:type="page"/>
       </w:r>
     </w:p>
     <w:p>
       <w:pPr>
         <w:pStyle w:val="Heading1"/>
-        <w:spacing w:after="200" w:before="400"/>
-      </w:pPr>
-      <w:r>
-        <w:t xml:space="preserve">1. Executive Summary</w:t>
-      </w:r>
+        <w:spacing w:before="400" w:after="200"/>
+        <w:rPr>
+          <w:rFonts w:ascii="Times New Roman" w:hAnsi="Times New Roman" w:cs="Times New Roman"/>
+          <w:color w:val="auto"/>
+        </w:rPr>
+      </w:pPr>
+      <w:bookmarkStart w:id="4" w:name="_Toc240885982"/>
+      <w:r>
+        <w:rPr>
+          <w:rFonts w:ascii="Times New Roman" w:hAnsi="Times New Roman" w:cs="Times New Roman"/>
+          <w:color w:val="auto"/>
+        </w:rPr>
+        <w:lastRenderedPageBreak/>
+        <w:t>3. Key Finding: The Ownership-Quality Paradox</w:t>
+      </w:r>
+      <w:bookmarkEnd w:id="4"/>
     </w:p>
     <w:p>
       <w:pPr>
         <w:spacing w:after="200"/>
-      </w:pPr>
-      <w:r>
-        <w:t xml:space="preserve">This brief analyzes the 2024 Kenya Housing Survey (KNBS) at county level, covering home ownership and tenancy, housing quality and infrastructure access, awareness of housing programmes, and institutional/regulatory performance. The central finding has direct implications for how the Affordable Housing Programme should be targeted geographically.</w:t>
-      </w:r>
-    </w:p>
-    <w:p>
-      <w:pPr>
-        <w:spacing w:after="200"/>
-      </w:pPr>
-      <w:r>
-        <w:t xml:space="preserve">Counties with the highest homeownership rates tend to have the lowest housing quality scores (r = -0.84), while counties with a higher share of urban households tend to have the highest housing quality scores (r = 0.80). In practical terms: rural counties own more homes, but those homes and the services around them are less adequate; urban counties have better-serviced housing but far lower ownership, driven by high rental dependence.</w:t>
-      </w:r>
-    </w:p>
-    <w:p>
-      <w:pPr>
-        <w:spacing w:after="200"/>
-      </w:pPr>
-      <w:r>
-        <w:t xml:space="preserve">Key recommendations arising from this analysis:</w:t>
-      </w:r>
-    </w:p>
-    <w:p>
-      <w:pPr>
-        <w:pStyle w:val="ListParagraph"/>
-        <w:numPr>
-          <w:ilvl w:val="0"/>
-          <w:numId w:val="1"/>
-        </w:numPr>
-        <w:spacing w:after="100"/>
-      </w:pPr>
-      <w:r>
-        <w:t xml:space="preserve">Target infrastructure investment (water, sanitation) at high-ownership, low-quality rural counties rather than ownership incentives, which are already high there.</w:t>
-      </w:r>
-    </w:p>
-    <w:p>
-      <w:pPr>
-        <w:pStyle w:val="ListParagraph"/>
-        <w:numPr>
-          <w:ilvl w:val="0"/>
-          <w:numId w:val="1"/>
-        </w:numPr>
-        <w:spacing w:after="100"/>
-      </w:pPr>
-      <w:r>
-        <w:t xml:space="preserve">Target affordability interventions (rent support, urban housing supply) at high-quality, low-ownership urban counties, where the constraint is cost, not infrastructure.</w:t>
-      </w:r>
-    </w:p>
-    <w:p>
-      <w:pPr>
-        <w:pStyle w:val="ListParagraph"/>
-        <w:numPr>
-          <w:ilvl w:val="0"/>
-          <w:numId w:val="1"/>
-        </w:numPr>
-        <w:spacing w:after="100"/>
-      </w:pPr>
-      <w:r>
-        <w:t xml:space="preserve">Prioritize Affordable Housing Programme awareness campaigns in the counties with the lowest measured awareness (as low as 4.8%), concentrated in northern and coastal counties.</w:t>
-      </w:r>
-    </w:p>
-    <w:p>
-      <w:pPr>
-        <w:pStyle w:val="ListParagraph"/>
-        <w:numPr>
-          <w:ilvl w:val="0"/>
-          <w:numId w:val="1"/>
-        </w:numPr>
-        <w:spacing w:after="100"/>
-      </w:pPr>
-      <w:r>
-        <w:t xml:space="preserve">Investigate building-approval delays in counties taking up to 50 days, more than three times the national average of 16 days, as a possible barrier to formal housing development.</w:t>
-      </w:r>
-    </w:p>
-    <w:p>
-      <w:r>
-        <w:br w:type="page"/>
-      </w:r>
-    </w:p>
-    <w:p>
-      <w:pPr>
-        <w:pStyle w:val="Heading1"/>
-        <w:spacing w:after="200" w:before="400"/>
-      </w:pPr>
-      <w:r>
-        <w:t xml:space="preserve">2. Background and Methodology</w:t>
-      </w:r>
-    </w:p>
-    <w:p>
-      <w:pPr>
-        <w:spacing w:after="200"/>
-      </w:pPr>
-      <w:r>
-        <w:t xml:space="preserve">The Kenya Housing Survey 2024 is published by KNBS as a set of report-formatted workbooks (118 tables across 9 chapters made available for this analysis), designed for human reading rather than direct analysis. This brief is based on a data pipeline that converted all 118 tables into clean, tidy data — full technical documentation is available in the accompanying GitHub repository.</w:t>
-      </w:r>
-    </w:p>
-    <w:p>
-      <w:pPr>
-        <w:spacing w:after="200"/>
-      </w:pPr>
-      <w:r>
-        <w:t xml:space="preserve">Two composite measures were constructed for this brief:</w:t>
-      </w:r>
-    </w:p>
-    <w:p>
-      <w:pPr>
-        <w:pStyle w:val="ListParagraph"/>
-        <w:numPr>
-          <w:ilvl w:val="0"/>
-          <w:numId w:val="1"/>
-        </w:numPr>
-        <w:spacing w:after="100"/>
-      </w:pPr>
-      <w:r>
-        <w:t xml:space="preserve">Housing Affordability &amp; Quality Index (HAQI) — a 0-100 score combining housing quality (35%), water access (20%), sanitation access (20%), and affordability, i.e. inverse rent burden (25%).</w:t>
-      </w:r>
-    </w:p>
-    <w:p>
-      <w:pPr>
-        <w:pStyle w:val="ListParagraph"/>
-        <w:numPr>
-          <w:ilvl w:val="0"/>
-          <w:numId w:val="1"/>
-        </w:numPr>
-        <w:spacing w:after="100"/>
-      </w:pPr>
-      <w:r>
-        <w:t xml:space="preserve">Housing Finance Access — ESTIMATED (0-100) — see the dedicated caveat section below before using this figure for anything.</w:t>
-      </w:r>
-    </w:p>
-    <w:p>
-      <w:r>
-        <w:br w:type="page"/>
-      </w:r>
-    </w:p>
-    <w:p>
-      <w:pPr>
-        <w:pStyle w:val="Heading1"/>
-        <w:spacing w:after="200" w:before="400"/>
-      </w:pPr>
-      <w:r>
-        <w:t xml:space="preserve">3. Key Finding: The Ownership-Quality Paradox</w:t>
-      </w:r>
-    </w:p>
-    <w:p>
-      <w:pPr>
-        <w:spacing w:after="200"/>
-      </w:pPr>
-      <w:r>
-        <w:t xml:space="preserve">Plotting homeownership rate against the housing quality index, and coloring by urban household share, shows a clear and consistent pattern across all 47 counties: high-ownership counties cluster toward low quality scores, and high-urban-share counties cluster toward high quality scores, independent of ownership rate.</w:t>
-      </w:r>
-    </w:p>
-    <w:p>
-      <w:pPr>
-        <w:spacing w:after="100" w:before="200"/>
+        <w:rPr>
+          <w:rFonts w:ascii="Times New Roman" w:hAnsi="Times New Roman" w:cs="Times New Roman"/>
+        </w:rPr>
+      </w:pPr>
+      <w:r>
+        <w:rPr>
+          <w:rFonts w:ascii="Times New Roman" w:hAnsi="Times New Roman" w:cs="Times New Roman"/>
+        </w:rPr>
+        <w:t xml:space="preserve">Plotting homeownership rate against the housing quality index, and </w:t>
+      </w:r>
+      <w:r>
+        <w:rPr>
+          <w:rFonts w:ascii="Times New Roman" w:hAnsi="Times New Roman" w:cs="Times New Roman"/>
+        </w:rPr>
+        <w:t>colouring</w:t>
+      </w:r>
+      <w:r>
+        <w:rPr>
+          <w:rFonts w:ascii="Times New Roman" w:hAnsi="Times New Roman" w:cs="Times New Roman"/>
+        </w:rPr>
+        <w:t xml:space="preserve"> by urban household share, shows a clear and consistent pattern across all 47 counties: high-ownership counties cluster toward low quality scores, and high-urban-share counties cluster toward high quality scores, independent of ownership rate.</w:t>
+      </w:r>
+    </w:p>
+    <w:p>
+      <w:pPr>
+        <w:spacing w:before="200" w:after="100"/>
         <w:jc w:val="center"/>
-      </w:pPr>
-      <w:r>
+        <w:rPr>
+          <w:rFonts w:ascii="Times New Roman" w:hAnsi="Times New Roman" w:cs="Times New Roman"/>
+        </w:rPr>
+      </w:pPr>
+      <w:r>
+        <w:rPr>
+          <w:rFonts w:ascii="Times New Roman" w:hAnsi="Times New Roman" w:cs="Times New Roman"/>
+          <w:noProof/>
+        </w:rPr>
         <w:drawing>
-          <wp:inline distT="0" distB="0" distL="0" distR="0">
+          <wp:inline distT="0" distB="0" distL="0" distR="0" wp14:anchorId="182050BF" wp14:editId="2AC67A8B">
             <wp:extent cx="4381500" cy="3771900"/>
-            <wp:effectExtent t="0" r="0" b="0" l="0"/>
-            <wp:docPr id="1" name="" descr="" title=""/>
+            <wp:effectExtent l="0" t="0" r="0" b="0"/>
+            <wp:docPr id="1" name="Picture 1"/>
             <wp:cNvGraphicFramePr>
               <a:graphicFrameLocks xmlns:a="http://schemas.openxmlformats.org/drawingml/2006/main" noChangeAspect="1"/>
             </wp:cNvGraphicFramePr>
@@ -455,13 +2424,13 @@
               <a:graphicData uri="http://schemas.openxmlformats.org/drawingml/2006/picture">
                 <pic:pic xmlns:pic="http://schemas.openxmlformats.org/drawingml/2006/picture">
                   <pic:nvPicPr>
-                    <pic:cNvPr id="0" name="" descr=""/>
+                    <pic:cNvPr id="0" name=""/>
                     <pic:cNvPicPr>
                       <a:picLocks noChangeAspect="1" noChangeArrowheads="1"/>
                     </pic:cNvPicPr>
                   </pic:nvPicPr>
                   <pic:blipFill>
-                    <a:blip r:embed="rId9" cstate="none"/>
+                    <a:blip r:embed="rId8"/>
                     <a:srcRect/>
                     <a:stretch>
                       <a:fillRect/>
@@ -485,56 +2454,278 @@
     </w:p>
     <w:p>
       <w:pPr>
-        <w:spacing w:after="300"/>
+        <w:pStyle w:val="Caption"/>
+        <w:rPr>
+          <w:rFonts w:ascii="Times New Roman" w:hAnsi="Times New Roman" w:cs="Times New Roman"/>
+          <w:color w:val="auto"/>
+        </w:rPr>
+      </w:pPr>
+      <w:r>
+        <w:rPr>
+          <w:rFonts w:ascii="Times New Roman" w:hAnsi="Times New Roman" w:cs="Times New Roman"/>
+          <w:color w:val="auto"/>
+        </w:rPr>
+        <w:t xml:space="preserve">                                   </w:t>
+      </w:r>
+      <w:bookmarkStart w:id="5" w:name="_Toc240885901"/>
+      <w:r>
+        <w:rPr>
+          <w:rFonts w:ascii="Times New Roman" w:hAnsi="Times New Roman" w:cs="Times New Roman"/>
+          <w:color w:val="auto"/>
+        </w:rPr>
+        <w:t xml:space="preserve">Figure </w:t>
+      </w:r>
+      <w:r>
+        <w:rPr>
+          <w:rFonts w:ascii="Times New Roman" w:hAnsi="Times New Roman" w:cs="Times New Roman"/>
+          <w:color w:val="auto"/>
+        </w:rPr>
+        <w:fldChar w:fldCharType="begin"/>
+      </w:r>
+      <w:r>
+        <w:rPr>
+          <w:rFonts w:ascii="Times New Roman" w:hAnsi="Times New Roman" w:cs="Times New Roman"/>
+          <w:color w:val="auto"/>
+        </w:rPr>
+        <w:instrText xml:space="preserve"> SEQ Figure \* ARABIC </w:instrText>
+      </w:r>
+      <w:r>
+        <w:rPr>
+          <w:rFonts w:ascii="Times New Roman" w:hAnsi="Times New Roman" w:cs="Times New Roman"/>
+          <w:color w:val="auto"/>
+        </w:rPr>
+        <w:fldChar w:fldCharType="separate"/>
+      </w:r>
+      <w:r>
+        <w:rPr>
+          <w:rFonts w:ascii="Times New Roman" w:hAnsi="Times New Roman" w:cs="Times New Roman"/>
+          <w:noProof/>
+          <w:color w:val="auto"/>
+        </w:rPr>
+        <w:t>1</w:t>
+      </w:r>
+      <w:r>
+        <w:rPr>
+          <w:rFonts w:ascii="Times New Roman" w:hAnsi="Times New Roman" w:cs="Times New Roman"/>
+          <w:color w:val="auto"/>
+        </w:rPr>
+        <w:fldChar w:fldCharType="end"/>
+      </w:r>
+      <w:r>
+        <w:rPr>
+          <w:rFonts w:ascii="Times New Roman" w:hAnsi="Times New Roman" w:cs="Times New Roman"/>
+          <w:color w:val="auto"/>
+        </w:rPr>
+        <w:t xml:space="preserve">. Homeownership rate vs. housing quality index, </w:t>
+      </w:r>
+      <w:proofErr w:type="spellStart"/>
+      <w:r>
+        <w:rPr>
+          <w:rFonts w:ascii="Times New Roman" w:hAnsi="Times New Roman" w:cs="Times New Roman"/>
+          <w:color w:val="auto"/>
+        </w:rPr>
+        <w:t>colored</w:t>
+      </w:r>
+      <w:proofErr w:type="spellEnd"/>
+      <w:r>
+        <w:rPr>
+          <w:rFonts w:ascii="Times New Roman" w:hAnsi="Times New Roman" w:cs="Times New Roman"/>
+          <w:color w:val="auto"/>
+        </w:rPr>
+        <w:t xml:space="preserve"> by urban household share.</w:t>
+      </w:r>
+      <w:bookmarkEnd w:id="5"/>
+    </w:p>
+    <w:p>
+      <w:pPr>
+        <w:spacing w:after="200"/>
+        <w:rPr>
+          <w:rFonts w:ascii="Times New Roman" w:hAnsi="Times New Roman" w:cs="Times New Roman"/>
+        </w:rPr>
+      </w:pPr>
+      <w:r>
+        <w:rPr>
+          <w:rFonts w:ascii="Times New Roman" w:hAnsi="Times New Roman" w:cs="Times New Roman"/>
+        </w:rPr>
+        <w:t xml:space="preserve">The five counties with the highest homeownership are </w:t>
+      </w:r>
+      <w:proofErr w:type="spellStart"/>
+      <w:r>
+        <w:rPr>
+          <w:rFonts w:ascii="Times New Roman" w:hAnsi="Times New Roman" w:cs="Times New Roman"/>
+        </w:rPr>
+        <w:t>Vihiga</w:t>
+      </w:r>
+      <w:proofErr w:type="spellEnd"/>
+      <w:r>
+        <w:rPr>
+          <w:rFonts w:ascii="Times New Roman" w:hAnsi="Times New Roman" w:cs="Times New Roman"/>
+        </w:rPr>
+        <w:t xml:space="preserve"> (92.5%), West Pokot (90.1%), </w:t>
+      </w:r>
+      <w:proofErr w:type="spellStart"/>
+      <w:r>
+        <w:rPr>
+          <w:rFonts w:ascii="Times New Roman" w:hAnsi="Times New Roman" w:cs="Times New Roman"/>
+        </w:rPr>
+        <w:t>Wajir</w:t>
+      </w:r>
+      <w:proofErr w:type="spellEnd"/>
+      <w:r>
+        <w:rPr>
+          <w:rFonts w:ascii="Times New Roman" w:hAnsi="Times New Roman" w:cs="Times New Roman"/>
+        </w:rPr>
+        <w:t xml:space="preserve"> (89.3%), </w:t>
+      </w:r>
+      <w:proofErr w:type="spellStart"/>
+      <w:r>
+        <w:rPr>
+          <w:rFonts w:ascii="Times New Roman" w:hAnsi="Times New Roman" w:cs="Times New Roman"/>
+        </w:rPr>
+        <w:t>Bomet</w:t>
+      </w:r>
+      <w:proofErr w:type="spellEnd"/>
+      <w:r>
+        <w:rPr>
+          <w:rFonts w:ascii="Times New Roman" w:hAnsi="Times New Roman" w:cs="Times New Roman"/>
+        </w:rPr>
+        <w:t xml:space="preserve"> (87.4%), and Turkana (86.7%) </w:t>
+      </w:r>
+      <w:r>
+        <w:rPr>
+          <w:rFonts w:ascii="Times New Roman" w:hAnsi="Times New Roman" w:cs="Times New Roman"/>
+        </w:rPr>
+        <w:t xml:space="preserve">- </w:t>
+      </w:r>
+      <w:r>
+        <w:rPr>
+          <w:rFonts w:ascii="Times New Roman" w:hAnsi="Times New Roman" w:cs="Times New Roman"/>
+        </w:rPr>
+        <w:t xml:space="preserve">all overwhelmingly rural. The five with the lowest are Nairobi (7.7%), Mombasa (23.5%), Kajiado (41.1%), </w:t>
+      </w:r>
+      <w:proofErr w:type="spellStart"/>
+      <w:r>
+        <w:rPr>
+          <w:rFonts w:ascii="Times New Roman" w:hAnsi="Times New Roman" w:cs="Times New Roman"/>
+        </w:rPr>
+        <w:t>Lamu</w:t>
+      </w:r>
+      <w:proofErr w:type="spellEnd"/>
+      <w:r>
+        <w:rPr>
+          <w:rFonts w:ascii="Times New Roman" w:hAnsi="Times New Roman" w:cs="Times New Roman"/>
+        </w:rPr>
+        <w:t xml:space="preserve"> (44.2%), and Kiambu (44.8%) </w:t>
+      </w:r>
+      <w:r>
+        <w:rPr>
+          <w:rFonts w:ascii="Times New Roman" w:hAnsi="Times New Roman" w:cs="Times New Roman"/>
+        </w:rPr>
+        <w:t>-</w:t>
+      </w:r>
+      <w:r>
+        <w:rPr>
+          <w:rFonts w:ascii="Times New Roman" w:hAnsi="Times New Roman" w:cs="Times New Roman"/>
+        </w:rPr>
+        <w:t xml:space="preserve"> Kenya's most urbanized counties.</w:t>
+      </w:r>
+    </w:p>
+    <w:p>
+      <w:pPr>
+        <w:spacing w:after="200"/>
+        <w:rPr>
+          <w:rFonts w:ascii="Times New Roman" w:hAnsi="Times New Roman" w:cs="Times New Roman"/>
+        </w:rPr>
+      </w:pPr>
+      <w:r>
+        <w:rPr>
+          <w:rFonts w:ascii="Times New Roman" w:hAnsi="Times New Roman" w:cs="Times New Roman"/>
+        </w:rPr>
+        <w:t xml:space="preserve">This is not a coincidence of the data </w:t>
+      </w:r>
+      <w:r>
+        <w:rPr>
+          <w:rFonts w:ascii="Times New Roman" w:hAnsi="Times New Roman" w:cs="Times New Roman"/>
+        </w:rPr>
+        <w:t>-</w:t>
+      </w:r>
+      <w:r>
+        <w:rPr>
+          <w:rFonts w:ascii="Times New Roman" w:hAnsi="Times New Roman" w:cs="Times New Roman"/>
+        </w:rPr>
+        <w:t xml:space="preserve"> it reflects a real structural pattern: rural households build or inherit homes on owned land but often lack access to piped water, improved sanitation, and formal utility connections, while urban households rent at much higher rates but benefit from denser infrastructure investment.</w:t>
+      </w:r>
+    </w:p>
+    <w:p>
+      <w:pPr>
+        <w:spacing w:after="200"/>
+        <w:rPr>
+          <w:rFonts w:ascii="Times New Roman" w:hAnsi="Times New Roman" w:cs="Times New Roman"/>
+        </w:rPr>
+      </w:pPr>
+    </w:p>
+    <w:p>
+      <w:pPr>
+        <w:spacing w:after="200"/>
+        <w:rPr>
+          <w:rFonts w:ascii="Times New Roman" w:hAnsi="Times New Roman" w:cs="Times New Roman"/>
+        </w:rPr>
+      </w:pPr>
+    </w:p>
+    <w:p>
+      <w:pPr>
+        <w:spacing w:after="200"/>
+        <w:rPr>
+          <w:rFonts w:ascii="Times New Roman" w:hAnsi="Times New Roman" w:cs="Times New Roman"/>
+        </w:rPr>
+      </w:pPr>
+    </w:p>
+    <w:p>
+      <w:pPr>
+        <w:spacing w:after="200"/>
+        <w:rPr>
+          <w:rFonts w:ascii="Times New Roman" w:hAnsi="Times New Roman" w:cs="Times New Roman"/>
+        </w:rPr>
+      </w:pPr>
+    </w:p>
+    <w:p>
+      <w:pPr>
+        <w:pStyle w:val="Heading1"/>
+        <w:spacing w:before="400" w:after="200"/>
+        <w:rPr>
+          <w:rFonts w:ascii="Times New Roman" w:hAnsi="Times New Roman" w:cs="Times New Roman"/>
+          <w:color w:val="auto"/>
+        </w:rPr>
+      </w:pPr>
+      <w:bookmarkStart w:id="6" w:name="_Toc240885983"/>
+      <w:r>
+        <w:rPr>
+          <w:rFonts w:ascii="Times New Roman" w:hAnsi="Times New Roman" w:cs="Times New Roman"/>
+          <w:color w:val="auto"/>
+        </w:rPr>
+        <w:lastRenderedPageBreak/>
+        <w:t>4. Housing Quality: Best and Worst Served Counties</w:t>
+      </w:r>
+      <w:bookmarkEnd w:id="6"/>
+    </w:p>
+    <w:p>
+      <w:pPr>
+        <w:spacing w:before="200" w:after="100"/>
         <w:jc w:val="center"/>
-      </w:pPr>
-      <w:r>
-        <w:rPr>
-          <w:i/>
-          <w:iCs/>
-          <w:color w:val="7A7A7A"/>
-          <w:sz w:val="18"/>
-          <w:szCs w:val="18"/>
-        </w:rPr>
-        <w:t xml:space="preserve">Figure 1. Homeownership rate vs. housing quality index, colored by urban household share.</w:t>
-      </w:r>
-    </w:p>
-    <w:p>
-      <w:pPr>
-        <w:spacing w:after="200"/>
-      </w:pPr>
-      <w:r>
-        <w:t xml:space="preserve">The five counties with the highest homeownership are Vihiga (92.5%), West Pokot (90.1%), Wajir (89.3%), Bomet (87.4%), and Turkana (86.7%) — all overwhelmingly rural. The five with the lowest are Nairobi (7.7%), Mombasa (23.5%), Kajiado (41.1%), Lamu (44.2%), and Kiambu (44.8%) — Kenya's most urbanized counties.</w:t>
-      </w:r>
-    </w:p>
-    <w:p>
-      <w:pPr>
-        <w:spacing w:after="200"/>
-      </w:pPr>
-      <w:r>
-        <w:t xml:space="preserve">This is not a coincidence of the data — it reflects a real structural pattern: rural households build or inherit homes on owned land but often lack access to piped water, improved sanitation, and formal utility connections, while urban households rent at much higher rates but benefit from denser infrastructure investment.</w:t>
-      </w:r>
-    </w:p>
-    <w:p>
-      <w:pPr>
-        <w:pStyle w:val="Heading1"/>
-        <w:spacing w:after="200" w:before="400"/>
-      </w:pPr>
-      <w:r>
-        <w:t xml:space="preserve">4. Housing Quality: Best and Worst Served Counties</w:t>
-      </w:r>
-    </w:p>
-    <w:p>
-      <w:pPr>
-        <w:spacing w:after="100" w:before="200"/>
-        <w:jc w:val="center"/>
-      </w:pPr>
-      <w:r>
+        <w:rPr>
+          <w:rFonts w:ascii="Times New Roman" w:hAnsi="Times New Roman" w:cs="Times New Roman"/>
+        </w:rPr>
+      </w:pPr>
+      <w:r>
+        <w:rPr>
+          <w:rFonts w:ascii="Times New Roman" w:hAnsi="Times New Roman" w:cs="Times New Roman"/>
+          <w:noProof/>
+        </w:rPr>
         <w:drawing>
-          <wp:inline distT="0" distB="0" distL="0" distR="0">
+          <wp:inline distT="0" distB="0" distL="0" distR="0" wp14:anchorId="1B57E118" wp14:editId="15630AD9">
             <wp:extent cx="4381500" cy="3771900"/>
-            <wp:effectExtent t="0" r="0" b="0" l="0"/>
-            <wp:docPr id="1" name="" descr="" title=""/>
+            <wp:effectExtent l="0" t="0" r="0" b="0"/>
+            <wp:docPr id="2" name="Picture 2"/>
             <wp:cNvGraphicFramePr>
               <a:graphicFrameLocks xmlns:a="http://schemas.openxmlformats.org/drawingml/2006/main" noChangeAspect="1"/>
             </wp:cNvGraphicFramePr>
@@ -542,13 +2733,13 @@
               <a:graphicData uri="http://schemas.openxmlformats.org/drawingml/2006/picture">
                 <pic:pic xmlns:pic="http://schemas.openxmlformats.org/drawingml/2006/picture">
                   <pic:nvPicPr>
-                    <pic:cNvPr id="0" name="" descr=""/>
+                    <pic:cNvPr id="0" name=""/>
                     <pic:cNvPicPr>
                       <a:picLocks noChangeAspect="1" noChangeArrowheads="1"/>
                     </pic:cNvPicPr>
                   </pic:nvPicPr>
                   <pic:blipFill>
-                    <a:blip r:embed="rId10" cstate="none"/>
+                    <a:blip r:embed="rId9"/>
                     <a:srcRect/>
                     <a:stretch>
                       <a:fillRect/>
@@ -572,31 +2763,77 @@
     </w:p>
     <w:p>
       <w:pPr>
-        <w:spacing w:after="300"/>
-        <w:jc w:val="center"/>
-      </w:pPr>
-      <w:r>
-        <w:rPr>
-          <w:i/>
-          <w:iCs/>
-          <w:color w:val="7A7A7A"/>
-          <w:sz w:val="18"/>
-          <w:szCs w:val="18"/>
-        </w:rPr>
-        <w:t xml:space="preserve">Figure 2. Top 10 vs. bottom 10 counties by housing quality index.</w:t>
-      </w:r>
+        <w:pStyle w:val="Caption"/>
+        <w:rPr>
+          <w:rFonts w:ascii="Times New Roman" w:hAnsi="Times New Roman" w:cs="Times New Roman"/>
+          <w:color w:val="auto"/>
+        </w:rPr>
+      </w:pPr>
+      <w:r>
+        <w:rPr>
+          <w:rFonts w:ascii="Times New Roman" w:hAnsi="Times New Roman" w:cs="Times New Roman"/>
+          <w:color w:val="auto"/>
+        </w:rPr>
+        <w:t xml:space="preserve">                                                          </w:t>
+      </w:r>
+      <w:bookmarkStart w:id="7" w:name="_Toc240885902"/>
+      <w:r>
+        <w:rPr>
+          <w:rFonts w:ascii="Times New Roman" w:hAnsi="Times New Roman" w:cs="Times New Roman"/>
+          <w:color w:val="auto"/>
+        </w:rPr>
+        <w:t xml:space="preserve">Figure </w:t>
+      </w:r>
+      <w:r>
+        <w:rPr>
+          <w:rFonts w:ascii="Times New Roman" w:hAnsi="Times New Roman" w:cs="Times New Roman"/>
+          <w:color w:val="auto"/>
+        </w:rPr>
+        <w:fldChar w:fldCharType="begin"/>
+      </w:r>
+      <w:r>
+        <w:rPr>
+          <w:rFonts w:ascii="Times New Roman" w:hAnsi="Times New Roman" w:cs="Times New Roman"/>
+          <w:color w:val="auto"/>
+        </w:rPr>
+        <w:instrText xml:space="preserve"> SEQ Figure \* ARABIC </w:instrText>
+      </w:r>
+      <w:r>
+        <w:rPr>
+          <w:rFonts w:ascii="Times New Roman" w:hAnsi="Times New Roman" w:cs="Times New Roman"/>
+          <w:color w:val="auto"/>
+        </w:rPr>
+        <w:fldChar w:fldCharType="separate"/>
+      </w:r>
+      <w:r>
+        <w:rPr>
+          <w:rFonts w:ascii="Times New Roman" w:hAnsi="Times New Roman" w:cs="Times New Roman"/>
+          <w:noProof/>
+          <w:color w:val="auto"/>
+        </w:rPr>
+        <w:t>2</w:t>
+      </w:r>
+      <w:r>
+        <w:rPr>
+          <w:rFonts w:ascii="Times New Roman" w:hAnsi="Times New Roman" w:cs="Times New Roman"/>
+          <w:color w:val="auto"/>
+        </w:rPr>
+        <w:fldChar w:fldCharType="end"/>
+      </w:r>
+      <w:r>
+        <w:rPr>
+          <w:rFonts w:ascii="Times New Roman" w:hAnsi="Times New Roman" w:cs="Times New Roman"/>
+          <w:color w:val="auto"/>
+        </w:rPr>
+        <w:t>. Top 10 vs. bottom 10 counties by housing quality index.</w:t>
+      </w:r>
+      <w:bookmarkEnd w:id="7"/>
     </w:p>
     <w:tbl>
       <w:tblPr>
-        <w:tblW w:type="dxa" w:w="7600"/>
-        <w:tblBorders>
-          <w:top w:val="single" w:color="auto" w:sz="4"/>
-          <w:left w:val="single" w:color="auto" w:sz="4"/>
-          <w:bottom w:val="single" w:color="auto" w:sz="4"/>
-          <w:right w:val="single" w:color="auto" w:sz="4"/>
-          <w:insideH w:val="single" w:color="auto" w:sz="4"/>
-          <w:insideV w:val="single" w:color="auto" w:sz="4"/>
-        </w:tblBorders>
+        <w:tblStyle w:val="TableGridLight"/>
+        <w:tblW w:w="7600" w:type="dxa"/>
+        <w:tblLook w:val="04A0" w:firstRow="1" w:lastRow="0" w:firstColumn="1" w:lastColumn="0" w:noHBand="0" w:noVBand="1"/>
       </w:tblPr>
       <w:tblGrid>
         <w:gridCol w:w="2500"/>
@@ -607,77 +2844,89 @@
       <w:tr>
         <w:tc>
           <w:tcPr>
-            <w:tcW w:type="dxa" w:w="2500"/>
-            <w:shd w:fill="1D428A" w:color="auto" w:val="clear"/>
-            <w:vAlign w:val="center"/>
+            <w:tcW w:w="2500" w:type="dxa"/>
           </w:tcPr>
           <w:p>
-            <w:r>
-              <w:rPr>
+            <w:pPr>
+              <w:rPr>
+                <w:rFonts w:ascii="Times New Roman" w:hAnsi="Times New Roman" w:cs="Times New Roman"/>
+              </w:rPr>
+            </w:pPr>
+            <w:r>
+              <w:rPr>
+                <w:rFonts w:ascii="Times New Roman" w:hAnsi="Times New Roman" w:cs="Times New Roman"/>
                 <w:b/>
                 <w:bCs/>
-                <w:color w:val="FFFFFF"/>
                 <w:sz w:val="20"/>
                 <w:szCs w:val="20"/>
               </w:rPr>
-              <w:t xml:space="preserve">Best served (quality index)</w:t>
+              <w:t>Best served (quality index)</w:t>
             </w:r>
           </w:p>
         </w:tc>
         <w:tc>
           <w:tcPr>
-            <w:tcW w:type="dxa" w:w="1300"/>
-            <w:shd w:fill="1D428A" w:color="auto" w:val="clear"/>
-            <w:vAlign w:val="center"/>
+            <w:tcW w:w="1300" w:type="dxa"/>
           </w:tcPr>
           <w:p>
-            <w:r>
-              <w:rPr>
+            <w:pPr>
+              <w:rPr>
+                <w:rFonts w:ascii="Times New Roman" w:hAnsi="Times New Roman" w:cs="Times New Roman"/>
+              </w:rPr>
+            </w:pPr>
+            <w:r>
+              <w:rPr>
+                <w:rFonts w:ascii="Times New Roman" w:hAnsi="Times New Roman" w:cs="Times New Roman"/>
                 <w:b/>
                 <w:bCs/>
-                <w:color w:val="FFFFFF"/>
                 <w:sz w:val="20"/>
                 <w:szCs w:val="20"/>
               </w:rPr>
-              <w:t xml:space="preserve">Score</w:t>
+              <w:t>Score</w:t>
             </w:r>
           </w:p>
         </w:tc>
         <w:tc>
           <w:tcPr>
-            <w:tcW w:type="dxa" w:w="2500"/>
-            <w:shd w:fill="1D428A" w:color="auto" w:val="clear"/>
-            <w:vAlign w:val="center"/>
+            <w:tcW w:w="2500" w:type="dxa"/>
           </w:tcPr>
           <w:p>
-            <w:r>
-              <w:rPr>
+            <w:pPr>
+              <w:rPr>
+                <w:rFonts w:ascii="Times New Roman" w:hAnsi="Times New Roman" w:cs="Times New Roman"/>
+              </w:rPr>
+            </w:pPr>
+            <w:r>
+              <w:rPr>
+                <w:rFonts w:ascii="Times New Roman" w:hAnsi="Times New Roman" w:cs="Times New Roman"/>
                 <w:b/>
                 <w:bCs/>
-                <w:color w:val="FFFFFF"/>
                 <w:sz w:val="20"/>
                 <w:szCs w:val="20"/>
               </w:rPr>
-              <w:t xml:space="preserve">Least served (quality index)</w:t>
+              <w:t>Least served (quality index)</w:t>
             </w:r>
           </w:p>
         </w:tc>
         <w:tc>
           <w:tcPr>
-            <w:tcW w:type="dxa" w:w="1300"/>
-            <w:shd w:fill="1D428A" w:color="auto" w:val="clear"/>
-            <w:vAlign w:val="center"/>
+            <w:tcW w:w="1300" w:type="dxa"/>
           </w:tcPr>
           <w:p>
-            <w:r>
-              <w:rPr>
+            <w:pPr>
+              <w:rPr>
+                <w:rFonts w:ascii="Times New Roman" w:hAnsi="Times New Roman" w:cs="Times New Roman"/>
+              </w:rPr>
+            </w:pPr>
+            <w:r>
+              <w:rPr>
+                <w:rFonts w:ascii="Times New Roman" w:hAnsi="Times New Roman" w:cs="Times New Roman"/>
                 <w:b/>
                 <w:bCs/>
-                <w:color w:val="FFFFFF"/>
                 <w:sz w:val="20"/>
                 <w:szCs w:val="20"/>
               </w:rPr>
-              <w:t xml:space="preserve">Score</w:t>
+              <w:t>Score</w:t>
             </w:r>
           </w:p>
         </w:tc>
@@ -685,57 +2934,81 @@
       <w:tr>
         <w:tc>
           <w:tcPr>
-            <w:tcW w:type="dxa" w:w="2500"/>
+            <w:tcW w:w="2500" w:type="dxa"/>
           </w:tcPr>
           <w:p>
-            <w:r>
-              <w:rPr>
+            <w:pPr>
+              <w:rPr>
+                <w:rFonts w:ascii="Times New Roman" w:hAnsi="Times New Roman" w:cs="Times New Roman"/>
+              </w:rPr>
+            </w:pPr>
+            <w:r>
+              <w:rPr>
+                <w:rFonts w:ascii="Times New Roman" w:hAnsi="Times New Roman" w:cs="Times New Roman"/>
                 <w:sz w:val="20"/>
                 <w:szCs w:val="20"/>
               </w:rPr>
-              <w:t xml:space="preserve">Nairobi</w:t>
+              <w:t>Nairobi</w:t>
             </w:r>
           </w:p>
         </w:tc>
         <w:tc>
           <w:tcPr>
-            <w:tcW w:type="dxa" w:w="1300"/>
+            <w:tcW w:w="1300" w:type="dxa"/>
           </w:tcPr>
           <w:p>
-            <w:r>
-              <w:rPr>
+            <w:pPr>
+              <w:rPr>
+                <w:rFonts w:ascii="Times New Roman" w:hAnsi="Times New Roman" w:cs="Times New Roman"/>
+              </w:rPr>
+            </w:pPr>
+            <w:r>
+              <w:rPr>
+                <w:rFonts w:ascii="Times New Roman" w:hAnsi="Times New Roman" w:cs="Times New Roman"/>
                 <w:sz w:val="20"/>
                 <w:szCs w:val="20"/>
               </w:rPr>
-              <w:t xml:space="preserve">51.8%</w:t>
+              <w:t>51.8%</w:t>
             </w:r>
           </w:p>
         </w:tc>
         <w:tc>
           <w:tcPr>
-            <w:tcW w:type="dxa" w:w="2500"/>
+            <w:tcW w:w="2500" w:type="dxa"/>
           </w:tcPr>
           <w:p>
-            <w:r>
-              <w:rPr>
+            <w:pPr>
+              <w:rPr>
+                <w:rFonts w:ascii="Times New Roman" w:hAnsi="Times New Roman" w:cs="Times New Roman"/>
+              </w:rPr>
+            </w:pPr>
+            <w:r>
+              <w:rPr>
+                <w:rFonts w:ascii="Times New Roman" w:hAnsi="Times New Roman" w:cs="Times New Roman"/>
                 <w:sz w:val="20"/>
                 <w:szCs w:val="20"/>
               </w:rPr>
-              <w:t xml:space="preserve">Mandera</w:t>
+              <w:t>Mandera</w:t>
             </w:r>
           </w:p>
         </w:tc>
         <w:tc>
           <w:tcPr>
-            <w:tcW w:type="dxa" w:w="1300"/>
+            <w:tcW w:w="1300" w:type="dxa"/>
           </w:tcPr>
           <w:p>
-            <w:r>
-              <w:rPr>
+            <w:pPr>
+              <w:rPr>
+                <w:rFonts w:ascii="Times New Roman" w:hAnsi="Times New Roman" w:cs="Times New Roman"/>
+              </w:rPr>
+            </w:pPr>
+            <w:r>
+              <w:rPr>
+                <w:rFonts w:ascii="Times New Roman" w:hAnsi="Times New Roman" w:cs="Times New Roman"/>
                 <w:sz w:val="20"/>
                 <w:szCs w:val="20"/>
               </w:rPr>
-              <w:t xml:space="preserve">0.1%</w:t>
+              <w:t>0.1%</w:t>
             </w:r>
           </w:p>
         </w:tc>
@@ -743,57 +3016,83 @@
       <w:tr>
         <w:tc>
           <w:tcPr>
-            <w:tcW w:type="dxa" w:w="2500"/>
+            <w:tcW w:w="2500" w:type="dxa"/>
           </w:tcPr>
           <w:p>
-            <w:r>
-              <w:rPr>
+            <w:pPr>
+              <w:rPr>
+                <w:rFonts w:ascii="Times New Roman" w:hAnsi="Times New Roman" w:cs="Times New Roman"/>
+              </w:rPr>
+            </w:pPr>
+            <w:r>
+              <w:rPr>
+                <w:rFonts w:ascii="Times New Roman" w:hAnsi="Times New Roman" w:cs="Times New Roman"/>
                 <w:sz w:val="20"/>
                 <w:szCs w:val="20"/>
               </w:rPr>
-              <w:t xml:space="preserve">Kiambu</w:t>
+              <w:t>Kiambu</w:t>
             </w:r>
           </w:p>
         </w:tc>
         <w:tc>
           <w:tcPr>
-            <w:tcW w:type="dxa" w:w="1300"/>
+            <w:tcW w:w="1300" w:type="dxa"/>
           </w:tcPr>
           <w:p>
-            <w:r>
-              <w:rPr>
+            <w:pPr>
+              <w:rPr>
+                <w:rFonts w:ascii="Times New Roman" w:hAnsi="Times New Roman" w:cs="Times New Roman"/>
+              </w:rPr>
+            </w:pPr>
+            <w:r>
+              <w:rPr>
+                <w:rFonts w:ascii="Times New Roman" w:hAnsi="Times New Roman" w:cs="Times New Roman"/>
                 <w:sz w:val="20"/>
                 <w:szCs w:val="20"/>
               </w:rPr>
-              <w:t xml:space="preserve">45.5%</w:t>
+              <w:t>45.5%</w:t>
             </w:r>
           </w:p>
         </w:tc>
         <w:tc>
           <w:tcPr>
-            <w:tcW w:type="dxa" w:w="2500"/>
+            <w:tcW w:w="2500" w:type="dxa"/>
           </w:tcPr>
           <w:p>
-            <w:r>
-              <w:rPr>
+            <w:pPr>
+              <w:rPr>
+                <w:rFonts w:ascii="Times New Roman" w:hAnsi="Times New Roman" w:cs="Times New Roman"/>
+              </w:rPr>
+            </w:pPr>
+            <w:proofErr w:type="spellStart"/>
+            <w:r>
+              <w:rPr>
+                <w:rFonts w:ascii="Times New Roman" w:hAnsi="Times New Roman" w:cs="Times New Roman"/>
                 <w:sz w:val="20"/>
                 <w:szCs w:val="20"/>
               </w:rPr>
-              <w:t xml:space="preserve">Wajir</w:t>
-            </w:r>
+              <w:t>Wajir</w:t>
+            </w:r>
+            <w:proofErr w:type="spellEnd"/>
           </w:p>
         </w:tc>
         <w:tc>
           <w:tcPr>
-            <w:tcW w:type="dxa" w:w="1300"/>
+            <w:tcW w:w="1300" w:type="dxa"/>
           </w:tcPr>
           <w:p>
-            <w:r>
-              <w:rPr>
+            <w:pPr>
+              <w:rPr>
+                <w:rFonts w:ascii="Times New Roman" w:hAnsi="Times New Roman" w:cs="Times New Roman"/>
+              </w:rPr>
+            </w:pPr>
+            <w:r>
+              <w:rPr>
+                <w:rFonts w:ascii="Times New Roman" w:hAnsi="Times New Roman" w:cs="Times New Roman"/>
                 <w:sz w:val="20"/>
                 <w:szCs w:val="20"/>
               </w:rPr>
-              <w:t xml:space="preserve">1.4%</w:t>
+              <w:t>1.4%</w:t>
             </w:r>
           </w:p>
         </w:tc>
@@ -801,57 +3100,83 @@
       <w:tr>
         <w:tc>
           <w:tcPr>
-            <w:tcW w:type="dxa" w:w="2500"/>
+            <w:tcW w:w="2500" w:type="dxa"/>
           </w:tcPr>
           <w:p>
-            <w:r>
-              <w:rPr>
+            <w:pPr>
+              <w:rPr>
+                <w:rFonts w:ascii="Times New Roman" w:hAnsi="Times New Roman" w:cs="Times New Roman"/>
+              </w:rPr>
+            </w:pPr>
+            <w:r>
+              <w:rPr>
+                <w:rFonts w:ascii="Times New Roman" w:hAnsi="Times New Roman" w:cs="Times New Roman"/>
                 <w:sz w:val="20"/>
                 <w:szCs w:val="20"/>
               </w:rPr>
-              <w:t xml:space="preserve">Mombasa</w:t>
+              <w:t>Mombasa</w:t>
             </w:r>
           </w:p>
         </w:tc>
         <w:tc>
           <w:tcPr>
-            <w:tcW w:type="dxa" w:w="1300"/>
+            <w:tcW w:w="1300" w:type="dxa"/>
           </w:tcPr>
           <w:p>
-            <w:r>
-              <w:rPr>
+            <w:pPr>
+              <w:rPr>
+                <w:rFonts w:ascii="Times New Roman" w:hAnsi="Times New Roman" w:cs="Times New Roman"/>
+              </w:rPr>
+            </w:pPr>
+            <w:r>
+              <w:rPr>
+                <w:rFonts w:ascii="Times New Roman" w:hAnsi="Times New Roman" w:cs="Times New Roman"/>
                 <w:sz w:val="20"/>
                 <w:szCs w:val="20"/>
               </w:rPr>
-              <w:t xml:space="preserve">37.6%</w:t>
+              <w:t>37.6%</w:t>
             </w:r>
           </w:p>
         </w:tc>
         <w:tc>
           <w:tcPr>
-            <w:tcW w:type="dxa" w:w="2500"/>
+            <w:tcW w:w="2500" w:type="dxa"/>
           </w:tcPr>
           <w:p>
-            <w:r>
-              <w:rPr>
+            <w:pPr>
+              <w:rPr>
+                <w:rFonts w:ascii="Times New Roman" w:hAnsi="Times New Roman" w:cs="Times New Roman"/>
+              </w:rPr>
+            </w:pPr>
+            <w:proofErr w:type="spellStart"/>
+            <w:r>
+              <w:rPr>
+                <w:rFonts w:ascii="Times New Roman" w:hAnsi="Times New Roman" w:cs="Times New Roman"/>
                 <w:sz w:val="20"/>
                 <w:szCs w:val="20"/>
               </w:rPr>
-              <w:t xml:space="preserve">Marsabit</w:t>
-            </w:r>
+              <w:t>Marsabit</w:t>
+            </w:r>
+            <w:proofErr w:type="spellEnd"/>
           </w:p>
         </w:tc>
         <w:tc>
           <w:tcPr>
-            <w:tcW w:type="dxa" w:w="1300"/>
+            <w:tcW w:w="1300" w:type="dxa"/>
           </w:tcPr>
           <w:p>
-            <w:r>
-              <w:rPr>
+            <w:pPr>
+              <w:rPr>
+                <w:rFonts w:ascii="Times New Roman" w:hAnsi="Times New Roman" w:cs="Times New Roman"/>
+              </w:rPr>
+            </w:pPr>
+            <w:r>
+              <w:rPr>
+                <w:rFonts w:ascii="Times New Roman" w:hAnsi="Times New Roman" w:cs="Times New Roman"/>
                 <w:sz w:val="20"/>
                 <w:szCs w:val="20"/>
               </w:rPr>
-              <w:t xml:space="preserve">1.5%</w:t>
+              <w:t>1.5%</w:t>
             </w:r>
           </w:p>
         </w:tc>
@@ -859,57 +3184,81 @@
       <w:tr>
         <w:tc>
           <w:tcPr>
-            <w:tcW w:type="dxa" w:w="2500"/>
+            <w:tcW w:w="2500" w:type="dxa"/>
           </w:tcPr>
           <w:p>
-            <w:r>
-              <w:rPr>
+            <w:pPr>
+              <w:rPr>
+                <w:rFonts w:ascii="Times New Roman" w:hAnsi="Times New Roman" w:cs="Times New Roman"/>
+              </w:rPr>
+            </w:pPr>
+            <w:r>
+              <w:rPr>
+                <w:rFonts w:ascii="Times New Roman" w:hAnsi="Times New Roman" w:cs="Times New Roman"/>
                 <w:sz w:val="20"/>
                 <w:szCs w:val="20"/>
               </w:rPr>
-              <w:t xml:space="preserve">Kajiado</w:t>
+              <w:t>Kajiado</w:t>
             </w:r>
           </w:p>
         </w:tc>
         <w:tc>
           <w:tcPr>
-            <w:tcW w:type="dxa" w:w="1300"/>
+            <w:tcW w:w="1300" w:type="dxa"/>
           </w:tcPr>
           <w:p>
-            <w:r>
-              <w:rPr>
+            <w:pPr>
+              <w:rPr>
+                <w:rFonts w:ascii="Times New Roman" w:hAnsi="Times New Roman" w:cs="Times New Roman"/>
+              </w:rPr>
+            </w:pPr>
+            <w:r>
+              <w:rPr>
+                <w:rFonts w:ascii="Times New Roman" w:hAnsi="Times New Roman" w:cs="Times New Roman"/>
                 <w:sz w:val="20"/>
                 <w:szCs w:val="20"/>
               </w:rPr>
-              <w:t xml:space="preserve">36.4%</w:t>
+              <w:t>36.4%</w:t>
             </w:r>
           </w:p>
         </w:tc>
         <w:tc>
           <w:tcPr>
-            <w:tcW w:type="dxa" w:w="2500"/>
+            <w:tcW w:w="2500" w:type="dxa"/>
           </w:tcPr>
           <w:p>
-            <w:r>
-              <w:rPr>
+            <w:pPr>
+              <w:rPr>
+                <w:rFonts w:ascii="Times New Roman" w:hAnsi="Times New Roman" w:cs="Times New Roman"/>
+              </w:rPr>
+            </w:pPr>
+            <w:r>
+              <w:rPr>
+                <w:rFonts w:ascii="Times New Roman" w:hAnsi="Times New Roman" w:cs="Times New Roman"/>
                 <w:sz w:val="20"/>
                 <w:szCs w:val="20"/>
               </w:rPr>
-              <w:t xml:space="preserve">Turkana</w:t>
+              <w:t>Turkana</w:t>
             </w:r>
           </w:p>
         </w:tc>
         <w:tc>
           <w:tcPr>
-            <w:tcW w:type="dxa" w:w="1300"/>
+            <w:tcW w:w="1300" w:type="dxa"/>
           </w:tcPr>
           <w:p>
-            <w:r>
-              <w:rPr>
+            <w:pPr>
+              <w:rPr>
+                <w:rFonts w:ascii="Times New Roman" w:hAnsi="Times New Roman" w:cs="Times New Roman"/>
+              </w:rPr>
+            </w:pPr>
+            <w:r>
+              <w:rPr>
+                <w:rFonts w:ascii="Times New Roman" w:hAnsi="Times New Roman" w:cs="Times New Roman"/>
                 <w:sz w:val="20"/>
                 <w:szCs w:val="20"/>
               </w:rPr>
-              <w:t xml:space="preserve">1.6%</w:t>
+              <w:t>1.6%</w:t>
             </w:r>
           </w:p>
         </w:tc>
@@ -917,57 +3266,91 @@
       <w:tr>
         <w:tc>
           <w:tcPr>
-            <w:tcW w:type="dxa" w:w="2500"/>
+            <w:tcW w:w="2500" w:type="dxa"/>
           </w:tcPr>
           <w:p>
-            <w:r>
-              <w:rPr>
+            <w:pPr>
+              <w:rPr>
+                <w:rFonts w:ascii="Times New Roman" w:hAnsi="Times New Roman" w:cs="Times New Roman"/>
+              </w:rPr>
+            </w:pPr>
+            <w:proofErr w:type="spellStart"/>
+            <w:r>
+              <w:rPr>
+                <w:rFonts w:ascii="Times New Roman" w:hAnsi="Times New Roman" w:cs="Times New Roman"/>
                 <w:sz w:val="20"/>
                 <w:szCs w:val="20"/>
               </w:rPr>
-              <w:t xml:space="preserve">Uasin Gishu</w:t>
+              <w:t>Uasin</w:t>
+            </w:r>
+            <w:proofErr w:type="spellEnd"/>
+            <w:r>
+              <w:rPr>
+                <w:rFonts w:ascii="Times New Roman" w:hAnsi="Times New Roman" w:cs="Times New Roman"/>
+                <w:sz w:val="20"/>
+                <w:szCs w:val="20"/>
+              </w:rPr>
+              <w:t xml:space="preserve"> Gishu</w:t>
             </w:r>
           </w:p>
         </w:tc>
         <w:tc>
           <w:tcPr>
-            <w:tcW w:type="dxa" w:w="1300"/>
+            <w:tcW w:w="1300" w:type="dxa"/>
           </w:tcPr>
           <w:p>
-            <w:r>
-              <w:rPr>
+            <w:pPr>
+              <w:rPr>
+                <w:rFonts w:ascii="Times New Roman" w:hAnsi="Times New Roman" w:cs="Times New Roman"/>
+              </w:rPr>
+            </w:pPr>
+            <w:r>
+              <w:rPr>
+                <w:rFonts w:ascii="Times New Roman" w:hAnsi="Times New Roman" w:cs="Times New Roman"/>
                 <w:sz w:val="20"/>
                 <w:szCs w:val="20"/>
               </w:rPr>
-              <w:t xml:space="preserve">28.6%</w:t>
+              <w:t>28.6%</w:t>
             </w:r>
           </w:p>
         </w:tc>
         <w:tc>
           <w:tcPr>
-            <w:tcW w:type="dxa" w:w="2500"/>
+            <w:tcW w:w="2500" w:type="dxa"/>
           </w:tcPr>
           <w:p>
-            <w:r>
-              <w:rPr>
+            <w:pPr>
+              <w:rPr>
+                <w:rFonts w:ascii="Times New Roman" w:hAnsi="Times New Roman" w:cs="Times New Roman"/>
+              </w:rPr>
+            </w:pPr>
+            <w:r>
+              <w:rPr>
+                <w:rFonts w:ascii="Times New Roman" w:hAnsi="Times New Roman" w:cs="Times New Roman"/>
                 <w:sz w:val="20"/>
                 <w:szCs w:val="20"/>
               </w:rPr>
-              <w:t xml:space="preserve">Garissa</w:t>
+              <w:t>Garissa</w:t>
             </w:r>
           </w:p>
         </w:tc>
         <w:tc>
           <w:tcPr>
-            <w:tcW w:type="dxa" w:w="1300"/>
+            <w:tcW w:w="1300" w:type="dxa"/>
           </w:tcPr>
           <w:p>
-            <w:r>
-              <w:rPr>
+            <w:pPr>
+              <w:rPr>
+                <w:rFonts w:ascii="Times New Roman" w:hAnsi="Times New Roman" w:cs="Times New Roman"/>
+              </w:rPr>
+            </w:pPr>
+            <w:r>
+              <w:rPr>
+                <w:rFonts w:ascii="Times New Roman" w:hAnsi="Times New Roman" w:cs="Times New Roman"/>
                 <w:sz w:val="20"/>
                 <w:szCs w:val="20"/>
               </w:rPr>
-              <w:t xml:space="preserve">2.2%</w:t>
+              <w:t>2.2%</w:t>
             </w:r>
           </w:p>
         </w:tc>
@@ -976,44 +3359,128 @@
     <w:p>
       <w:pPr>
         <w:spacing w:after="200"/>
-      </w:pPr>
-      <w:r>
-        <w:t xml:space="preserve"/>
-      </w:r>
+        <w:rPr>
+          <w:rFonts w:ascii="Times New Roman" w:hAnsi="Times New Roman" w:cs="Times New Roman"/>
+        </w:rPr>
+      </w:pPr>
     </w:p>
     <w:p>
       <w:pPr>
         <w:spacing w:after="200"/>
-      </w:pPr>
-      <w:r>
-        <w:t xml:space="preserve">The gap is stark: Nairobi's quality index (51.8%) is roughly 500 times Mandera's (0.1%). The five least-served counties — Mandera, Wajir, Marsabit, Turkana, Garissa — are all in Kenya's arid and semi-arid north, pointing to a clear geographic priority zone for infrastructure investment independent of any housing programme.</w:t>
-      </w:r>
-    </w:p>
-    <w:p>
-      <w:r>
+        <w:rPr>
+          <w:rFonts w:ascii="Times New Roman" w:hAnsi="Times New Roman" w:cs="Times New Roman"/>
+        </w:rPr>
+      </w:pPr>
+      <w:r>
+        <w:rPr>
+          <w:rFonts w:ascii="Times New Roman" w:hAnsi="Times New Roman" w:cs="Times New Roman"/>
+        </w:rPr>
+        <w:t xml:space="preserve">The gap is stark: Nairobi's quality index (51.8%) is roughly 500 times Mandera's (0.1%). The five least-served counties </w:t>
+      </w:r>
+      <w:r>
+        <w:rPr>
+          <w:rFonts w:ascii="Times New Roman" w:hAnsi="Times New Roman" w:cs="Times New Roman"/>
+        </w:rPr>
+        <w:t>-</w:t>
+      </w:r>
+      <w:r>
+        <w:rPr>
+          <w:rFonts w:ascii="Times New Roman" w:hAnsi="Times New Roman" w:cs="Times New Roman"/>
+        </w:rPr>
+        <w:t xml:space="preserve"> Mandera, </w:t>
+      </w:r>
+      <w:proofErr w:type="spellStart"/>
+      <w:r>
+        <w:rPr>
+          <w:rFonts w:ascii="Times New Roman" w:hAnsi="Times New Roman" w:cs="Times New Roman"/>
+        </w:rPr>
+        <w:t>Wajir</w:t>
+      </w:r>
+      <w:proofErr w:type="spellEnd"/>
+      <w:r>
+        <w:rPr>
+          <w:rFonts w:ascii="Times New Roman" w:hAnsi="Times New Roman" w:cs="Times New Roman"/>
+        </w:rPr>
+        <w:t xml:space="preserve">, </w:t>
+      </w:r>
+      <w:proofErr w:type="spellStart"/>
+      <w:r>
+        <w:rPr>
+          <w:rFonts w:ascii="Times New Roman" w:hAnsi="Times New Roman" w:cs="Times New Roman"/>
+        </w:rPr>
+        <w:t>Marsabit</w:t>
+      </w:r>
+      <w:proofErr w:type="spellEnd"/>
+      <w:r>
+        <w:rPr>
+          <w:rFonts w:ascii="Times New Roman" w:hAnsi="Times New Roman" w:cs="Times New Roman"/>
+        </w:rPr>
+        <w:t xml:space="preserve">, Turkana, Garissa </w:t>
+      </w:r>
+      <w:r>
+        <w:rPr>
+          <w:rFonts w:ascii="Times New Roman" w:hAnsi="Times New Roman" w:cs="Times New Roman"/>
+        </w:rPr>
+        <w:t>-</w:t>
+      </w:r>
+      <w:r>
+        <w:rPr>
+          <w:rFonts w:ascii="Times New Roman" w:hAnsi="Times New Roman" w:cs="Times New Roman"/>
+        </w:rPr>
+        <w:t xml:space="preserve"> are all in Kenya's arid and semi-arid north, pointing to a clear geographic priority zone for infrastructure investment independent of any housing programme.</w:t>
+      </w:r>
+    </w:p>
+    <w:p>
+      <w:pPr>
+        <w:rPr>
+          <w:rFonts w:ascii="Times New Roman" w:hAnsi="Times New Roman" w:cs="Times New Roman"/>
+        </w:rPr>
+      </w:pPr>
+      <w:r>
+        <w:rPr>
+          <w:rFonts w:ascii="Times New Roman" w:hAnsi="Times New Roman" w:cs="Times New Roman"/>
+        </w:rPr>
         <w:br w:type="page"/>
       </w:r>
     </w:p>
     <w:p>
       <w:pPr>
         <w:pStyle w:val="Heading1"/>
-        <w:spacing w:after="200" w:before="400"/>
-      </w:pPr>
-      <w:r>
-        <w:t xml:space="preserve">5. Rent Burden: Where Affordability Pressure Is Highest</w:t>
-      </w:r>
-    </w:p>
-    <w:p>
-      <w:pPr>
-        <w:spacing w:after="100" w:before="200"/>
+        <w:spacing w:before="400" w:after="200"/>
+        <w:rPr>
+          <w:rFonts w:ascii="Times New Roman" w:hAnsi="Times New Roman" w:cs="Times New Roman"/>
+          <w:color w:val="auto"/>
+        </w:rPr>
+      </w:pPr>
+      <w:bookmarkStart w:id="8" w:name="_Toc240885984"/>
+      <w:r>
+        <w:rPr>
+          <w:rFonts w:ascii="Times New Roman" w:hAnsi="Times New Roman" w:cs="Times New Roman"/>
+          <w:color w:val="auto"/>
+        </w:rPr>
+        <w:lastRenderedPageBreak/>
+        <w:t>5. Rent Burden: Where Affordability Pressure Is Highest</w:t>
+      </w:r>
+      <w:bookmarkEnd w:id="8"/>
+    </w:p>
+    <w:p>
+      <w:pPr>
+        <w:spacing w:before="200" w:after="100"/>
         <w:jc w:val="center"/>
-      </w:pPr>
-      <w:r>
+        <w:rPr>
+          <w:rFonts w:ascii="Times New Roman" w:hAnsi="Times New Roman" w:cs="Times New Roman"/>
+        </w:rPr>
+      </w:pPr>
+      <w:r>
+        <w:rPr>
+          <w:rFonts w:ascii="Times New Roman" w:hAnsi="Times New Roman" w:cs="Times New Roman"/>
+          <w:noProof/>
+        </w:rPr>
         <w:drawing>
-          <wp:inline distT="0" distB="0" distL="0" distR="0">
+          <wp:inline distT="0" distB="0" distL="0" distR="0" wp14:anchorId="13A3D1FE" wp14:editId="0EBBC8BB">
             <wp:extent cx="4381500" cy="3771900"/>
-            <wp:effectExtent t="0" r="0" b="0" l="0"/>
-            <wp:docPr id="1" name="" descr="" title=""/>
+            <wp:effectExtent l="0" t="0" r="0" b="0"/>
+            <wp:docPr id="3" name="Picture 3"/>
             <wp:cNvGraphicFramePr>
               <a:graphicFrameLocks xmlns:a="http://schemas.openxmlformats.org/drawingml/2006/main" noChangeAspect="1"/>
             </wp:cNvGraphicFramePr>
@@ -1021,13 +3488,13 @@
               <a:graphicData uri="http://schemas.openxmlformats.org/drawingml/2006/picture">
                 <pic:pic xmlns:pic="http://schemas.openxmlformats.org/drawingml/2006/picture">
                   <pic:nvPicPr>
-                    <pic:cNvPr id="0" name="" descr=""/>
+                    <pic:cNvPr id="0" name=""/>
                     <pic:cNvPicPr>
                       <a:picLocks noChangeAspect="1" noChangeArrowheads="1"/>
                     </pic:cNvPicPr>
                   </pic:nvPicPr>
                   <pic:blipFill>
-                    <a:blip r:embed="rId11" cstate="none"/>
+                    <a:blip r:embed="rId10"/>
                     <a:srcRect/>
                     <a:stretch>
                       <a:fillRect/>
@@ -1051,31 +3518,77 @@
     </w:p>
     <w:p>
       <w:pPr>
-        <w:spacing w:after="300"/>
-        <w:jc w:val="center"/>
-      </w:pPr>
-      <w:r>
-        <w:rPr>
-          <w:i/>
-          <w:iCs/>
-          <w:color w:val="7A7A7A"/>
-          <w:sz w:val="18"/>
-          <w:szCs w:val="18"/>
-        </w:rPr>
-        <w:t xml:space="preserve">Figure 3. Highest vs. lowest rent-to-expenditure ratio by county.</w:t>
-      </w:r>
+        <w:pStyle w:val="Caption"/>
+        <w:rPr>
+          <w:rFonts w:ascii="Times New Roman" w:hAnsi="Times New Roman" w:cs="Times New Roman"/>
+          <w:color w:val="auto"/>
+        </w:rPr>
+      </w:pPr>
+      <w:r>
+        <w:rPr>
+          <w:rFonts w:ascii="Times New Roman" w:hAnsi="Times New Roman" w:cs="Times New Roman"/>
+          <w:color w:val="auto"/>
+        </w:rPr>
+        <w:t xml:space="preserve">                                                                       </w:t>
+      </w:r>
+      <w:bookmarkStart w:id="9" w:name="_Toc240885903"/>
+      <w:r>
+        <w:rPr>
+          <w:rFonts w:ascii="Times New Roman" w:hAnsi="Times New Roman" w:cs="Times New Roman"/>
+          <w:color w:val="auto"/>
+        </w:rPr>
+        <w:t xml:space="preserve">Figure </w:t>
+      </w:r>
+      <w:r>
+        <w:rPr>
+          <w:rFonts w:ascii="Times New Roman" w:hAnsi="Times New Roman" w:cs="Times New Roman"/>
+          <w:color w:val="auto"/>
+        </w:rPr>
+        <w:fldChar w:fldCharType="begin"/>
+      </w:r>
+      <w:r>
+        <w:rPr>
+          <w:rFonts w:ascii="Times New Roman" w:hAnsi="Times New Roman" w:cs="Times New Roman"/>
+          <w:color w:val="auto"/>
+        </w:rPr>
+        <w:instrText xml:space="preserve"> SEQ Figure \* ARABIC </w:instrText>
+      </w:r>
+      <w:r>
+        <w:rPr>
+          <w:rFonts w:ascii="Times New Roman" w:hAnsi="Times New Roman" w:cs="Times New Roman"/>
+          <w:color w:val="auto"/>
+        </w:rPr>
+        <w:fldChar w:fldCharType="separate"/>
+      </w:r>
+      <w:r>
+        <w:rPr>
+          <w:rFonts w:ascii="Times New Roman" w:hAnsi="Times New Roman" w:cs="Times New Roman"/>
+          <w:noProof/>
+          <w:color w:val="auto"/>
+        </w:rPr>
+        <w:t>3</w:t>
+      </w:r>
+      <w:r>
+        <w:rPr>
+          <w:rFonts w:ascii="Times New Roman" w:hAnsi="Times New Roman" w:cs="Times New Roman"/>
+          <w:color w:val="auto"/>
+        </w:rPr>
+        <w:fldChar w:fldCharType="end"/>
+      </w:r>
+      <w:r>
+        <w:rPr>
+          <w:rFonts w:ascii="Times New Roman" w:hAnsi="Times New Roman" w:cs="Times New Roman"/>
+          <w:color w:val="auto"/>
+        </w:rPr>
+        <w:t xml:space="preserve"> Highest vs. lowest rent-to-expenditure ratio by county.</w:t>
+      </w:r>
+      <w:bookmarkEnd w:id="9"/>
     </w:p>
     <w:tbl>
       <w:tblPr>
-        <w:tblW w:type="dxa" w:w="7600"/>
-        <w:tblBorders>
-          <w:top w:val="single" w:color="auto" w:sz="4"/>
-          <w:left w:val="single" w:color="auto" w:sz="4"/>
-          <w:bottom w:val="single" w:color="auto" w:sz="4"/>
-          <w:right w:val="single" w:color="auto" w:sz="4"/>
-          <w:insideH w:val="single" w:color="auto" w:sz="4"/>
-          <w:insideV w:val="single" w:color="auto" w:sz="4"/>
-        </w:tblBorders>
+        <w:tblStyle w:val="TableGridLight"/>
+        <w:tblW w:w="7600" w:type="dxa"/>
+        <w:tblLook w:val="04A0" w:firstRow="1" w:lastRow="0" w:firstColumn="1" w:lastColumn="0" w:noHBand="0" w:noVBand="1"/>
       </w:tblPr>
       <w:tblGrid>
         <w:gridCol w:w="2500"/>
@@ -1086,77 +3599,89 @@
       <w:tr>
         <w:tc>
           <w:tcPr>
-            <w:tcW w:type="dxa" w:w="2500"/>
-            <w:shd w:fill="1D428A" w:color="auto" w:val="clear"/>
-            <w:vAlign w:val="center"/>
+            <w:tcW w:w="2500" w:type="dxa"/>
           </w:tcPr>
           <w:p>
-            <w:r>
-              <w:rPr>
+            <w:pPr>
+              <w:rPr>
+                <w:rFonts w:ascii="Times New Roman" w:hAnsi="Times New Roman" w:cs="Times New Roman"/>
+              </w:rPr>
+            </w:pPr>
+            <w:r>
+              <w:rPr>
+                <w:rFonts w:ascii="Times New Roman" w:hAnsi="Times New Roman" w:cs="Times New Roman"/>
                 <w:b/>
                 <w:bCs/>
-                <w:color w:val="FFFFFF"/>
                 <w:sz w:val="20"/>
                 <w:szCs w:val="20"/>
               </w:rPr>
-              <w:t xml:space="preserve">Highest rent burden</w:t>
+              <w:t>Highest rent burden</w:t>
             </w:r>
           </w:p>
         </w:tc>
         <w:tc>
           <w:tcPr>
-            <w:tcW w:type="dxa" w:w="1300"/>
-            <w:shd w:fill="1D428A" w:color="auto" w:val="clear"/>
-            <w:vAlign w:val="center"/>
+            <w:tcW w:w="1300" w:type="dxa"/>
           </w:tcPr>
           <w:p>
-            <w:r>
-              <w:rPr>
+            <w:pPr>
+              <w:rPr>
+                <w:rFonts w:ascii="Times New Roman" w:hAnsi="Times New Roman" w:cs="Times New Roman"/>
+              </w:rPr>
+            </w:pPr>
+            <w:r>
+              <w:rPr>
+                <w:rFonts w:ascii="Times New Roman" w:hAnsi="Times New Roman" w:cs="Times New Roman"/>
                 <w:b/>
                 <w:bCs/>
-                <w:color w:val="FFFFFF"/>
                 <w:sz w:val="20"/>
                 <w:szCs w:val="20"/>
               </w:rPr>
-              <w:t xml:space="preserve">% of expenditure</w:t>
+              <w:t>% of expenditure</w:t>
             </w:r>
           </w:p>
         </w:tc>
         <w:tc>
           <w:tcPr>
-            <w:tcW w:type="dxa" w:w="2500"/>
-            <w:shd w:fill="1D428A" w:color="auto" w:val="clear"/>
-            <w:vAlign w:val="center"/>
+            <w:tcW w:w="2500" w:type="dxa"/>
           </w:tcPr>
           <w:p>
-            <w:r>
-              <w:rPr>
+            <w:pPr>
+              <w:rPr>
+                <w:rFonts w:ascii="Times New Roman" w:hAnsi="Times New Roman" w:cs="Times New Roman"/>
+              </w:rPr>
+            </w:pPr>
+            <w:r>
+              <w:rPr>
+                <w:rFonts w:ascii="Times New Roman" w:hAnsi="Times New Roman" w:cs="Times New Roman"/>
                 <w:b/>
                 <w:bCs/>
-                <w:color w:val="FFFFFF"/>
                 <w:sz w:val="20"/>
                 <w:szCs w:val="20"/>
               </w:rPr>
-              <w:t xml:space="preserve">Lowest rent burden</w:t>
+              <w:t>Lowest rent burden</w:t>
             </w:r>
           </w:p>
         </w:tc>
         <w:tc>
           <w:tcPr>
-            <w:tcW w:type="dxa" w:w="1300"/>
-            <w:shd w:fill="1D428A" w:color="auto" w:val="clear"/>
-            <w:vAlign w:val="center"/>
+            <w:tcW w:w="1300" w:type="dxa"/>
           </w:tcPr>
           <w:p>
-            <w:r>
-              <w:rPr>
+            <w:pPr>
+              <w:rPr>
+                <w:rFonts w:ascii="Times New Roman" w:hAnsi="Times New Roman" w:cs="Times New Roman"/>
+              </w:rPr>
+            </w:pPr>
+            <w:r>
+              <w:rPr>
+                <w:rFonts w:ascii="Times New Roman" w:hAnsi="Times New Roman" w:cs="Times New Roman"/>
                 <w:b/>
                 <w:bCs/>
-                <w:color w:val="FFFFFF"/>
                 <w:sz w:val="20"/>
                 <w:szCs w:val="20"/>
               </w:rPr>
-              <w:t xml:space="preserve">% of expenditure</w:t>
+              <w:t>% of expenditure</w:t>
             </w:r>
           </w:p>
         </w:tc>
@@ -1164,57 +3689,81 @@
       <w:tr>
         <w:tc>
           <w:tcPr>
-            <w:tcW w:type="dxa" w:w="2500"/>
+            <w:tcW w:w="2500" w:type="dxa"/>
           </w:tcPr>
           <w:p>
-            <w:r>
-              <w:rPr>
+            <w:pPr>
+              <w:rPr>
+                <w:rFonts w:ascii="Times New Roman" w:hAnsi="Times New Roman" w:cs="Times New Roman"/>
+              </w:rPr>
+            </w:pPr>
+            <w:r>
+              <w:rPr>
+                <w:rFonts w:ascii="Times New Roman" w:hAnsi="Times New Roman" w:cs="Times New Roman"/>
                 <w:sz w:val="20"/>
                 <w:szCs w:val="20"/>
               </w:rPr>
-              <w:t xml:space="preserve">Kajiado</w:t>
+              <w:t>Kajiado</w:t>
             </w:r>
           </w:p>
         </w:tc>
         <w:tc>
           <w:tcPr>
-            <w:tcW w:type="dxa" w:w="1300"/>
+            <w:tcW w:w="1300" w:type="dxa"/>
           </w:tcPr>
           <w:p>
-            <w:r>
-              <w:rPr>
+            <w:pPr>
+              <w:rPr>
+                <w:rFonts w:ascii="Times New Roman" w:hAnsi="Times New Roman" w:cs="Times New Roman"/>
+              </w:rPr>
+            </w:pPr>
+            <w:r>
+              <w:rPr>
+                <w:rFonts w:ascii="Times New Roman" w:hAnsi="Times New Roman" w:cs="Times New Roman"/>
                 <w:sz w:val="20"/>
                 <w:szCs w:val="20"/>
               </w:rPr>
-              <w:t xml:space="preserve">64.7%</w:t>
+              <w:t>64.7%</w:t>
             </w:r>
           </w:p>
         </w:tc>
         <w:tc>
           <w:tcPr>
-            <w:tcW w:type="dxa" w:w="2500"/>
+            <w:tcW w:w="2500" w:type="dxa"/>
           </w:tcPr>
           <w:p>
-            <w:r>
-              <w:rPr>
+            <w:pPr>
+              <w:rPr>
+                <w:rFonts w:ascii="Times New Roman" w:hAnsi="Times New Roman" w:cs="Times New Roman"/>
+              </w:rPr>
+            </w:pPr>
+            <w:r>
+              <w:rPr>
+                <w:rFonts w:ascii="Times New Roman" w:hAnsi="Times New Roman" w:cs="Times New Roman"/>
                 <w:sz w:val="20"/>
                 <w:szCs w:val="20"/>
               </w:rPr>
-              <w:t xml:space="preserve">Tana River</w:t>
+              <w:t>Tana River</w:t>
             </w:r>
           </w:p>
         </w:tc>
         <w:tc>
           <w:tcPr>
-            <w:tcW w:type="dxa" w:w="1300"/>
+            <w:tcW w:w="1300" w:type="dxa"/>
           </w:tcPr>
           <w:p>
-            <w:r>
-              <w:rPr>
+            <w:pPr>
+              <w:rPr>
+                <w:rFonts w:ascii="Times New Roman" w:hAnsi="Times New Roman" w:cs="Times New Roman"/>
+              </w:rPr>
+            </w:pPr>
+            <w:r>
+              <w:rPr>
+                <w:rFonts w:ascii="Times New Roman" w:hAnsi="Times New Roman" w:cs="Times New Roman"/>
                 <w:sz w:val="20"/>
                 <w:szCs w:val="20"/>
               </w:rPr>
-              <w:t xml:space="preserve">22.3%</w:t>
+              <w:t>22.3%</w:t>
             </w:r>
           </w:p>
         </w:tc>
@@ -1222,57 +3771,81 @@
       <w:tr>
         <w:tc>
           <w:tcPr>
-            <w:tcW w:type="dxa" w:w="2500"/>
+            <w:tcW w:w="2500" w:type="dxa"/>
           </w:tcPr>
           <w:p>
-            <w:r>
-              <w:rPr>
+            <w:pPr>
+              <w:rPr>
+                <w:rFonts w:ascii="Times New Roman" w:hAnsi="Times New Roman" w:cs="Times New Roman"/>
+              </w:rPr>
+            </w:pPr>
+            <w:r>
+              <w:rPr>
+                <w:rFonts w:ascii="Times New Roman" w:hAnsi="Times New Roman" w:cs="Times New Roman"/>
                 <w:sz w:val="20"/>
                 <w:szCs w:val="20"/>
               </w:rPr>
-              <w:t xml:space="preserve">Kisii</w:t>
+              <w:t>Kisii</w:t>
             </w:r>
           </w:p>
         </w:tc>
         <w:tc>
           <w:tcPr>
-            <w:tcW w:type="dxa" w:w="1300"/>
+            <w:tcW w:w="1300" w:type="dxa"/>
           </w:tcPr>
           <w:p>
-            <w:r>
-              <w:rPr>
+            <w:pPr>
+              <w:rPr>
+                <w:rFonts w:ascii="Times New Roman" w:hAnsi="Times New Roman" w:cs="Times New Roman"/>
+              </w:rPr>
+            </w:pPr>
+            <w:r>
+              <w:rPr>
+                <w:rFonts w:ascii="Times New Roman" w:hAnsi="Times New Roman" w:cs="Times New Roman"/>
                 <w:sz w:val="20"/>
                 <w:szCs w:val="20"/>
               </w:rPr>
-              <w:t xml:space="preserve">54.6%</w:t>
+              <w:t>54.6%</w:t>
             </w:r>
           </w:p>
         </w:tc>
         <w:tc>
           <w:tcPr>
-            <w:tcW w:type="dxa" w:w="2500"/>
+            <w:tcW w:w="2500" w:type="dxa"/>
           </w:tcPr>
           <w:p>
-            <w:r>
-              <w:rPr>
+            <w:pPr>
+              <w:rPr>
+                <w:rFonts w:ascii="Times New Roman" w:hAnsi="Times New Roman" w:cs="Times New Roman"/>
+              </w:rPr>
+            </w:pPr>
+            <w:r>
+              <w:rPr>
+                <w:rFonts w:ascii="Times New Roman" w:hAnsi="Times New Roman" w:cs="Times New Roman"/>
                 <w:sz w:val="20"/>
                 <w:szCs w:val="20"/>
               </w:rPr>
-              <w:t xml:space="preserve">Migori</w:t>
+              <w:t>Migori</w:t>
             </w:r>
           </w:p>
         </w:tc>
         <w:tc>
           <w:tcPr>
-            <w:tcW w:type="dxa" w:w="1300"/>
+            <w:tcW w:w="1300" w:type="dxa"/>
           </w:tcPr>
           <w:p>
-            <w:r>
-              <w:rPr>
+            <w:pPr>
+              <w:rPr>
+                <w:rFonts w:ascii="Times New Roman" w:hAnsi="Times New Roman" w:cs="Times New Roman"/>
+              </w:rPr>
+            </w:pPr>
+            <w:r>
+              <w:rPr>
+                <w:rFonts w:ascii="Times New Roman" w:hAnsi="Times New Roman" w:cs="Times New Roman"/>
                 <w:sz w:val="20"/>
                 <w:szCs w:val="20"/>
               </w:rPr>
-              <w:t xml:space="preserve">24.5%</w:t>
+              <w:t>24.5%</w:t>
             </w:r>
           </w:p>
         </w:tc>
@@ -1280,57 +3853,81 @@
       <w:tr>
         <w:tc>
           <w:tcPr>
-            <w:tcW w:type="dxa" w:w="2500"/>
+            <w:tcW w:w="2500" w:type="dxa"/>
           </w:tcPr>
           <w:p>
-            <w:r>
-              <w:rPr>
+            <w:pPr>
+              <w:rPr>
+                <w:rFonts w:ascii="Times New Roman" w:hAnsi="Times New Roman" w:cs="Times New Roman"/>
+              </w:rPr>
+            </w:pPr>
+            <w:r>
+              <w:rPr>
+                <w:rFonts w:ascii="Times New Roman" w:hAnsi="Times New Roman" w:cs="Times New Roman"/>
                 <w:sz w:val="20"/>
                 <w:szCs w:val="20"/>
               </w:rPr>
-              <w:t xml:space="preserve">Kericho</w:t>
+              <w:t>Kericho</w:t>
             </w:r>
           </w:p>
         </w:tc>
         <w:tc>
           <w:tcPr>
-            <w:tcW w:type="dxa" w:w="1300"/>
+            <w:tcW w:w="1300" w:type="dxa"/>
           </w:tcPr>
           <w:p>
-            <w:r>
-              <w:rPr>
+            <w:pPr>
+              <w:rPr>
+                <w:rFonts w:ascii="Times New Roman" w:hAnsi="Times New Roman" w:cs="Times New Roman"/>
+              </w:rPr>
+            </w:pPr>
+            <w:r>
+              <w:rPr>
+                <w:rFonts w:ascii="Times New Roman" w:hAnsi="Times New Roman" w:cs="Times New Roman"/>
                 <w:sz w:val="20"/>
                 <w:szCs w:val="20"/>
               </w:rPr>
-              <w:t xml:space="preserve">53.2%</w:t>
+              <w:t>53.2%</w:t>
             </w:r>
           </w:p>
         </w:tc>
         <w:tc>
           <w:tcPr>
-            <w:tcW w:type="dxa" w:w="2500"/>
+            <w:tcW w:w="2500" w:type="dxa"/>
           </w:tcPr>
           <w:p>
-            <w:r>
-              <w:rPr>
+            <w:pPr>
+              <w:rPr>
+                <w:rFonts w:ascii="Times New Roman" w:hAnsi="Times New Roman" w:cs="Times New Roman"/>
+              </w:rPr>
+            </w:pPr>
+            <w:r>
+              <w:rPr>
+                <w:rFonts w:ascii="Times New Roman" w:hAnsi="Times New Roman" w:cs="Times New Roman"/>
                 <w:sz w:val="20"/>
                 <w:szCs w:val="20"/>
               </w:rPr>
-              <w:t xml:space="preserve">Homa Bay</w:t>
+              <w:t>Homa Bay</w:t>
             </w:r>
           </w:p>
         </w:tc>
         <w:tc>
           <w:tcPr>
-            <w:tcW w:type="dxa" w:w="1300"/>
+            <w:tcW w:w="1300" w:type="dxa"/>
           </w:tcPr>
           <w:p>
-            <w:r>
-              <w:rPr>
+            <w:pPr>
+              <w:rPr>
+                <w:rFonts w:ascii="Times New Roman" w:hAnsi="Times New Roman" w:cs="Times New Roman"/>
+              </w:rPr>
+            </w:pPr>
+            <w:r>
+              <w:rPr>
+                <w:rFonts w:ascii="Times New Roman" w:hAnsi="Times New Roman" w:cs="Times New Roman"/>
                 <w:sz w:val="20"/>
                 <w:szCs w:val="20"/>
               </w:rPr>
-              <w:t xml:space="preserve">24.7%</w:t>
+              <w:t>24.7%</w:t>
             </w:r>
           </w:p>
         </w:tc>
@@ -1338,57 +3935,81 @@
       <w:tr>
         <w:tc>
           <w:tcPr>
-            <w:tcW w:type="dxa" w:w="2500"/>
+            <w:tcW w:w="2500" w:type="dxa"/>
           </w:tcPr>
           <w:p>
-            <w:r>
-              <w:rPr>
+            <w:pPr>
+              <w:rPr>
+                <w:rFonts w:ascii="Times New Roman" w:hAnsi="Times New Roman" w:cs="Times New Roman"/>
+              </w:rPr>
+            </w:pPr>
+            <w:r>
+              <w:rPr>
+                <w:rFonts w:ascii="Times New Roman" w:hAnsi="Times New Roman" w:cs="Times New Roman"/>
                 <w:sz w:val="20"/>
                 <w:szCs w:val="20"/>
               </w:rPr>
-              <w:t xml:space="preserve">West Pokot</w:t>
+              <w:t>West Pokot</w:t>
             </w:r>
           </w:p>
         </w:tc>
         <w:tc>
           <w:tcPr>
-            <w:tcW w:type="dxa" w:w="1300"/>
+            <w:tcW w:w="1300" w:type="dxa"/>
           </w:tcPr>
           <w:p>
-            <w:r>
-              <w:rPr>
+            <w:pPr>
+              <w:rPr>
+                <w:rFonts w:ascii="Times New Roman" w:hAnsi="Times New Roman" w:cs="Times New Roman"/>
+              </w:rPr>
+            </w:pPr>
+            <w:r>
+              <w:rPr>
+                <w:rFonts w:ascii="Times New Roman" w:hAnsi="Times New Roman" w:cs="Times New Roman"/>
                 <w:sz w:val="20"/>
                 <w:szCs w:val="20"/>
               </w:rPr>
-              <w:t xml:space="preserve">46.9%</w:t>
+              <w:t>46.9%</w:t>
             </w:r>
           </w:p>
         </w:tc>
         <w:tc>
           <w:tcPr>
-            <w:tcW w:type="dxa" w:w="2500"/>
+            <w:tcW w:w="2500" w:type="dxa"/>
           </w:tcPr>
           <w:p>
-            <w:r>
-              <w:rPr>
+            <w:pPr>
+              <w:rPr>
+                <w:rFonts w:ascii="Times New Roman" w:hAnsi="Times New Roman" w:cs="Times New Roman"/>
+              </w:rPr>
+            </w:pPr>
+            <w:r>
+              <w:rPr>
+                <w:rFonts w:ascii="Times New Roman" w:hAnsi="Times New Roman" w:cs="Times New Roman"/>
                 <w:sz w:val="20"/>
                 <w:szCs w:val="20"/>
               </w:rPr>
-              <w:t xml:space="preserve">Baringo</w:t>
+              <w:t>Baringo</w:t>
             </w:r>
           </w:p>
         </w:tc>
         <w:tc>
           <w:tcPr>
-            <w:tcW w:type="dxa" w:w="1300"/>
+            <w:tcW w:w="1300" w:type="dxa"/>
           </w:tcPr>
           <w:p>
-            <w:r>
-              <w:rPr>
+            <w:pPr>
+              <w:rPr>
+                <w:rFonts w:ascii="Times New Roman" w:hAnsi="Times New Roman" w:cs="Times New Roman"/>
+              </w:rPr>
+            </w:pPr>
+            <w:r>
+              <w:rPr>
+                <w:rFonts w:ascii="Times New Roman" w:hAnsi="Times New Roman" w:cs="Times New Roman"/>
                 <w:sz w:val="20"/>
                 <w:szCs w:val="20"/>
               </w:rPr>
-              <w:t xml:space="preserve">25.8%</w:t>
+              <w:t>25.8%</w:t>
             </w:r>
           </w:p>
         </w:tc>
@@ -1396,57 +4017,83 @@
       <w:tr>
         <w:tc>
           <w:tcPr>
-            <w:tcW w:type="dxa" w:w="2500"/>
+            <w:tcW w:w="2500" w:type="dxa"/>
           </w:tcPr>
           <w:p>
-            <w:r>
-              <w:rPr>
+            <w:pPr>
+              <w:rPr>
+                <w:rFonts w:ascii="Times New Roman" w:hAnsi="Times New Roman" w:cs="Times New Roman"/>
+              </w:rPr>
+            </w:pPr>
+            <w:proofErr w:type="spellStart"/>
+            <w:r>
+              <w:rPr>
+                <w:rFonts w:ascii="Times New Roman" w:hAnsi="Times New Roman" w:cs="Times New Roman"/>
                 <w:sz w:val="20"/>
                 <w:szCs w:val="20"/>
               </w:rPr>
-              <w:t xml:space="preserve">Nyandarua</w:t>
-            </w:r>
+              <w:t>Nyandarua</w:t>
+            </w:r>
+            <w:proofErr w:type="spellEnd"/>
           </w:p>
         </w:tc>
         <w:tc>
           <w:tcPr>
-            <w:tcW w:type="dxa" w:w="1300"/>
+            <w:tcW w:w="1300" w:type="dxa"/>
           </w:tcPr>
           <w:p>
-            <w:r>
-              <w:rPr>
+            <w:pPr>
+              <w:rPr>
+                <w:rFonts w:ascii="Times New Roman" w:hAnsi="Times New Roman" w:cs="Times New Roman"/>
+              </w:rPr>
+            </w:pPr>
+            <w:r>
+              <w:rPr>
+                <w:rFonts w:ascii="Times New Roman" w:hAnsi="Times New Roman" w:cs="Times New Roman"/>
                 <w:sz w:val="20"/>
                 <w:szCs w:val="20"/>
               </w:rPr>
-              <w:t xml:space="preserve">46.8%</w:t>
+              <w:t>46.8%</w:t>
             </w:r>
           </w:p>
         </w:tc>
         <w:tc>
           <w:tcPr>
-            <w:tcW w:type="dxa" w:w="2500"/>
+            <w:tcW w:w="2500" w:type="dxa"/>
           </w:tcPr>
           <w:p>
-            <w:r>
-              <w:rPr>
+            <w:pPr>
+              <w:rPr>
+                <w:rFonts w:ascii="Times New Roman" w:hAnsi="Times New Roman" w:cs="Times New Roman"/>
+              </w:rPr>
+            </w:pPr>
+            <w:r>
+              <w:rPr>
+                <w:rFonts w:ascii="Times New Roman" w:hAnsi="Times New Roman" w:cs="Times New Roman"/>
                 <w:sz w:val="20"/>
                 <w:szCs w:val="20"/>
               </w:rPr>
-              <w:t xml:space="preserve">Makueni</w:t>
+              <w:t>Makueni</w:t>
             </w:r>
           </w:p>
         </w:tc>
         <w:tc>
           <w:tcPr>
-            <w:tcW w:type="dxa" w:w="1300"/>
+            <w:tcW w:w="1300" w:type="dxa"/>
           </w:tcPr>
           <w:p>
-            <w:r>
-              <w:rPr>
+            <w:pPr>
+              <w:rPr>
+                <w:rFonts w:ascii="Times New Roman" w:hAnsi="Times New Roman" w:cs="Times New Roman"/>
+              </w:rPr>
+            </w:pPr>
+            <w:r>
+              <w:rPr>
+                <w:rFonts w:ascii="Times New Roman" w:hAnsi="Times New Roman" w:cs="Times New Roman"/>
                 <w:sz w:val="20"/>
                 <w:szCs w:val="20"/>
               </w:rPr>
-              <w:t xml:space="preserve">27.1%</w:t>
+              <w:t>27.1%</w:t>
             </w:r>
           </w:p>
         </w:tc>
@@ -1455,39 +4102,127 @@
     <w:p>
       <w:pPr>
         <w:spacing w:after="200"/>
-      </w:pPr>
-      <w:r>
-        <w:t xml:space="preserve"/>
-      </w:r>
+        <w:rPr>
+          <w:rFonts w:ascii="Times New Roman" w:hAnsi="Times New Roman" w:cs="Times New Roman"/>
+        </w:rPr>
+      </w:pPr>
     </w:p>
     <w:p>
       <w:pPr>
         <w:spacing w:after="200"/>
-      </w:pPr>
-      <w:r>
-        <w:t xml:space="preserve">Rent burden does not track cleanly with either housing quality or ownership rate (correlation with every other indicator in this dataset is weak), suggesting affordability pressure has its own distinct local drivers — likely local labour markets and land/property prices — that this survey alone cannot fully explain. Kajiado's rent burden (64.7% of household expenditure) is a particular outlier worth further local investigation, especially given its proximity to Nairobi's expanding commuter belt.</w:t>
-      </w:r>
+        <w:rPr>
+          <w:rFonts w:ascii="Times New Roman" w:hAnsi="Times New Roman" w:cs="Times New Roman"/>
+        </w:rPr>
+      </w:pPr>
+      <w:r>
+        <w:rPr>
+          <w:rFonts w:ascii="Times New Roman" w:hAnsi="Times New Roman" w:cs="Times New Roman"/>
+        </w:rPr>
+        <w:t xml:space="preserve">Rent burden does not track cleanly with either housing quality or ownership rate (correlation with every other indicator in this dataset is weak), suggesting affordability pressure has its own distinct local drivers </w:t>
+      </w:r>
+      <w:r>
+        <w:rPr>
+          <w:rFonts w:ascii="Times New Roman" w:hAnsi="Times New Roman" w:cs="Times New Roman"/>
+        </w:rPr>
+        <w:t>-</w:t>
+      </w:r>
+      <w:r>
+        <w:rPr>
+          <w:rFonts w:ascii="Times New Roman" w:hAnsi="Times New Roman" w:cs="Times New Roman"/>
+        </w:rPr>
+        <w:t xml:space="preserve"> likely local labour markets and land/property prices </w:t>
+      </w:r>
+      <w:r>
+        <w:rPr>
+          <w:rFonts w:ascii="Times New Roman" w:hAnsi="Times New Roman" w:cs="Times New Roman"/>
+        </w:rPr>
+        <w:t>-</w:t>
+      </w:r>
+      <w:r>
+        <w:rPr>
+          <w:rFonts w:ascii="Times New Roman" w:hAnsi="Times New Roman" w:cs="Times New Roman"/>
+        </w:rPr>
+        <w:t xml:space="preserve"> that this survey alone cannot fully explain. Kajiado's rent burden (64.7% of household expenditure) is a particular outlier worth further local investigation, especially given its proximity to Nairobi's expanding commuter belt.</w:t>
+      </w:r>
+    </w:p>
+    <w:p>
+      <w:pPr>
+        <w:spacing w:after="200"/>
+        <w:rPr>
+          <w:rFonts w:ascii="Times New Roman" w:hAnsi="Times New Roman" w:cs="Times New Roman"/>
+        </w:rPr>
+      </w:pPr>
+    </w:p>
+    <w:p>
+      <w:pPr>
+        <w:spacing w:after="200"/>
+        <w:rPr>
+          <w:rFonts w:ascii="Times New Roman" w:hAnsi="Times New Roman" w:cs="Times New Roman"/>
+        </w:rPr>
+      </w:pPr>
+    </w:p>
+    <w:p>
+      <w:pPr>
+        <w:spacing w:after="200"/>
+        <w:rPr>
+          <w:rFonts w:ascii="Times New Roman" w:hAnsi="Times New Roman" w:cs="Times New Roman"/>
+        </w:rPr>
+      </w:pPr>
+    </w:p>
+    <w:p>
+      <w:pPr>
+        <w:spacing w:after="200"/>
+        <w:rPr>
+          <w:rFonts w:ascii="Times New Roman" w:hAnsi="Times New Roman" w:cs="Times New Roman"/>
+        </w:rPr>
+      </w:pPr>
+    </w:p>
+    <w:p>
+      <w:pPr>
+        <w:spacing w:after="200"/>
+        <w:rPr>
+          <w:rFonts w:ascii="Times New Roman" w:hAnsi="Times New Roman" w:cs="Times New Roman"/>
+        </w:rPr>
+      </w:pPr>
     </w:p>
     <w:p>
       <w:pPr>
         <w:pStyle w:val="Heading1"/>
-        <w:spacing w:after="200" w:before="400"/>
-      </w:pPr>
-      <w:r>
-        <w:t xml:space="preserve">6. Water and Sanitation Access Gaps</w:t>
-      </w:r>
-    </w:p>
-    <w:p>
-      <w:pPr>
-        <w:spacing w:after="100" w:before="200"/>
+        <w:spacing w:before="400" w:after="200"/>
+        <w:rPr>
+          <w:rFonts w:ascii="Times New Roman" w:hAnsi="Times New Roman" w:cs="Times New Roman"/>
+          <w:color w:val="auto"/>
+        </w:rPr>
+      </w:pPr>
+      <w:bookmarkStart w:id="10" w:name="_Toc240885985"/>
+      <w:r>
+        <w:rPr>
+          <w:rFonts w:ascii="Times New Roman" w:hAnsi="Times New Roman" w:cs="Times New Roman"/>
+          <w:color w:val="auto"/>
+        </w:rPr>
+        <w:lastRenderedPageBreak/>
+        <w:t>6. Water and Sanitation Access Gaps</w:t>
+      </w:r>
+      <w:bookmarkEnd w:id="10"/>
+    </w:p>
+    <w:p>
+      <w:pPr>
+        <w:spacing w:before="200" w:after="100"/>
         <w:jc w:val="center"/>
-      </w:pPr>
-      <w:r>
+        <w:rPr>
+          <w:rFonts w:ascii="Times New Roman" w:hAnsi="Times New Roman" w:cs="Times New Roman"/>
+        </w:rPr>
+      </w:pPr>
+      <w:r>
+        <w:rPr>
+          <w:rFonts w:ascii="Times New Roman" w:hAnsi="Times New Roman" w:cs="Times New Roman"/>
+          <w:noProof/>
+        </w:rPr>
         <w:drawing>
-          <wp:inline distT="0" distB="0" distL="0" distR="0">
+          <wp:inline distT="0" distB="0" distL="0" distR="0" wp14:anchorId="55105E09" wp14:editId="6FF470A2">
             <wp:extent cx="4381500" cy="3771900"/>
-            <wp:effectExtent t="0" r="0" b="0" l="0"/>
-            <wp:docPr id="1" name="" descr="" title=""/>
+            <wp:effectExtent l="0" t="0" r="0" b="0"/>
+            <wp:docPr id="4" name="Picture 4"/>
             <wp:cNvGraphicFramePr>
               <a:graphicFrameLocks xmlns:a="http://schemas.openxmlformats.org/drawingml/2006/main" noChangeAspect="1"/>
             </wp:cNvGraphicFramePr>
@@ -1495,13 +4230,13 @@
               <a:graphicData uri="http://schemas.openxmlformats.org/drawingml/2006/picture">
                 <pic:pic xmlns:pic="http://schemas.openxmlformats.org/drawingml/2006/picture">
                   <pic:nvPicPr>
-                    <pic:cNvPr id="0" name="" descr=""/>
+                    <pic:cNvPr id="0" name=""/>
                     <pic:cNvPicPr>
                       <a:picLocks noChangeAspect="1" noChangeArrowheads="1"/>
                     </pic:cNvPicPr>
                   </pic:nvPicPr>
                   <pic:blipFill>
-                    <a:blip r:embed="rId12" cstate="none"/>
+                    <a:blip r:embed="rId11"/>
                     <a:srcRect/>
                     <a:stretch>
                       <a:fillRect/>
@@ -1525,100 +4260,331 @@
     </w:p>
     <w:p>
       <w:pPr>
-        <w:spacing w:after="300"/>
+        <w:pStyle w:val="Caption"/>
+        <w:rPr>
+          <w:rFonts w:ascii="Times New Roman" w:hAnsi="Times New Roman" w:cs="Times New Roman"/>
+          <w:color w:val="auto"/>
+        </w:rPr>
+      </w:pPr>
+      <w:r>
+        <w:rPr>
+          <w:rFonts w:ascii="Times New Roman" w:hAnsi="Times New Roman" w:cs="Times New Roman"/>
+          <w:color w:val="auto"/>
+        </w:rPr>
+        <w:t xml:space="preserve">                     </w:t>
+      </w:r>
+      <w:bookmarkStart w:id="11" w:name="_Toc240885904"/>
+      <w:r>
+        <w:rPr>
+          <w:rFonts w:ascii="Times New Roman" w:hAnsi="Times New Roman" w:cs="Times New Roman"/>
+          <w:color w:val="auto"/>
+        </w:rPr>
+        <w:t xml:space="preserve">Figure </w:t>
+      </w:r>
+      <w:r>
+        <w:rPr>
+          <w:rFonts w:ascii="Times New Roman" w:hAnsi="Times New Roman" w:cs="Times New Roman"/>
+          <w:color w:val="auto"/>
+        </w:rPr>
+        <w:fldChar w:fldCharType="begin"/>
+      </w:r>
+      <w:r>
+        <w:rPr>
+          <w:rFonts w:ascii="Times New Roman" w:hAnsi="Times New Roman" w:cs="Times New Roman"/>
+          <w:color w:val="auto"/>
+        </w:rPr>
+        <w:instrText xml:space="preserve"> SEQ Figure \* ARABIC </w:instrText>
+      </w:r>
+      <w:r>
+        <w:rPr>
+          <w:rFonts w:ascii="Times New Roman" w:hAnsi="Times New Roman" w:cs="Times New Roman"/>
+          <w:color w:val="auto"/>
+        </w:rPr>
+        <w:fldChar w:fldCharType="separate"/>
+      </w:r>
+      <w:r>
+        <w:rPr>
+          <w:rFonts w:ascii="Times New Roman" w:hAnsi="Times New Roman" w:cs="Times New Roman"/>
+          <w:noProof/>
+          <w:color w:val="auto"/>
+        </w:rPr>
+        <w:t>4</w:t>
+      </w:r>
+      <w:r>
+        <w:rPr>
+          <w:rFonts w:ascii="Times New Roman" w:hAnsi="Times New Roman" w:cs="Times New Roman"/>
+          <w:color w:val="auto"/>
+        </w:rPr>
+        <w:fldChar w:fldCharType="end"/>
+      </w:r>
+      <w:r>
+        <w:rPr>
+          <w:rFonts w:ascii="Times New Roman" w:hAnsi="Times New Roman" w:cs="Times New Roman"/>
+          <w:color w:val="auto"/>
+        </w:rPr>
+        <w:t xml:space="preserve"> Improved water access vs. improved sanitation access by county, </w:t>
+      </w:r>
+      <w:proofErr w:type="spellStart"/>
+      <w:r>
+        <w:rPr>
+          <w:rFonts w:ascii="Times New Roman" w:hAnsi="Times New Roman" w:cs="Times New Roman"/>
+          <w:color w:val="auto"/>
+        </w:rPr>
+        <w:t>colored</w:t>
+      </w:r>
+      <w:proofErr w:type="spellEnd"/>
+      <w:r>
+        <w:rPr>
+          <w:rFonts w:ascii="Times New Roman" w:hAnsi="Times New Roman" w:cs="Times New Roman"/>
+          <w:color w:val="auto"/>
+        </w:rPr>
+        <w:t xml:space="preserve"> by overall housing quality.</w:t>
+      </w:r>
+      <w:bookmarkEnd w:id="11"/>
+    </w:p>
+    <w:p>
+      <w:pPr>
+        <w:spacing w:after="200"/>
+        <w:rPr>
+          <w:rFonts w:ascii="Times New Roman" w:hAnsi="Times New Roman" w:cs="Times New Roman"/>
+        </w:rPr>
+      </w:pPr>
+      <w:r>
+        <w:rPr>
+          <w:rFonts w:ascii="Times New Roman" w:hAnsi="Times New Roman" w:cs="Times New Roman"/>
+        </w:rPr>
+        <w:t xml:space="preserve">National averages stand at 72.0% for improved water access and 65.5% for improved sanitation access, but county-level performance varies sharply. West Pokot (25.8%) and </w:t>
+      </w:r>
+      <w:proofErr w:type="spellStart"/>
+      <w:r>
+        <w:rPr>
+          <w:rFonts w:ascii="Times New Roman" w:hAnsi="Times New Roman" w:cs="Times New Roman"/>
+        </w:rPr>
+        <w:t>Elgeyo</w:t>
+      </w:r>
+      <w:proofErr w:type="spellEnd"/>
+      <w:r>
+        <w:rPr>
+          <w:rFonts w:ascii="Times New Roman" w:hAnsi="Times New Roman" w:cs="Times New Roman"/>
+        </w:rPr>
+        <w:t>-Marakwet (34.1%) report the lowest improved water access nationally, both well under half the national average, reinforcing the case for infrastructure-first intervention in specific underserved counties rather than a uniform national programme.</w:t>
+      </w:r>
+    </w:p>
+    <w:p>
+      <w:pPr>
+        <w:rPr>
+          <w:rFonts w:ascii="Times New Roman" w:hAnsi="Times New Roman" w:cs="Times New Roman"/>
+        </w:rPr>
+      </w:pPr>
+      <w:r>
+        <w:rPr>
+          <w:rFonts w:ascii="Times New Roman" w:hAnsi="Times New Roman" w:cs="Times New Roman"/>
+        </w:rPr>
+        <w:br w:type="page"/>
+      </w:r>
+    </w:p>
+    <w:p>
+      <w:pPr>
+        <w:pStyle w:val="Heading1"/>
+        <w:spacing w:before="400" w:after="200"/>
+        <w:rPr>
+          <w:rFonts w:ascii="Times New Roman" w:hAnsi="Times New Roman" w:cs="Times New Roman"/>
+          <w:color w:val="auto"/>
+        </w:rPr>
+      </w:pPr>
+      <w:bookmarkStart w:id="12" w:name="_Toc240885986"/>
+      <w:r>
+        <w:rPr>
+          <w:rFonts w:ascii="Times New Roman" w:hAnsi="Times New Roman" w:cs="Times New Roman"/>
+          <w:color w:val="auto"/>
+        </w:rPr>
+        <w:lastRenderedPageBreak/>
+        <w:t>7. Awareness of the Affordable Housing Programme</w:t>
+      </w:r>
+      <w:bookmarkEnd w:id="12"/>
+    </w:p>
+    <w:p>
+      <w:pPr>
+        <w:spacing w:after="200"/>
+        <w:rPr>
+          <w:rFonts w:ascii="Times New Roman" w:hAnsi="Times New Roman" w:cs="Times New Roman"/>
+        </w:rPr>
+      </w:pPr>
+      <w:r>
+        <w:rPr>
+          <w:rFonts w:ascii="Times New Roman" w:hAnsi="Times New Roman" w:cs="Times New Roman"/>
+        </w:rPr>
+        <w:t xml:space="preserve">National awareness of the Affordable Housing Programme stands at 48.0%, meaning roughly half of surveyed households are still unaware of it. Awareness is lowest in </w:t>
+      </w:r>
+      <w:proofErr w:type="spellStart"/>
+      <w:r>
+        <w:rPr>
+          <w:rFonts w:ascii="Times New Roman" w:hAnsi="Times New Roman" w:cs="Times New Roman"/>
+        </w:rPr>
+        <w:t>Wajir</w:t>
+      </w:r>
+      <w:proofErr w:type="spellEnd"/>
+      <w:r>
+        <w:rPr>
+          <w:rFonts w:ascii="Times New Roman" w:hAnsi="Times New Roman" w:cs="Times New Roman"/>
+        </w:rPr>
+        <w:t xml:space="preserve"> (4.8%), </w:t>
+      </w:r>
+      <w:proofErr w:type="spellStart"/>
+      <w:r>
+        <w:rPr>
+          <w:rFonts w:ascii="Times New Roman" w:hAnsi="Times New Roman" w:cs="Times New Roman"/>
+        </w:rPr>
+        <w:t>Lamu</w:t>
+      </w:r>
+      <w:proofErr w:type="spellEnd"/>
+      <w:r>
+        <w:rPr>
+          <w:rFonts w:ascii="Times New Roman" w:hAnsi="Times New Roman" w:cs="Times New Roman"/>
+        </w:rPr>
+        <w:t xml:space="preserve"> (6.5%), </w:t>
+      </w:r>
+      <w:proofErr w:type="spellStart"/>
+      <w:r>
+        <w:rPr>
+          <w:rFonts w:ascii="Times New Roman" w:hAnsi="Times New Roman" w:cs="Times New Roman"/>
+        </w:rPr>
+        <w:t>Isiolo</w:t>
+      </w:r>
+      <w:proofErr w:type="spellEnd"/>
+      <w:r>
+        <w:rPr>
+          <w:rFonts w:ascii="Times New Roman" w:hAnsi="Times New Roman" w:cs="Times New Roman"/>
+        </w:rPr>
+        <w:t xml:space="preserve"> (7.2%), Mandera (9.9%), and Garissa (10.7%), all in the same underserved counties identified in the housing quality findings above.</w:t>
+      </w:r>
+    </w:p>
+    <w:p>
+      <w:pPr>
+        <w:spacing w:after="200"/>
+        <w:rPr>
+          <w:rFonts w:ascii="Times New Roman" w:hAnsi="Times New Roman" w:cs="Times New Roman"/>
+        </w:rPr>
+      </w:pPr>
+      <w:r>
+        <w:rPr>
+          <w:rFonts w:ascii="Times New Roman" w:hAnsi="Times New Roman" w:cs="Times New Roman"/>
+        </w:rPr>
+        <w:t>This overlap is itself a finding: the counties with the greatest infrastructure need are also the counties least aware that a national programme exists to help address it. A targeted, localized awareness campaign in these five counties specifically, rather than a generic national campaign, is likely to have the highest marginal impact on Programme uptake.</w:t>
+      </w:r>
+    </w:p>
+    <w:p>
+      <w:pPr>
+        <w:pStyle w:val="Heading1"/>
+        <w:spacing w:before="400" w:after="200"/>
+        <w:rPr>
+          <w:rFonts w:ascii="Times New Roman" w:hAnsi="Times New Roman" w:cs="Times New Roman"/>
+          <w:color w:val="auto"/>
+        </w:rPr>
+      </w:pPr>
+      <w:bookmarkStart w:id="13" w:name="_Toc240885987"/>
+      <w:r>
+        <w:rPr>
+          <w:rFonts w:ascii="Times New Roman" w:hAnsi="Times New Roman" w:cs="Times New Roman"/>
+          <w:color w:val="auto"/>
+        </w:rPr>
+        <w:t>8. Institutional and Regulatory Performance</w:t>
+      </w:r>
+      <w:bookmarkEnd w:id="13"/>
+    </w:p>
+    <w:p>
+      <w:pPr>
+        <w:spacing w:after="200"/>
+        <w:rPr>
+          <w:rFonts w:ascii="Times New Roman" w:hAnsi="Times New Roman" w:cs="Times New Roman"/>
+        </w:rPr>
+      </w:pPr>
+      <w:r>
+        <w:rPr>
+          <w:rFonts w:ascii="Times New Roman" w:hAnsi="Times New Roman" w:cs="Times New Roman"/>
+        </w:rPr>
+        <w:t xml:space="preserve">The national average time to approve a building permit is 16.2 days. However, Nakuru (50 days), and Kiambu, Mombasa, </w:t>
+      </w:r>
+      <w:proofErr w:type="spellStart"/>
+      <w:r>
+        <w:rPr>
+          <w:rFonts w:ascii="Times New Roman" w:hAnsi="Times New Roman" w:cs="Times New Roman"/>
+        </w:rPr>
+        <w:t>Lamu</w:t>
+      </w:r>
+      <w:proofErr w:type="spellEnd"/>
+      <w:r>
+        <w:rPr>
+          <w:rFonts w:ascii="Times New Roman" w:hAnsi="Times New Roman" w:cs="Times New Roman"/>
+        </w:rPr>
+        <w:t xml:space="preserve">, and </w:t>
+      </w:r>
+      <w:proofErr w:type="spellStart"/>
+      <w:r>
+        <w:rPr>
+          <w:rFonts w:ascii="Times New Roman" w:hAnsi="Times New Roman" w:cs="Times New Roman"/>
+        </w:rPr>
+        <w:t>Murang'a</w:t>
+      </w:r>
+      <w:proofErr w:type="spellEnd"/>
+      <w:r>
+        <w:rPr>
+          <w:rFonts w:ascii="Times New Roman" w:hAnsi="Times New Roman" w:cs="Times New Roman"/>
+        </w:rPr>
+        <w:t xml:space="preserve"> (30 days each) report approval times well above this average. Slow approval timelines in high-demand counties like Kiambu and Mombasa may be constraining the formal housing supply response precisely where demand and urbanization pressure are highest, worth flagging to county-level physical planning departments as a specific administrative bottleneck.</w:t>
+      </w:r>
+    </w:p>
+    <w:p>
+      <w:pPr>
+        <w:rPr>
+          <w:rFonts w:ascii="Times New Roman" w:hAnsi="Times New Roman" w:cs="Times New Roman"/>
+        </w:rPr>
+      </w:pPr>
+      <w:r>
+        <w:rPr>
+          <w:rFonts w:ascii="Times New Roman" w:hAnsi="Times New Roman" w:cs="Times New Roman"/>
+        </w:rPr>
+        <w:br w:type="page"/>
+      </w:r>
+    </w:p>
+    <w:p>
+      <w:pPr>
+        <w:pStyle w:val="Heading1"/>
+        <w:spacing w:before="400" w:after="200"/>
+        <w:rPr>
+          <w:rFonts w:ascii="Times New Roman" w:hAnsi="Times New Roman" w:cs="Times New Roman"/>
+          <w:color w:val="auto"/>
+        </w:rPr>
+      </w:pPr>
+      <w:bookmarkStart w:id="14" w:name="_Toc240885988"/>
+      <w:r>
+        <w:rPr>
+          <w:rFonts w:ascii="Times New Roman" w:hAnsi="Times New Roman" w:cs="Times New Roman"/>
+          <w:color w:val="auto"/>
+        </w:rPr>
+        <w:lastRenderedPageBreak/>
+        <w:t>9. Composite Ranking: Housing Affordability &amp; Quality Index</w:t>
+      </w:r>
+      <w:bookmarkEnd w:id="14"/>
+    </w:p>
+    <w:p>
+      <w:pPr>
+        <w:spacing w:before="200" w:after="100"/>
         <w:jc w:val="center"/>
-      </w:pPr>
-      <w:r>
-        <w:rPr>
-          <w:i/>
-          <w:iCs/>
-          <w:color w:val="7A7A7A"/>
-          <w:sz w:val="18"/>
-          <w:szCs w:val="18"/>
-        </w:rPr>
-        <w:t xml:space="preserve">Figure 4. Improved water access vs. improved sanitation access by county, colored by overall housing quality.</w:t>
-      </w:r>
-    </w:p>
-    <w:p>
-      <w:pPr>
-        <w:spacing w:after="200"/>
-      </w:pPr>
-      <w:r>
-        <w:t xml:space="preserve">National averages stand at 72.0% for improved water access and 65.5% for improved sanitation access, but county-level performance varies sharply. West Pokot (25.8%) and Elgeyo-Marakwet (34.1%) report the lowest improved water access nationally, both well under half the national average, reinforcing the case for infrastructure-first intervention in specific underserved counties rather than a uniform national programme.</w:t>
-      </w:r>
-    </w:p>
-    <w:p>
-      <w:r>
-        <w:br w:type="page"/>
-      </w:r>
-    </w:p>
-    <w:p>
-      <w:pPr>
-        <w:pStyle w:val="Heading1"/>
-        <w:spacing w:after="200" w:before="400"/>
-      </w:pPr>
-      <w:r>
-        <w:t xml:space="preserve">7. Awareness of the Affordable Housing Programme</w:t>
-      </w:r>
-    </w:p>
-    <w:p>
-      <w:pPr>
-        <w:spacing w:after="200"/>
-      </w:pPr>
-      <w:r>
-        <w:t xml:space="preserve">National awareness of the Affordable Housing Programme stands at 48.0%, meaning roughly half of surveyed households are still unaware of it. Awareness is lowest in Wajir (4.8%), Lamu (6.5%), Isiolo (7.2%), Mandera (9.9%), and Garissa (10.7%), all in the same underserved counties identified in the housing quality findings above.</w:t>
-      </w:r>
-    </w:p>
-    <w:p>
-      <w:pPr>
-        <w:spacing w:after="200"/>
-      </w:pPr>
-      <w:r>
-        <w:t xml:space="preserve">This overlap is itself a finding: the counties with the greatest infrastructure need are also the counties least aware that a national programme exists to help address it. A targeted, localized awareness campaign in these five counties specifically, rather than a generic national campaign, is likely to have the highest marginal impact on Programme uptake.</w:t>
-      </w:r>
-    </w:p>
-    <w:p>
-      <w:pPr>
-        <w:pStyle w:val="Heading1"/>
-        <w:spacing w:after="200" w:before="400"/>
-      </w:pPr>
-      <w:r>
-        <w:t xml:space="preserve">8. Institutional and Regulatory Performance</w:t>
-      </w:r>
-    </w:p>
-    <w:p>
-      <w:pPr>
-        <w:spacing w:after="200"/>
-      </w:pPr>
-      <w:r>
-        <w:t xml:space="preserve">The national average time to approve a building permit is 16.2 days. However, Nakuru (50 days), and Kiambu, Mombasa, Lamu, and Murang'a (30 days each) report approval times well above this average. Slow approval timelines in high-demand counties like Kiambu and Mombasa may be constraining the formal housing supply response precisely where demand and urbanization pressure are highest, worth flagging to county-level physical planning departments as a specific administrative bottleneck.</w:t>
-      </w:r>
-    </w:p>
-    <w:p>
-      <w:r>
-        <w:br w:type="page"/>
-      </w:r>
-    </w:p>
-    <w:p>
-      <w:pPr>
-        <w:pStyle w:val="Heading1"/>
-        <w:spacing w:after="200" w:before="400"/>
-      </w:pPr>
-      <w:r>
-        <w:t xml:space="preserve">9. Composite Ranking: Housing Affordability &amp; Quality Index</w:t>
-      </w:r>
-    </w:p>
-    <w:p>
-      <w:pPr>
-        <w:spacing w:after="100" w:before="200"/>
-        <w:jc w:val="center"/>
-      </w:pPr>
-      <w:r>
+        <w:rPr>
+          <w:rFonts w:ascii="Times New Roman" w:hAnsi="Times New Roman" w:cs="Times New Roman"/>
+        </w:rPr>
+      </w:pPr>
+      <w:r>
+        <w:rPr>
+          <w:rFonts w:ascii="Times New Roman" w:hAnsi="Times New Roman" w:cs="Times New Roman"/>
+          <w:noProof/>
+        </w:rPr>
         <w:drawing>
-          <wp:inline distT="0" distB="0" distL="0" distR="0">
+          <wp:inline distT="0" distB="0" distL="0" distR="0" wp14:anchorId="0F91F03D" wp14:editId="6CBA1186">
             <wp:extent cx="4000500" cy="3438525"/>
-            <wp:effectExtent t="0" r="0" b="0" l="0"/>
-            <wp:docPr id="1" name="" descr="" title=""/>
+            <wp:effectExtent l="0" t="0" r="0" b="0"/>
+            <wp:docPr id="5" name="Picture 5"/>
             <wp:cNvGraphicFramePr>
               <a:graphicFrameLocks xmlns:a="http://schemas.openxmlformats.org/drawingml/2006/main" noChangeAspect="1"/>
             </wp:cNvGraphicFramePr>
@@ -1626,13 +4592,13 @@
               <a:graphicData uri="http://schemas.openxmlformats.org/drawingml/2006/picture">
                 <pic:pic xmlns:pic="http://schemas.openxmlformats.org/drawingml/2006/picture">
                   <pic:nvPicPr>
-                    <pic:cNvPr id="0" name="" descr=""/>
+                    <pic:cNvPr id="0" name=""/>
                     <pic:cNvPicPr>
                       <a:picLocks noChangeAspect="1" noChangeArrowheads="1"/>
                     </pic:cNvPicPr>
                   </pic:nvPicPr>
                   <pic:blipFill>
-                    <a:blip r:embed="rId13" cstate="none"/>
+                    <a:blip r:embed="rId12"/>
                     <a:srcRect/>
                     <a:stretch>
                       <a:fillRect/>
@@ -1656,76 +4622,216 @@
     </w:p>
     <w:p>
       <w:pPr>
-        <w:spacing w:after="300"/>
-        <w:jc w:val="center"/>
-      </w:pPr>
-      <w:r>
-        <w:rPr>
-          <w:i/>
-          <w:iCs/>
-          <w:color w:val="7A7A7A"/>
-          <w:sz w:val="18"/>
-          <w:szCs w:val="18"/>
-        </w:rPr>
-        <w:t xml:space="preserve">Figure 5. Full 47-county Housing Affordability &amp; Quality Index ranking.</w:t>
-      </w:r>
+        <w:pStyle w:val="Caption"/>
+        <w:rPr>
+          <w:rFonts w:ascii="Times New Roman" w:hAnsi="Times New Roman" w:cs="Times New Roman"/>
+          <w:color w:val="auto"/>
+        </w:rPr>
+      </w:pPr>
+      <w:r>
+        <w:rPr>
+          <w:rFonts w:ascii="Times New Roman" w:hAnsi="Times New Roman" w:cs="Times New Roman"/>
+          <w:color w:val="auto"/>
+        </w:rPr>
+        <w:t xml:space="preserve">                                                           </w:t>
+      </w:r>
+      <w:bookmarkStart w:id="15" w:name="_Toc240885905"/>
+      <w:r>
+        <w:rPr>
+          <w:rFonts w:ascii="Times New Roman" w:hAnsi="Times New Roman" w:cs="Times New Roman"/>
+          <w:color w:val="auto"/>
+        </w:rPr>
+        <w:t xml:space="preserve">Figure </w:t>
+      </w:r>
+      <w:r>
+        <w:rPr>
+          <w:rFonts w:ascii="Times New Roman" w:hAnsi="Times New Roman" w:cs="Times New Roman"/>
+          <w:color w:val="auto"/>
+        </w:rPr>
+        <w:fldChar w:fldCharType="begin"/>
+      </w:r>
+      <w:r>
+        <w:rPr>
+          <w:rFonts w:ascii="Times New Roman" w:hAnsi="Times New Roman" w:cs="Times New Roman"/>
+          <w:color w:val="auto"/>
+        </w:rPr>
+        <w:instrText xml:space="preserve"> SEQ Figure \* ARABIC </w:instrText>
+      </w:r>
+      <w:r>
+        <w:rPr>
+          <w:rFonts w:ascii="Times New Roman" w:hAnsi="Times New Roman" w:cs="Times New Roman"/>
+          <w:color w:val="auto"/>
+        </w:rPr>
+        <w:fldChar w:fldCharType="separate"/>
+      </w:r>
+      <w:r>
+        <w:rPr>
+          <w:rFonts w:ascii="Times New Roman" w:hAnsi="Times New Roman" w:cs="Times New Roman"/>
+          <w:noProof/>
+          <w:color w:val="auto"/>
+        </w:rPr>
+        <w:t>5</w:t>
+      </w:r>
+      <w:r>
+        <w:rPr>
+          <w:rFonts w:ascii="Times New Roman" w:hAnsi="Times New Roman" w:cs="Times New Roman"/>
+          <w:color w:val="auto"/>
+        </w:rPr>
+        <w:fldChar w:fldCharType="end"/>
+      </w:r>
+      <w:r>
+        <w:rPr>
+          <w:rFonts w:ascii="Times New Roman" w:hAnsi="Times New Roman" w:cs="Times New Roman"/>
+          <w:color w:val="auto"/>
+        </w:rPr>
+        <w:t>. Full 47-county Housing Affordability &amp; Quality Index ranking.</w:t>
+      </w:r>
+      <w:bookmarkEnd w:id="15"/>
     </w:p>
     <w:p>
       <w:pPr>
         <w:spacing w:after="200"/>
-      </w:pPr>
-      <w:r>
-        <w:t xml:space="preserve">Nairobi (90.2), Kiambu (87.0), and Mombasa (82.3) top the index, Kenya's most urbanized counties. West Pokot and Kericho are tied at the bottom (23.7), followed by Marsabit (27.0), Mandera (28.0), and Elgeyo-Marakwet (30.6). These five counties represent the clearest priority list for combined intervention: infrastructure investment, targeted awareness campaigns, and, pending further local investigation, affordability support.</w:t>
-      </w:r>
-    </w:p>
-    <w:p>
-      <w:r>
+        <w:rPr>
+          <w:rFonts w:ascii="Times New Roman" w:hAnsi="Times New Roman" w:cs="Times New Roman"/>
+        </w:rPr>
+      </w:pPr>
+      <w:r>
+        <w:rPr>
+          <w:rFonts w:ascii="Times New Roman" w:hAnsi="Times New Roman" w:cs="Times New Roman"/>
+        </w:rPr>
+        <w:t xml:space="preserve">Nairobi (90.2), Kiambu (87.0), and Mombasa (82.3) top the index, Kenya's most urbanized counties. West Pokot and Kericho are tied at the bottom (23.7), followed by </w:t>
+      </w:r>
+      <w:proofErr w:type="spellStart"/>
+      <w:r>
+        <w:rPr>
+          <w:rFonts w:ascii="Times New Roman" w:hAnsi="Times New Roman" w:cs="Times New Roman"/>
+        </w:rPr>
+        <w:t>Marsabit</w:t>
+      </w:r>
+      <w:proofErr w:type="spellEnd"/>
+      <w:r>
+        <w:rPr>
+          <w:rFonts w:ascii="Times New Roman" w:hAnsi="Times New Roman" w:cs="Times New Roman"/>
+        </w:rPr>
+        <w:t xml:space="preserve"> (27.0), Mandera (28.0), and </w:t>
+      </w:r>
+      <w:proofErr w:type="spellStart"/>
+      <w:r>
+        <w:rPr>
+          <w:rFonts w:ascii="Times New Roman" w:hAnsi="Times New Roman" w:cs="Times New Roman"/>
+        </w:rPr>
+        <w:t>Elgeyo</w:t>
+      </w:r>
+      <w:proofErr w:type="spellEnd"/>
+      <w:r>
+        <w:rPr>
+          <w:rFonts w:ascii="Times New Roman" w:hAnsi="Times New Roman" w:cs="Times New Roman"/>
+        </w:rPr>
+        <w:t>-Marakwet (30.6). These five counties represent the clearest priority list for combined intervention: infrastructure investment, targeted awareness campaigns, and, pending further local investigation, affordability support.</w:t>
+      </w:r>
+    </w:p>
+    <w:p>
+      <w:pPr>
+        <w:rPr>
+          <w:rFonts w:ascii="Times New Roman" w:hAnsi="Times New Roman" w:cs="Times New Roman"/>
+        </w:rPr>
+      </w:pPr>
+      <w:r>
+        <w:rPr>
+          <w:rFonts w:ascii="Times New Roman" w:hAnsi="Times New Roman" w:cs="Times New Roman"/>
+        </w:rPr>
         <w:br w:type="page"/>
       </w:r>
     </w:p>
     <w:p>
       <w:pPr>
         <w:pStyle w:val="Heading1"/>
-        <w:spacing w:after="200" w:before="400"/>
-      </w:pPr>
-      <w:r>
-        <w:t xml:space="preserve">10. Housing Finance Access — Estimated, Not Official Data</w:t>
-      </w:r>
-    </w:p>
-    <w:p>
-      <w:pPr>
-        <w:spacing w:after="200" w:before="100"/>
-      </w:pPr>
-      <w:r>
-        <w:rPr>
-          <w:b/>
-          <w:bCs/>
-          <w:color w:val="C8102E"/>
+        <w:spacing w:before="400" w:after="200"/>
+        <w:rPr>
+          <w:rFonts w:ascii="Times New Roman" w:hAnsi="Times New Roman" w:cs="Times New Roman"/>
+          <w:color w:val="auto"/>
+        </w:rPr>
+      </w:pPr>
+      <w:bookmarkStart w:id="16" w:name="_Toc240885989"/>
+      <w:r>
+        <w:rPr>
+          <w:rFonts w:ascii="Times New Roman" w:hAnsi="Times New Roman" w:cs="Times New Roman"/>
+          <w:color w:val="auto"/>
+        </w:rPr>
+        <w:lastRenderedPageBreak/>
+        <w:t xml:space="preserve">10. Housing Finance Access </w:t>
+      </w:r>
+      <w:r>
+        <w:rPr>
+          <w:rFonts w:ascii="Times New Roman" w:hAnsi="Times New Roman" w:cs="Times New Roman"/>
+          <w:color w:val="auto"/>
+        </w:rPr>
+        <w:t>(</w:t>
+      </w:r>
+      <w:r>
+        <w:rPr>
+          <w:rFonts w:ascii="Times New Roman" w:hAnsi="Times New Roman" w:cs="Times New Roman"/>
+          <w:color w:val="auto"/>
+        </w:rPr>
+        <w:t>Estimated, Not Official Data</w:t>
+      </w:r>
+      <w:r>
+        <w:rPr>
+          <w:rFonts w:ascii="Times New Roman" w:hAnsi="Times New Roman" w:cs="Times New Roman"/>
+          <w:color w:val="auto"/>
+        </w:rPr>
+        <w:t>)</w:t>
+      </w:r>
+      <w:bookmarkEnd w:id="16"/>
+    </w:p>
+    <w:p>
+      <w:pPr>
+        <w:spacing w:before="100" w:after="200"/>
+        <w:rPr>
+          <w:rFonts w:ascii="Times New Roman" w:hAnsi="Times New Roman" w:cs="Times New Roman"/>
+        </w:rPr>
+      </w:pPr>
+      <w:r>
+        <w:rPr>
+          <w:rFonts w:ascii="Times New Roman" w:hAnsi="Times New Roman" w:cs="Times New Roman"/>
           <w:sz w:val="20"/>
           <w:szCs w:val="20"/>
         </w:rPr>
-        <w:t xml:space="preserve">⚠ The figures in this section are a modeled estimate, not part of the original KNBS survey. Chapter 7 (Housing Finance) was not available in the source data used for this analysis. Do not cite this section as official KNBS statistics in any external-facing communication.</w:t>
+        <w:t>DISCLAIMER: THE FIGURES IN THIS SECTION ARE A MODELED ESTIMATE, NOT PART OF THE ORIGINAL KNBS SURVEY. CHAPTER 7 (HOUSING FINANCE) WAS NOT AVAILABLE IN THE SOURCE DATA USED FOR THIS ANALYSIS. DO NOT CITE THIS SECTION AS OFFICIAL KNBS STATISTICS IN ANY EXTERNAL-FACING COMMUNICATION.</w:t>
       </w:r>
     </w:p>
     <w:p>
       <w:pPr>
         <w:spacing w:after="200"/>
-      </w:pPr>
-      <w:r>
-        <w:t xml:space="preserve">This estimate was built from related questions on financing modes, financing sources, and awareness of housing-finance incentives elsewhere in the survey. It is included here only to illustrate what a finance-access view might look like, and to flag that a real Chapter 7 dataset, if obtained, should replace it before this section is used for any actual decision-making.</w:t>
-      </w:r>
-    </w:p>
-    <w:p>
-      <w:pPr>
-        <w:spacing w:after="100" w:before="200"/>
+        <w:rPr>
+          <w:rFonts w:ascii="Times New Roman" w:hAnsi="Times New Roman" w:cs="Times New Roman"/>
+        </w:rPr>
+      </w:pPr>
+      <w:r>
+        <w:rPr>
+          <w:rFonts w:ascii="Times New Roman" w:hAnsi="Times New Roman" w:cs="Times New Roman"/>
+        </w:rPr>
+        <w:t>This estimate was built from related questions on financing modes, financing sources, and awareness of housing-finance incentives elsewhere in the survey. It is included here only to illustrate what a finance-access view might look like, and to flag that a real Chapter 7 dataset, if obtained, should replace it before this section is used for any actual decision-making.</w:t>
+      </w:r>
+    </w:p>
+    <w:p>
+      <w:pPr>
+        <w:spacing w:before="200" w:after="100"/>
         <w:jc w:val="center"/>
-      </w:pPr>
-      <w:r>
+        <w:rPr>
+          <w:rFonts w:ascii="Times New Roman" w:hAnsi="Times New Roman" w:cs="Times New Roman"/>
+        </w:rPr>
+      </w:pPr>
+      <w:r>
+        <w:rPr>
+          <w:rFonts w:ascii="Times New Roman" w:hAnsi="Times New Roman" w:cs="Times New Roman"/>
+          <w:noProof/>
+        </w:rPr>
         <w:drawing>
-          <wp:inline distT="0" distB="0" distL="0" distR="0">
+          <wp:inline distT="0" distB="0" distL="0" distR="0" wp14:anchorId="393F38D1" wp14:editId="49737C92">
             <wp:extent cx="3619500" cy="3114675"/>
-            <wp:effectExtent t="0" r="0" b="0" l="0"/>
-            <wp:docPr id="1" name="" descr="" title=""/>
+            <wp:effectExtent l="0" t="0" r="0" b="0"/>
+            <wp:docPr id="6" name="Picture 6"/>
             <wp:cNvGraphicFramePr>
               <a:graphicFrameLocks xmlns:a="http://schemas.openxmlformats.org/drawingml/2006/main" noChangeAspect="1"/>
             </wp:cNvGraphicFramePr>
@@ -1733,13 +4839,13 @@
               <a:graphicData uri="http://schemas.openxmlformats.org/drawingml/2006/picture">
                 <pic:pic xmlns:pic="http://schemas.openxmlformats.org/drawingml/2006/picture">
                   <pic:nvPicPr>
-                    <pic:cNvPr id="0" name="" descr=""/>
+                    <pic:cNvPr id="0" name=""/>
                     <pic:cNvPicPr>
                       <a:picLocks noChangeAspect="1" noChangeArrowheads="1"/>
                     </pic:cNvPicPr>
                   </pic:nvPicPr>
                   <pic:blipFill>
-                    <a:blip r:embed="rId14" cstate="none"/>
+                    <a:blip r:embed="rId13"/>
                     <a:srcRect/>
                     <a:stretch>
                       <a:fillRect/>
@@ -1763,50 +4869,171 @@
     </w:p>
     <w:p>
       <w:pPr>
-        <w:spacing w:after="300"/>
-        <w:jc w:val="center"/>
-      </w:pPr>
-      <w:r>
-        <w:rPr>
-          <w:i/>
-          <w:iCs/>
-          <w:color w:val="7A7A7A"/>
-          <w:sz w:val="18"/>
-          <w:szCs w:val="18"/>
-        </w:rPr>
-        <w:t xml:space="preserve">Figure 6. ESTIMATED housing finance access score by county — not official KNBS data.</w:t>
-      </w:r>
+        <w:pStyle w:val="Caption"/>
+        <w:rPr>
+          <w:rFonts w:ascii="Times New Roman" w:hAnsi="Times New Roman" w:cs="Times New Roman"/>
+          <w:color w:val="auto"/>
+        </w:rPr>
+      </w:pPr>
+      <w:r>
+        <w:rPr>
+          <w:rFonts w:ascii="Times New Roman" w:hAnsi="Times New Roman" w:cs="Times New Roman"/>
+          <w:color w:val="auto"/>
+        </w:rPr>
+        <w:t xml:space="preserve">                                               </w:t>
+      </w:r>
+      <w:bookmarkStart w:id="17" w:name="_Toc240885906"/>
+      <w:r>
+        <w:rPr>
+          <w:rFonts w:ascii="Times New Roman" w:hAnsi="Times New Roman" w:cs="Times New Roman"/>
+          <w:color w:val="auto"/>
+        </w:rPr>
+        <w:t xml:space="preserve">Figure </w:t>
+      </w:r>
+      <w:r>
+        <w:rPr>
+          <w:rFonts w:ascii="Times New Roman" w:hAnsi="Times New Roman" w:cs="Times New Roman"/>
+          <w:color w:val="auto"/>
+        </w:rPr>
+        <w:fldChar w:fldCharType="begin"/>
+      </w:r>
+      <w:r>
+        <w:rPr>
+          <w:rFonts w:ascii="Times New Roman" w:hAnsi="Times New Roman" w:cs="Times New Roman"/>
+          <w:color w:val="auto"/>
+        </w:rPr>
+        <w:instrText xml:space="preserve"> SEQ Figure \* ARABIC </w:instrText>
+      </w:r>
+      <w:r>
+        <w:rPr>
+          <w:rFonts w:ascii="Times New Roman" w:hAnsi="Times New Roman" w:cs="Times New Roman"/>
+          <w:color w:val="auto"/>
+        </w:rPr>
+        <w:fldChar w:fldCharType="separate"/>
+      </w:r>
+      <w:r>
+        <w:rPr>
+          <w:rFonts w:ascii="Times New Roman" w:hAnsi="Times New Roman" w:cs="Times New Roman"/>
+          <w:noProof/>
+          <w:color w:val="auto"/>
+        </w:rPr>
+        <w:t>6</w:t>
+      </w:r>
+      <w:r>
+        <w:rPr>
+          <w:rFonts w:ascii="Times New Roman" w:hAnsi="Times New Roman" w:cs="Times New Roman"/>
+          <w:color w:val="auto"/>
+        </w:rPr>
+        <w:fldChar w:fldCharType="end"/>
+      </w:r>
+      <w:r>
+        <w:rPr>
+          <w:rFonts w:ascii="Times New Roman" w:hAnsi="Times New Roman" w:cs="Times New Roman"/>
+          <w:color w:val="auto"/>
+        </w:rPr>
+        <w:t xml:space="preserve"> ESTIMATED housing finance access score by county </w:t>
+      </w:r>
+      <w:proofErr w:type="gramStart"/>
+      <w:r>
+        <w:rPr>
+          <w:rFonts w:ascii="Times New Roman" w:hAnsi="Times New Roman" w:cs="Times New Roman"/>
+          <w:i w:val="0"/>
+          <w:iCs w:val="0"/>
+          <w:color w:val="auto"/>
+        </w:rPr>
+        <w:t>(</w:t>
+      </w:r>
+      <w:r>
+        <w:rPr>
+          <w:rFonts w:ascii="Times New Roman" w:hAnsi="Times New Roman" w:cs="Times New Roman"/>
+          <w:color w:val="auto"/>
+        </w:rPr>
+        <w:t xml:space="preserve"> not</w:t>
+      </w:r>
+      <w:proofErr w:type="gramEnd"/>
+      <w:r>
+        <w:rPr>
+          <w:rFonts w:ascii="Times New Roman" w:hAnsi="Times New Roman" w:cs="Times New Roman"/>
+          <w:color w:val="auto"/>
+        </w:rPr>
+        <w:t xml:space="preserve"> official KNBS data.</w:t>
+      </w:r>
+      <w:r>
+        <w:rPr>
+          <w:rFonts w:ascii="Times New Roman" w:hAnsi="Times New Roman" w:cs="Times New Roman"/>
+          <w:i w:val="0"/>
+          <w:iCs w:val="0"/>
+          <w:color w:val="auto"/>
+        </w:rPr>
+        <w:t>)</w:t>
+      </w:r>
+      <w:bookmarkEnd w:id="17"/>
     </w:p>
     <w:p>
       <w:pPr>
         <w:spacing w:after="200"/>
-      </w:pPr>
-      <w:r>
-        <w:t xml:space="preserve">Recommendation: request or source the actual KNBS Chapter 7 (Housing Finance) report before drawing any financing-related conclusions for policy or marketing purposes.</w:t>
-      </w:r>
-    </w:p>
-    <w:p>
-      <w:r>
+        <w:rPr>
+          <w:rFonts w:ascii="Times New Roman" w:hAnsi="Times New Roman" w:cs="Times New Roman"/>
+        </w:rPr>
+      </w:pPr>
+      <w:r>
+        <w:rPr>
+          <w:rFonts w:ascii="Times New Roman" w:hAnsi="Times New Roman" w:cs="Times New Roman"/>
+        </w:rPr>
+        <w:t>Recommendation: request or source the actual KNBS Chapter 7 (Housing Finance) report before drawing any financing-related conclusions for policy or marketing purposes.</w:t>
+      </w:r>
+    </w:p>
+    <w:p>
+      <w:pPr>
+        <w:rPr>
+          <w:rFonts w:ascii="Times New Roman" w:hAnsi="Times New Roman" w:cs="Times New Roman"/>
+        </w:rPr>
+      </w:pPr>
+      <w:r>
+        <w:rPr>
+          <w:rFonts w:ascii="Times New Roman" w:hAnsi="Times New Roman" w:cs="Times New Roman"/>
+        </w:rPr>
         <w:br w:type="page"/>
       </w:r>
     </w:p>
     <w:p>
       <w:pPr>
         <w:pStyle w:val="Heading1"/>
-        <w:spacing w:after="200" w:before="400"/>
-      </w:pPr>
-      <w:r>
-        <w:t xml:space="preserve">11. Summary of Recommendations</w:t>
-      </w:r>
+        <w:spacing w:before="400" w:after="200"/>
+        <w:rPr>
+          <w:rFonts w:ascii="Times New Roman" w:hAnsi="Times New Roman" w:cs="Times New Roman"/>
+          <w:color w:val="auto"/>
+        </w:rPr>
+      </w:pPr>
+      <w:bookmarkStart w:id="18" w:name="_Toc240885990"/>
+      <w:r>
+        <w:rPr>
+          <w:rFonts w:ascii="Times New Roman" w:hAnsi="Times New Roman" w:cs="Times New Roman"/>
+          <w:color w:val="auto"/>
+        </w:rPr>
+        <w:lastRenderedPageBreak/>
+        <w:t>11. Summary of Recommendations</w:t>
+      </w:r>
+      <w:bookmarkEnd w:id="18"/>
     </w:p>
     <w:p>
       <w:pPr>
         <w:pStyle w:val="Heading2"/>
-        <w:spacing w:after="150" w:before="300"/>
-      </w:pPr>
-      <w:r>
-        <w:t xml:space="preserve">Immediate, low-cost actions</w:t>
-      </w:r>
+        <w:spacing w:before="300" w:after="150"/>
+        <w:rPr>
+          <w:rFonts w:ascii="Times New Roman" w:hAnsi="Times New Roman" w:cs="Times New Roman"/>
+          <w:color w:val="auto"/>
+        </w:rPr>
+      </w:pPr>
+      <w:bookmarkStart w:id="19" w:name="_Toc240885991"/>
+      <w:r>
+        <w:rPr>
+          <w:rFonts w:ascii="Times New Roman" w:hAnsi="Times New Roman" w:cs="Times New Roman"/>
+          <w:color w:val="auto"/>
+        </w:rPr>
+        <w:t>Immediate, low-cost actions</w:t>
+      </w:r>
+      <w:bookmarkEnd w:id="19"/>
     </w:p>
     <w:p>
       <w:pPr>
@@ -1816,9 +5043,57 @@
           <w:numId w:val="1"/>
         </w:numPr>
         <w:spacing w:after="100"/>
-      </w:pPr>
-      <w:r>
-        <w:t xml:space="preserve">Launch targeted Affordable Housing Programme awareness campaigns in Wajir, Lamu, Isiolo, Mandera, and Garissa, where awareness is under 11%.</w:t>
+        <w:rPr>
+          <w:rFonts w:ascii="Times New Roman" w:hAnsi="Times New Roman" w:cs="Times New Roman"/>
+        </w:rPr>
+      </w:pPr>
+      <w:r>
+        <w:rPr>
+          <w:rFonts w:ascii="Times New Roman" w:hAnsi="Times New Roman" w:cs="Times New Roman"/>
+        </w:rPr>
+        <w:t xml:space="preserve">Launch targeted Affordable Housing Programme awareness campaigns in </w:t>
+      </w:r>
+      <w:proofErr w:type="spellStart"/>
+      <w:r>
+        <w:rPr>
+          <w:rFonts w:ascii="Times New Roman" w:hAnsi="Times New Roman" w:cs="Times New Roman"/>
+        </w:rPr>
+        <w:t>Wajir</w:t>
+      </w:r>
+      <w:proofErr w:type="spellEnd"/>
+      <w:r>
+        <w:rPr>
+          <w:rFonts w:ascii="Times New Roman" w:hAnsi="Times New Roman" w:cs="Times New Roman"/>
+        </w:rPr>
+        <w:t xml:space="preserve">, </w:t>
+      </w:r>
+      <w:proofErr w:type="spellStart"/>
+      <w:r>
+        <w:rPr>
+          <w:rFonts w:ascii="Times New Roman" w:hAnsi="Times New Roman" w:cs="Times New Roman"/>
+        </w:rPr>
+        <w:t>Lamu</w:t>
+      </w:r>
+      <w:proofErr w:type="spellEnd"/>
+      <w:r>
+        <w:rPr>
+          <w:rFonts w:ascii="Times New Roman" w:hAnsi="Times New Roman" w:cs="Times New Roman"/>
+        </w:rPr>
+        <w:t xml:space="preserve">, </w:t>
+      </w:r>
+      <w:proofErr w:type="spellStart"/>
+      <w:r>
+        <w:rPr>
+          <w:rFonts w:ascii="Times New Roman" w:hAnsi="Times New Roman" w:cs="Times New Roman"/>
+        </w:rPr>
+        <w:t>Isiolo</w:t>
+      </w:r>
+      <w:proofErr w:type="spellEnd"/>
+      <w:r>
+        <w:rPr>
+          <w:rFonts w:ascii="Times New Roman" w:hAnsi="Times New Roman" w:cs="Times New Roman"/>
+        </w:rPr>
+        <w:t>, Mandera, and Garissa, where awareness is under 11%.</w:t>
       </w:r>
     </w:p>
     <w:p>
@@ -1829,19 +5104,63 @@
           <w:numId w:val="1"/>
         </w:numPr>
         <w:spacing w:after="100"/>
-      </w:pPr>
-      <w:r>
-        <w:t xml:space="preserve">Flag building-approval delays in Nakuru, Kiambu, Mombasa, Lamu, and Murang'a to county physical planning departments for review.</w:t>
+        <w:rPr>
+          <w:rFonts w:ascii="Times New Roman" w:hAnsi="Times New Roman" w:cs="Times New Roman"/>
+        </w:rPr>
+      </w:pPr>
+      <w:r>
+        <w:rPr>
+          <w:rFonts w:ascii="Times New Roman" w:hAnsi="Times New Roman" w:cs="Times New Roman"/>
+        </w:rPr>
+        <w:t xml:space="preserve">Flag building-approval delays in Nakuru, Kiambu, Mombasa, </w:t>
+      </w:r>
+      <w:proofErr w:type="spellStart"/>
+      <w:r>
+        <w:rPr>
+          <w:rFonts w:ascii="Times New Roman" w:hAnsi="Times New Roman" w:cs="Times New Roman"/>
+        </w:rPr>
+        <w:t>Lamu</w:t>
+      </w:r>
+      <w:proofErr w:type="spellEnd"/>
+      <w:r>
+        <w:rPr>
+          <w:rFonts w:ascii="Times New Roman" w:hAnsi="Times New Roman" w:cs="Times New Roman"/>
+        </w:rPr>
+        <w:t xml:space="preserve">, and </w:t>
+      </w:r>
+      <w:proofErr w:type="spellStart"/>
+      <w:r>
+        <w:rPr>
+          <w:rFonts w:ascii="Times New Roman" w:hAnsi="Times New Roman" w:cs="Times New Roman"/>
+        </w:rPr>
+        <w:t>Murang'a</w:t>
+      </w:r>
+      <w:proofErr w:type="spellEnd"/>
+      <w:r>
+        <w:rPr>
+          <w:rFonts w:ascii="Times New Roman" w:hAnsi="Times New Roman" w:cs="Times New Roman"/>
+        </w:rPr>
+        <w:t xml:space="preserve"> to county physical planning departments for review.</w:t>
       </w:r>
     </w:p>
     <w:p>
       <w:pPr>
         <w:pStyle w:val="Heading2"/>
-        <w:spacing w:after="150" w:before="300"/>
-      </w:pPr>
-      <w:r>
-        <w:t xml:space="preserve">Medium-term investment priorities</w:t>
-      </w:r>
+        <w:spacing w:before="300" w:after="150"/>
+        <w:rPr>
+          <w:rFonts w:ascii="Times New Roman" w:hAnsi="Times New Roman" w:cs="Times New Roman"/>
+          <w:color w:val="auto"/>
+        </w:rPr>
+      </w:pPr>
+      <w:bookmarkStart w:id="20" w:name="_Toc240885992"/>
+      <w:r>
+        <w:rPr>
+          <w:rFonts w:ascii="Times New Roman" w:hAnsi="Times New Roman" w:cs="Times New Roman"/>
+          <w:color w:val="auto"/>
+        </w:rPr>
+        <w:t>Medium-term investment priorities</w:t>
+      </w:r>
+      <w:bookmarkEnd w:id="20"/>
     </w:p>
     <w:p>
       <w:pPr>
@@ -1851,9 +5170,57 @@
           <w:numId w:val="1"/>
         </w:numPr>
         <w:spacing w:after="100"/>
-      </w:pPr>
-      <w:r>
-        <w:t xml:space="preserve">Prioritize water and sanitation infrastructure investment in West Pokot, Elgeyo-Marakwet, Mandera, Wajir, Marsabit, Turkana, and Garissa, consistently the lowest-scoring counties across quality, water, and sanitation measures.</w:t>
+        <w:rPr>
+          <w:rFonts w:ascii="Times New Roman" w:hAnsi="Times New Roman" w:cs="Times New Roman"/>
+        </w:rPr>
+      </w:pPr>
+      <w:r>
+        <w:rPr>
+          <w:rFonts w:ascii="Times New Roman" w:hAnsi="Times New Roman" w:cs="Times New Roman"/>
+        </w:rPr>
+        <w:t xml:space="preserve">Prioritize water and sanitation infrastructure investment in West Pokot, </w:t>
+      </w:r>
+      <w:proofErr w:type="spellStart"/>
+      <w:r>
+        <w:rPr>
+          <w:rFonts w:ascii="Times New Roman" w:hAnsi="Times New Roman" w:cs="Times New Roman"/>
+        </w:rPr>
+        <w:t>Elgeyo</w:t>
+      </w:r>
+      <w:proofErr w:type="spellEnd"/>
+      <w:r>
+        <w:rPr>
+          <w:rFonts w:ascii="Times New Roman" w:hAnsi="Times New Roman" w:cs="Times New Roman"/>
+        </w:rPr>
+        <w:t xml:space="preserve">-Marakwet, Mandera, </w:t>
+      </w:r>
+      <w:proofErr w:type="spellStart"/>
+      <w:r>
+        <w:rPr>
+          <w:rFonts w:ascii="Times New Roman" w:hAnsi="Times New Roman" w:cs="Times New Roman"/>
+        </w:rPr>
+        <w:t>Wajir</w:t>
+      </w:r>
+      <w:proofErr w:type="spellEnd"/>
+      <w:r>
+        <w:rPr>
+          <w:rFonts w:ascii="Times New Roman" w:hAnsi="Times New Roman" w:cs="Times New Roman"/>
+        </w:rPr>
+        <w:t xml:space="preserve">, </w:t>
+      </w:r>
+      <w:proofErr w:type="spellStart"/>
+      <w:r>
+        <w:rPr>
+          <w:rFonts w:ascii="Times New Roman" w:hAnsi="Times New Roman" w:cs="Times New Roman"/>
+        </w:rPr>
+        <w:t>Marsabit</w:t>
+      </w:r>
+      <w:proofErr w:type="spellEnd"/>
+      <w:r>
+        <w:rPr>
+          <w:rFonts w:ascii="Times New Roman" w:hAnsi="Times New Roman" w:cs="Times New Roman"/>
+        </w:rPr>
+        <w:t>, Turkana, and Garissa, consistently the lowest-scoring counties across quality, water, and sanitation measures.</w:t>
       </w:r>
     </w:p>
     <w:p>
@@ -1864,19 +5231,35 @@
           <w:numId w:val="1"/>
         </w:numPr>
         <w:spacing w:after="100"/>
-      </w:pPr>
-      <w:r>
-        <w:t xml:space="preserve">Investigate the specific local drivers of high rent burden in Kajiado, Kisii, and Kericho, since this pattern is not explained by housing quality or ownership data alone.</w:t>
+        <w:rPr>
+          <w:rFonts w:ascii="Times New Roman" w:hAnsi="Times New Roman" w:cs="Times New Roman"/>
+        </w:rPr>
+      </w:pPr>
+      <w:r>
+        <w:rPr>
+          <w:rFonts w:ascii="Times New Roman" w:hAnsi="Times New Roman" w:cs="Times New Roman"/>
+        </w:rPr>
+        <w:t>Investigate the specific local drivers of high rent burden in Kajiado, Kisii, and Kericho, since this pattern is not explained by housing quality or ownership data alone.</w:t>
       </w:r>
     </w:p>
     <w:p>
       <w:pPr>
         <w:pStyle w:val="Heading2"/>
-        <w:spacing w:after="150" w:before="300"/>
-      </w:pPr>
-      <w:r>
-        <w:t xml:space="preserve">Data priorities</w:t>
-      </w:r>
+        <w:spacing w:before="300" w:after="150"/>
+        <w:rPr>
+          <w:rFonts w:ascii="Times New Roman" w:hAnsi="Times New Roman" w:cs="Times New Roman"/>
+          <w:color w:val="auto"/>
+        </w:rPr>
+      </w:pPr>
+      <w:bookmarkStart w:id="21" w:name="_Toc240885993"/>
+      <w:r>
+        <w:rPr>
+          <w:rFonts w:ascii="Times New Roman" w:hAnsi="Times New Roman" w:cs="Times New Roman"/>
+          <w:color w:val="auto"/>
+        </w:rPr>
+        <w:t>Data priorities</w:t>
+      </w:r>
+      <w:bookmarkEnd w:id="21"/>
     </w:p>
     <w:p>
       <w:pPr>
@@ -1886,31 +5269,62 @@
           <w:numId w:val="1"/>
         </w:numPr>
         <w:spacing w:after="100"/>
-      </w:pPr>
-      <w:r>
-        <w:t xml:space="preserve">Obtain the actual KNBS Chapter 7 (Housing Finance) report to replace the estimated figures in Section 10 before any financing-related policy or messaging decisions are made.</w:t>
-      </w:r>
-    </w:p>
-    <w:p>
-      <w:r>
+        <w:rPr>
+          <w:rFonts w:ascii="Times New Roman" w:hAnsi="Times New Roman" w:cs="Times New Roman"/>
+        </w:rPr>
+      </w:pPr>
+      <w:r>
+        <w:rPr>
+          <w:rFonts w:ascii="Times New Roman" w:hAnsi="Times New Roman" w:cs="Times New Roman"/>
+        </w:rPr>
+        <w:t>Obtain the actual KNBS Chapter 7 (Housing Finance) report to replace the estimated figures in Section 10 before any financing-related policy or messaging decisions are made.</w:t>
+      </w:r>
+    </w:p>
+    <w:p>
+      <w:pPr>
+        <w:rPr>
+          <w:rFonts w:ascii="Times New Roman" w:hAnsi="Times New Roman" w:cs="Times New Roman"/>
+        </w:rPr>
+      </w:pPr>
+      <w:r>
+        <w:rPr>
+          <w:rFonts w:ascii="Times New Roman" w:hAnsi="Times New Roman" w:cs="Times New Roman"/>
+        </w:rPr>
         <w:br w:type="page"/>
       </w:r>
     </w:p>
     <w:p>
       <w:pPr>
         <w:pStyle w:val="Heading1"/>
-        <w:spacing w:after="200" w:before="400"/>
-      </w:pPr>
-      <w:r>
-        <w:t xml:space="preserve">12. Data Sources and Limitations</w:t>
-      </w:r>
+        <w:spacing w:before="400" w:after="200"/>
+        <w:rPr>
+          <w:rFonts w:ascii="Times New Roman" w:hAnsi="Times New Roman" w:cs="Times New Roman"/>
+          <w:color w:val="auto"/>
+        </w:rPr>
+      </w:pPr>
+      <w:bookmarkStart w:id="22" w:name="_Toc240885994"/>
+      <w:r>
+        <w:rPr>
+          <w:rFonts w:ascii="Times New Roman" w:hAnsi="Times New Roman" w:cs="Times New Roman"/>
+          <w:color w:val="auto"/>
+        </w:rPr>
+        <w:lastRenderedPageBreak/>
+        <w:t>12. Data Sources and Limitations</w:t>
+      </w:r>
+      <w:bookmarkEnd w:id="22"/>
     </w:p>
     <w:p>
       <w:pPr>
         <w:spacing w:after="200"/>
-      </w:pPr>
-      <w:r>
-        <w:t xml:space="preserve">Source: Kenya National Bureau of Statistics (KNBS), Kenya Housing Survey 2024. This brief draws on 9 of the survey's chapters (Chapters 2-6, 8-12); Chapter 7 was not available and is separately flagged wherever referenced.</w:t>
+        <w:rPr>
+          <w:rFonts w:ascii="Times New Roman" w:hAnsi="Times New Roman" w:cs="Times New Roman"/>
+        </w:rPr>
+      </w:pPr>
+      <w:r>
+        <w:rPr>
+          <w:rFonts w:ascii="Times New Roman" w:hAnsi="Times New Roman" w:cs="Times New Roman"/>
+        </w:rPr>
+        <w:t>Source: Kenya National Bureau of Statistics (KNBS), Kenya Housing Survey 2024. This brief draws on 9 of the survey's chapters (Chapters 2-6, 8-12); Chapter 7 was not available and is separately flagged wherever referenced.</w:t>
       </w:r>
     </w:p>
     <w:p>
@@ -1921,9 +5335,15 @@
           <w:numId w:val="1"/>
         </w:numPr>
         <w:spacing w:after="100"/>
-      </w:pPr>
-      <w:r>
-        <w:t xml:space="preserve">The Housing Affordability &amp; Quality Index is an analytical construct built for this brief, it is not an official KNBS statistic, though every component indicator that feeds it is.</w:t>
+        <w:rPr>
+          <w:rFonts w:ascii="Times New Roman" w:hAnsi="Times New Roman" w:cs="Times New Roman"/>
+        </w:rPr>
+      </w:pPr>
+      <w:r>
+        <w:rPr>
+          <w:rFonts w:ascii="Times New Roman" w:hAnsi="Times New Roman" w:cs="Times New Roman"/>
+        </w:rPr>
+        <w:t>The Housing Affordability &amp; Quality Index is an analytical construct built for this brief, it is not an official KNBS statistic, though every component indicator that feeds it is.</w:t>
       </w:r>
     </w:p>
     <w:p>
@@ -1934,9 +5354,15 @@
           <w:numId w:val="1"/>
         </w:numPr>
         <w:spacing w:after="100"/>
-      </w:pPr>
-      <w:r>
-        <w:t xml:space="preserve">Some county-level figures (e.g. building approval days, housing finance sources) are based on smaller survey sub-samples and should be treated as indicative rather than precise for those specific counties.</w:t>
+        <w:rPr>
+          <w:rFonts w:ascii="Times New Roman" w:hAnsi="Times New Roman" w:cs="Times New Roman"/>
+        </w:rPr>
+      </w:pPr>
+      <w:r>
+        <w:rPr>
+          <w:rFonts w:ascii="Times New Roman" w:hAnsi="Times New Roman" w:cs="Times New Roman"/>
+        </w:rPr>
+        <w:t>Some county-level figures (e.g. building approval days, housing finance sources) are based on smaller survey sub-samples and should be treated as indicative rather than precise for those specific counties.</w:t>
       </w:r>
     </w:p>
     <w:p>
@@ -1947,40 +5373,33 @@
           <w:numId w:val="1"/>
         </w:numPr>
         <w:spacing w:after="100"/>
-      </w:pPr>
-      <w:r>
-        <w:t xml:space="preserve">This brief presents correlational, not causal, findings. The ownership-quality relationship is a strong and consistent pattern across counties, but confirming causal mechanisms would require further targeted research.</w:t>
+        <w:rPr>
+          <w:rFonts w:ascii="Times New Roman" w:hAnsi="Times New Roman" w:cs="Times New Roman"/>
+        </w:rPr>
+      </w:pPr>
+      <w:r>
+        <w:rPr>
+          <w:rFonts w:ascii="Times New Roman" w:hAnsi="Times New Roman" w:cs="Times New Roman"/>
+        </w:rPr>
+        <w:t>This brief presents correlational, not causal, findings. The ownership-quality relationship is a strong and consistent pattern across counties, but confirming causal mechanisms would require further targeted research.</w:t>
       </w:r>
     </w:p>
     <w:sectPr>
-      <w:headerReference w:type="default" r:id="rId7"/>
-      <w:footerReference w:type="default" r:id="rId8"/>
-      <w:pgSz w:w="12240" w:h="15840" w:orient="portrait"/>
+      <w:headerReference w:type="default" r:id="rId14"/>
+      <w:footerReference w:type="default" r:id="rId15"/>
+      <w:pgSz w:w="12240" w:h="15840"/>
       <w:pgMar w:top="1440" w:right="1440" w:bottom="1440" w:left="1440" w:header="708" w:footer="708" w:gutter="0"/>
-      <w:pgNumType/>
+      <w:cols w:space="720"/>
       <w:docGrid w:linePitch="360"/>
     </w:sectPr>
   </w:body>
 </w:document>
 </file>
 
-<file path=word/comments.xml><?xml version="1.0" encoding="utf-8"?>
-<w:comments xmlns:cx="http://schemas.microsoft.com/office/drawing/2014/chartex" xmlns:cx1="http://schemas.microsoft.com/office/drawing/2015/9/8/chartex" xmlns:cx2="http://schemas.microsoft.com/office/drawing/2015/10/21/chartex" xmlns:cx3="http://schemas.microsoft.com/office/drawing/2016/5/9/chartex" xmlns:cx4="http://schemas.microsoft.com/office/drawing/2016/5/10/chartex" xmlns:cx5="http://schemas.microsoft.com/office/drawing/2016/5/11/chartex" xmlns:cx6="http://schemas.microsoft.com/office/drawing/2016/5/12/chartex" xmlns:cx7="http://schemas.microsoft.com/office/drawing/2016/5/13/chartex" xmlns:cx8="http://schemas.microsoft.com/office/drawing/2016/5/14/chartex" xmlns:mc="http://schemas.openxmlformats.org/markup-compatibility/2006" xmlns:aink="http://schemas.microsoft.com/office/drawing/2016/ink" xmlns:am3d="http://schemas.microsoft.com/office/drawing/2017/model3d" xmlns:o="urn:schemas-microsoft-com:office:office" xmlns:r="http://schemas.openxmlformats.org/officeDocument/2006/relationships" xmlns:m="http://schemas.openxmlformats.org/officeDocument/2006/math" xmlns:v="urn:schemas-microsoft-com:vml" xmlns:wp14="http://schemas.microsoft.com/office/word/2010/wordprocessingDrawing" xmlns:wp="http://schemas.openxmlformats.org/drawingml/2006/wordprocessingDrawing" xmlns:w10="urn:schemas-microsoft-com:office:word" xmlns:w="http://schemas.openxmlformats.org/wordprocessingml/2006/main" xmlns:w14="http://schemas.microsoft.com/office/word/2010/wordml" xmlns:w15="http://schemas.microsoft.com/office/word/2012/wordml" xmlns:w16cex="http://schemas.microsoft.com/office/word/2018/wordml/cex" xmlns:w16cid="http://schemas.microsoft.com/office/word/2016/wordml/cid" xmlns:w16="http://schemas.microsoft.com/office/word/2018/wordml" xmlns:w16sdtdh="http://schemas.microsoft.com/office/word/2020/wordml/sdtdatahash" xmlns:w16se="http://schemas.microsoft.com/office/word/2015/wordml/symex" xmlns:wpg="http://schemas.microsoft.com/office/word/2010/wordprocessingGroup" xmlns:wpi="http://schemas.microsoft.com/office/word/2010/wordprocessingInk" xmlns:wne="http://schemas.microsoft.com/office/word/2006/wordml" xmlns:wps="http://schemas.microsoft.com/office/word/2010/wordprocessingShape"/>
-</file>
-
 <file path=word/endnotes.xml><?xml version="1.0" encoding="utf-8"?>
-<w:endnotes xmlns:wpc="http://schemas.microsoft.com/office/word/2010/wordprocessingCanvas" xmlns:mc="http://schemas.openxmlformats.org/markup-compatibility/2006" xmlns:o="urn:schemas-microsoft-com:office:office" xmlns:r="http://schemas.openxmlformats.org/officeDocument/2006/relationships" xmlns:m="http://schemas.openxmlformats.org/officeDocument/2006/math" xmlns:v="urn:schemas-microsoft-com:vml" xmlns:wp14="http://schemas.microsoft.com/office/word/2010/wordprocessingDrawing" xmlns:wp="http://schemas.openxmlformats.org/drawingml/2006/wordprocessingDrawing" xmlns:w10="urn:schemas-microsoft-com:office:word" xmlns:w="http://schemas.openxmlformats.org/wordprocessingml/2006/main" xmlns:w14="http://schemas.microsoft.com/office/word/2010/wordml" xmlns:w15="http://schemas.microsoft.com/office/word/2012/wordml" xmlns:wpg="http://schemas.microsoft.com/office/word/2010/wordprocessingGroup" xmlns:wpi="http://schemas.microsoft.com/office/word/2010/wordprocessingInk" xmlns:wne="http://schemas.microsoft.com/office/word/2006/wordml" xmlns:wps="http://schemas.microsoft.com/office/word/2010/wordprocessingShape" mc:Ignorable="w14 w15 wp14">
+<w:endnotes xmlns:wpc="http://schemas.microsoft.com/office/word/2010/wordprocessingCanvas" xmlns:cx="http://schemas.microsoft.com/office/drawing/2014/chartex" xmlns:cx1="http://schemas.microsoft.com/office/drawing/2015/9/8/chartex" xmlns:cx2="http://schemas.microsoft.com/office/drawing/2015/10/21/chartex" xmlns:cx3="http://schemas.microsoft.com/office/drawing/2016/5/9/chartex" xmlns:cx4="http://schemas.microsoft.com/office/drawing/2016/5/10/chartex" xmlns:cx5="http://schemas.microsoft.com/office/drawing/2016/5/11/chartex" xmlns:cx6="http://schemas.microsoft.com/office/drawing/2016/5/12/chartex" xmlns:cx7="http://schemas.microsoft.com/office/drawing/2016/5/13/chartex" xmlns:cx8="http://schemas.microsoft.com/office/drawing/2016/5/14/chartex" xmlns:mc="http://schemas.openxmlformats.org/markup-compatibility/2006" xmlns:aink="http://schemas.microsoft.com/office/drawing/2016/ink" xmlns:am3d="http://schemas.microsoft.com/office/drawing/2017/model3d" xmlns:o="urn:schemas-microsoft-com:office:office" xmlns:oel="http://schemas.microsoft.com/office/2019/extlst" xmlns:r="http://schemas.openxmlformats.org/officeDocument/2006/relationships" xmlns:m="http://schemas.openxmlformats.org/officeDocument/2006/math" xmlns:v="urn:schemas-microsoft-com:vml" xmlns:wp14="http://schemas.microsoft.com/office/word/2010/wordprocessingDrawing" xmlns:wp="http://schemas.openxmlformats.org/drawingml/2006/wordprocessingDrawing" xmlns:w10="urn:schemas-microsoft-com:office:word" xmlns:w="http://schemas.openxmlformats.org/wordprocessingml/2006/main" xmlns:w14="http://schemas.microsoft.com/office/word/2010/wordml" xmlns:w15="http://schemas.microsoft.com/office/word/2012/wordml" xmlns:w16cex="http://schemas.microsoft.com/office/word/2018/wordml/cex" xmlns:w16cid="http://schemas.microsoft.com/office/word/2016/wordml/cid" xmlns:w16="http://schemas.microsoft.com/office/word/2018/wordml" xmlns:w16sdtdh="http://schemas.microsoft.com/office/word/2020/wordml/sdtdatahash" xmlns:w16se="http://schemas.microsoft.com/office/word/2015/wordml/symex" xmlns:wpg="http://schemas.microsoft.com/office/word/2010/wordprocessingGroup" xmlns:wpi="http://schemas.microsoft.com/office/word/2010/wordprocessingInk" xmlns:wne="http://schemas.microsoft.com/office/word/2006/wordml" xmlns:wps="http://schemas.microsoft.com/office/word/2010/wordprocessingShape" mc:Ignorable="w14 w15 w16se w16cid w16 w16cex w16sdtdh wp14">
   <w:endnote w:type="separator" w:id="-1">
     <w:p>
-      <w:pPr>
-        <w:spacing w:after="0" w:line="240" w:lineRule="auto"/>
-      </w:pPr>
-      <w:r>
-        <w:rPr>
-          <w:rStyle w:val="EndnoteReference"/>
-        </w:rPr>
-        <w:endnoteRef/>
-      </w:r>
       <w:r>
         <w:separator/>
       </w:r>
@@ -1988,15 +5407,6 @@
   </w:endnote>
   <w:endnote w:type="continuationSeparator" w:id="0">
     <w:p>
-      <w:pPr>
-        <w:spacing w:after="0" w:line="240" w:lineRule="auto"/>
-      </w:pPr>
-      <w:r>
-        <w:rPr>
-          <w:rStyle w:val="EndnoteReference"/>
-        </w:rPr>
-        <w:endnoteRef/>
-      </w:r>
       <w:r>
         <w:continuationSeparator/>
       </w:r>
@@ -2006,7 +5416,7 @@
 </file>
 
 <file path=word/footer1.xml><?xml version="1.0" encoding="utf-8"?>
-<w:ftr xmlns:wpc="http://schemas.microsoft.com/office/word/2010/wordprocessingCanvas" xmlns:mc="http://schemas.openxmlformats.org/markup-compatibility/2006" xmlns:o="urn:schemas-microsoft-com:office:office" xmlns:r="http://schemas.openxmlformats.org/officeDocument/2006/relationships" xmlns:m="http://schemas.openxmlformats.org/officeDocument/2006/math" xmlns:v="urn:schemas-microsoft-com:vml" xmlns:wp14="http://schemas.microsoft.com/office/word/2010/wordprocessingDrawing" xmlns:wp="http://schemas.openxmlformats.org/drawingml/2006/wordprocessingDrawing" xmlns:w10="urn:schemas-microsoft-com:office:word" xmlns:w="http://schemas.openxmlformats.org/wordprocessingml/2006/main" xmlns:w14="http://schemas.microsoft.com/office/word/2010/wordml" xmlns:w15="http://schemas.microsoft.com/office/word/2012/wordml" xmlns:wpg="http://schemas.microsoft.com/office/word/2010/wordprocessingGroup" xmlns:wpi="http://schemas.microsoft.com/office/word/2010/wordprocessingInk" xmlns:wne="http://schemas.microsoft.com/office/word/2006/wordml" xmlns:wps="http://schemas.microsoft.com/office/word/2010/wordprocessingShape">
+<w:ftr xmlns:wpc="http://schemas.microsoft.com/office/word/2010/wordprocessingCanvas" xmlns:cx="http://schemas.microsoft.com/office/drawing/2014/chartex" xmlns:cx1="http://schemas.microsoft.com/office/drawing/2015/9/8/chartex" xmlns:cx2="http://schemas.microsoft.com/office/drawing/2015/10/21/chartex" xmlns:cx3="http://schemas.microsoft.com/office/drawing/2016/5/9/chartex" xmlns:cx4="http://schemas.microsoft.com/office/drawing/2016/5/10/chartex" xmlns:cx5="http://schemas.microsoft.com/office/drawing/2016/5/11/chartex" xmlns:cx6="http://schemas.microsoft.com/office/drawing/2016/5/12/chartex" xmlns:cx7="http://schemas.microsoft.com/office/drawing/2016/5/13/chartex" xmlns:cx8="http://schemas.microsoft.com/office/drawing/2016/5/14/chartex" xmlns:mc="http://schemas.openxmlformats.org/markup-compatibility/2006" xmlns:aink="http://schemas.microsoft.com/office/drawing/2016/ink" xmlns:am3d="http://schemas.microsoft.com/office/drawing/2017/model3d" xmlns:o="urn:schemas-microsoft-com:office:office" xmlns:oel="http://schemas.microsoft.com/office/2019/extlst" xmlns:r="http://schemas.openxmlformats.org/officeDocument/2006/relationships" xmlns:m="http://schemas.openxmlformats.org/officeDocument/2006/math" xmlns:v="urn:schemas-microsoft-com:vml" xmlns:wp14="http://schemas.microsoft.com/office/word/2010/wordprocessingDrawing" xmlns:wp="http://schemas.openxmlformats.org/drawingml/2006/wordprocessingDrawing" xmlns:w10="urn:schemas-microsoft-com:office:word" xmlns:w="http://schemas.openxmlformats.org/wordprocessingml/2006/main" xmlns:w14="http://schemas.microsoft.com/office/word/2010/wordml" xmlns:w15="http://schemas.microsoft.com/office/word/2012/wordml" xmlns:w16cex="http://schemas.microsoft.com/office/word/2018/wordml/cex" xmlns:w16cid="http://schemas.microsoft.com/office/word/2016/wordml/cid" xmlns:w16="http://schemas.microsoft.com/office/word/2018/wordml" xmlns:w16sdtdh="http://schemas.microsoft.com/office/word/2020/wordml/sdtdatahash" xmlns:w16se="http://schemas.microsoft.com/office/word/2015/wordml/symex" xmlns:wpg="http://schemas.microsoft.com/office/word/2010/wordprocessingGroup" xmlns:wpi="http://schemas.microsoft.com/office/word/2010/wordprocessingInk" xmlns:wne="http://schemas.microsoft.com/office/word/2006/wordml" xmlns:wps="http://schemas.microsoft.com/office/word/2010/wordprocessingShape" mc:Ignorable="w14 w15 w16se w16cid w16 w16cex w16sdtdh wp14">
   <w:p>
     <w:pPr>
       <w:jc w:val="center"/>
@@ -2017,8 +5427,34 @@
         <w:szCs w:val="18"/>
       </w:rPr>
       <w:fldChar w:fldCharType="begin"/>
-      <w:instrText xml:space="preserve">PAGE</w:instrText>
+    </w:r>
+    <w:r>
+      <w:rPr>
+        <w:sz w:val="18"/>
+        <w:szCs w:val="18"/>
+      </w:rPr>
+      <w:instrText>PAGE</w:instrText>
+    </w:r>
+    <w:r>
+      <w:rPr>
+        <w:sz w:val="18"/>
+        <w:szCs w:val="18"/>
+      </w:rPr>
       <w:fldChar w:fldCharType="separate"/>
+    </w:r>
+    <w:r>
+      <w:rPr>
+        <w:noProof/>
+        <w:sz w:val="18"/>
+        <w:szCs w:val="18"/>
+      </w:rPr>
+      <w:t>2</w:t>
+    </w:r>
+    <w:r>
+      <w:rPr>
+        <w:sz w:val="18"/>
+        <w:szCs w:val="18"/>
+      </w:rPr>
       <w:fldChar w:fldCharType="end"/>
     </w:r>
   </w:p>
@@ -2026,18 +5462,9 @@
 </file>
 
 <file path=word/footnotes.xml><?xml version="1.0" encoding="utf-8"?>
-<w:footnotes xmlns:wpc="http://schemas.microsoft.com/office/word/2010/wordprocessingCanvas" xmlns:mc="http://schemas.openxmlformats.org/markup-compatibility/2006" xmlns:o="urn:schemas-microsoft-com:office:office" xmlns:r="http://schemas.openxmlformats.org/officeDocument/2006/relationships" xmlns:m="http://schemas.openxmlformats.org/officeDocument/2006/math" xmlns:v="urn:schemas-microsoft-com:vml" xmlns:wp14="http://schemas.microsoft.com/office/word/2010/wordprocessingDrawing" xmlns:wp="http://schemas.openxmlformats.org/drawingml/2006/wordprocessingDrawing" xmlns:w10="urn:schemas-microsoft-com:office:word" xmlns:w="http://schemas.openxmlformats.org/wordprocessingml/2006/main" xmlns:w14="http://schemas.microsoft.com/office/word/2010/wordml" xmlns:w15="http://schemas.microsoft.com/office/word/2012/wordml" xmlns:wpg="http://schemas.microsoft.com/office/word/2010/wordprocessingGroup" xmlns:wpi="http://schemas.microsoft.com/office/word/2010/wordprocessingInk" xmlns:wne="http://schemas.microsoft.com/office/word/2006/wordml" xmlns:wps="http://schemas.microsoft.com/office/word/2010/wordprocessingShape" mc:Ignorable="w14 w15 wp14">
+<w:footnotes xmlns:wpc="http://schemas.microsoft.com/office/word/2010/wordprocessingCanvas" xmlns:cx="http://schemas.microsoft.com/office/drawing/2014/chartex" xmlns:cx1="http://schemas.microsoft.com/office/drawing/2015/9/8/chartex" xmlns:cx2="http://schemas.microsoft.com/office/drawing/2015/10/21/chartex" xmlns:cx3="http://schemas.microsoft.com/office/drawing/2016/5/9/chartex" xmlns:cx4="http://schemas.microsoft.com/office/drawing/2016/5/10/chartex" xmlns:cx5="http://schemas.microsoft.com/office/drawing/2016/5/11/chartex" xmlns:cx6="http://schemas.microsoft.com/office/drawing/2016/5/12/chartex" xmlns:cx7="http://schemas.microsoft.com/office/drawing/2016/5/13/chartex" xmlns:cx8="http://schemas.microsoft.com/office/drawing/2016/5/14/chartex" xmlns:mc="http://schemas.openxmlformats.org/markup-compatibility/2006" xmlns:aink="http://schemas.microsoft.com/office/drawing/2016/ink" xmlns:am3d="http://schemas.microsoft.com/office/drawing/2017/model3d" xmlns:o="urn:schemas-microsoft-com:office:office" xmlns:oel="http://schemas.microsoft.com/office/2019/extlst" xmlns:r="http://schemas.openxmlformats.org/officeDocument/2006/relationships" xmlns:m="http://schemas.openxmlformats.org/officeDocument/2006/math" xmlns:v="urn:schemas-microsoft-com:vml" xmlns:wp14="http://schemas.microsoft.com/office/word/2010/wordprocessingDrawing" xmlns:wp="http://schemas.openxmlformats.org/drawingml/2006/wordprocessingDrawing" xmlns:w10="urn:schemas-microsoft-com:office:word" xmlns:w="http://schemas.openxmlformats.org/wordprocessingml/2006/main" xmlns:w14="http://schemas.microsoft.com/office/word/2010/wordml" xmlns:w15="http://schemas.microsoft.com/office/word/2012/wordml" xmlns:w16cex="http://schemas.microsoft.com/office/word/2018/wordml/cex" xmlns:w16cid="http://schemas.microsoft.com/office/word/2016/wordml/cid" xmlns:w16="http://schemas.microsoft.com/office/word/2018/wordml" xmlns:w16sdtdh="http://schemas.microsoft.com/office/word/2020/wordml/sdtdatahash" xmlns:w16se="http://schemas.microsoft.com/office/word/2015/wordml/symex" xmlns:wpg="http://schemas.microsoft.com/office/word/2010/wordprocessingGroup" xmlns:wpi="http://schemas.microsoft.com/office/word/2010/wordprocessingInk" xmlns:wne="http://schemas.microsoft.com/office/word/2006/wordml" xmlns:wps="http://schemas.microsoft.com/office/word/2010/wordprocessingShape" mc:Ignorable="w14 w15 w16se w16cid w16 w16cex w16sdtdh wp14">
   <w:footnote w:type="separator" w:id="-1">
     <w:p>
-      <w:pPr>
-        <w:spacing w:after="0" w:line="240" w:lineRule="auto"/>
-      </w:pPr>
-      <w:r>
-        <w:rPr>
-          <w:rStyle w:val="FootnoteReference"/>
-        </w:rPr>
-        <w:footnoteRef/>
-      </w:r>
       <w:r>
         <w:separator/>
       </w:r>
@@ -2045,15 +5472,6 @@
   </w:footnote>
   <w:footnote w:type="continuationSeparator" w:id="0">
     <w:p>
-      <w:pPr>
-        <w:spacing w:after="0" w:line="240" w:lineRule="auto"/>
-      </w:pPr>
-      <w:r>
-        <w:rPr>
-          <w:rStyle w:val="FootnoteReference"/>
-        </w:rPr>
-        <w:footnoteRef/>
-      </w:r>
       <w:r>
         <w:continuationSeparator/>
       </w:r>
@@ -2063,7 +5481,7 @@
 </file>
 
 <file path=word/header1.xml><?xml version="1.0" encoding="utf-8"?>
-<w:hdr xmlns:wpc="http://schemas.microsoft.com/office/word/2010/wordprocessingCanvas" xmlns:mc="http://schemas.openxmlformats.org/markup-compatibility/2006" xmlns:o="urn:schemas-microsoft-com:office:office" xmlns:r="http://schemas.openxmlformats.org/officeDocument/2006/relationships" xmlns:m="http://schemas.openxmlformats.org/officeDocument/2006/math" xmlns:v="urn:schemas-microsoft-com:vml" xmlns:wp14="http://schemas.microsoft.com/office/word/2010/wordprocessingDrawing" xmlns:wp="http://schemas.openxmlformats.org/drawingml/2006/wordprocessingDrawing" xmlns:w10="urn:schemas-microsoft-com:office:word" xmlns:w="http://schemas.openxmlformats.org/wordprocessingml/2006/main" xmlns:w14="http://schemas.microsoft.com/office/word/2010/wordml" xmlns:w15="http://schemas.microsoft.com/office/word/2012/wordml" xmlns:wpg="http://schemas.microsoft.com/office/word/2010/wordprocessingGroup" xmlns:wpi="http://schemas.microsoft.com/office/word/2010/wordprocessingInk" xmlns:wne="http://schemas.microsoft.com/office/word/2006/wordml" xmlns:wps="http://schemas.microsoft.com/office/word/2010/wordprocessingShape" xmlns:cx="http://schemas.microsoft.com/office/drawing/2014/chartex" xmlns:cx1="http://schemas.microsoft.com/office/drawing/2015/9/8/chartex" xmlns:cx2="http://schemas.microsoft.com/office/drawing/2015/10/21/chartex" xmlns:cx3="http://schemas.microsoft.com/office/drawing/2016/5/9/chartex" xmlns:cx4="http://schemas.microsoft.com/office/drawing/2016/5/10/chartex" xmlns:cx5="http://schemas.microsoft.com/office/drawing/2016/5/11/chartex" xmlns:cx6="http://schemas.microsoft.com/office/drawing/2016/5/12/chartex" xmlns:cx7="http://schemas.microsoft.com/office/drawing/2016/5/13/chartex" xmlns:cx8="http://schemas.microsoft.com/office/drawing/2016/5/14/chartex" xmlns:w16cid="http://schemas.microsoft.com/office/word/2016/wordml/cid" xmlns:w16se="http://schemas.microsoft.com/office/word/2015/wordml/symex">
+<w:hdr xmlns:wpc="http://schemas.microsoft.com/office/word/2010/wordprocessingCanvas" xmlns:cx="http://schemas.microsoft.com/office/drawing/2014/chartex" xmlns:cx1="http://schemas.microsoft.com/office/drawing/2015/9/8/chartex" xmlns:cx2="http://schemas.microsoft.com/office/drawing/2015/10/21/chartex" xmlns:cx3="http://schemas.microsoft.com/office/drawing/2016/5/9/chartex" xmlns:cx4="http://schemas.microsoft.com/office/drawing/2016/5/10/chartex" xmlns:cx5="http://schemas.microsoft.com/office/drawing/2016/5/11/chartex" xmlns:cx6="http://schemas.microsoft.com/office/drawing/2016/5/12/chartex" xmlns:cx7="http://schemas.microsoft.com/office/drawing/2016/5/13/chartex" xmlns:cx8="http://schemas.microsoft.com/office/drawing/2016/5/14/chartex" xmlns:mc="http://schemas.openxmlformats.org/markup-compatibility/2006" xmlns:aink="http://schemas.microsoft.com/office/drawing/2016/ink" xmlns:am3d="http://schemas.microsoft.com/office/drawing/2017/model3d" xmlns:o="urn:schemas-microsoft-com:office:office" xmlns:oel="http://schemas.microsoft.com/office/2019/extlst" xmlns:r="http://schemas.openxmlformats.org/officeDocument/2006/relationships" xmlns:m="http://schemas.openxmlformats.org/officeDocument/2006/math" xmlns:v="urn:schemas-microsoft-com:vml" xmlns:wp14="http://schemas.microsoft.com/office/word/2010/wordprocessingDrawing" xmlns:wp="http://schemas.openxmlformats.org/drawingml/2006/wordprocessingDrawing" xmlns:w10="urn:schemas-microsoft-com:office:word" xmlns:w="http://schemas.openxmlformats.org/wordprocessingml/2006/main" xmlns:w14="http://schemas.microsoft.com/office/word/2010/wordml" xmlns:w15="http://schemas.microsoft.com/office/word/2012/wordml" xmlns:w16cex="http://schemas.microsoft.com/office/word/2018/wordml/cex" xmlns:w16cid="http://schemas.microsoft.com/office/word/2016/wordml/cid" xmlns:w16="http://schemas.microsoft.com/office/word/2018/wordml" xmlns:w16sdtdh="http://schemas.microsoft.com/office/word/2020/wordml/sdtdatahash" xmlns:w16se="http://schemas.microsoft.com/office/word/2015/wordml/symex" xmlns:wpg="http://schemas.microsoft.com/office/word/2010/wordprocessingGroup" xmlns:wpi="http://schemas.microsoft.com/office/word/2010/wordprocessingInk" xmlns:wne="http://schemas.microsoft.com/office/word/2006/wordml" xmlns:wps="http://schemas.microsoft.com/office/word/2010/wordprocessingShape" mc:Ignorable="w14 w15 w16se w16cid w16 w16cex w16sdtdh wp14">
   <w:p>
     <w:pPr>
       <w:jc w:val="right"/>
@@ -2074,17 +5492,43 @@
         <w:sz w:val="16"/>
         <w:szCs w:val="16"/>
       </w:rPr>
-      <w:t xml:space="preserve">Housing Affordability &amp; Quality — Policy Brief</w:t>
+      <w:t xml:space="preserve">Housing Affordability &amp; </w:t>
+    </w:r>
+    <w:r>
+      <w:rPr>
+        <w:color w:val="7A7A7A"/>
+        <w:sz w:val="16"/>
+        <w:szCs w:val="16"/>
+      </w:rPr>
+      <w:t>Quality Policy</w:t>
+    </w:r>
+    <w:r>
+      <w:rPr>
+        <w:color w:val="7A7A7A"/>
+        <w:sz w:val="16"/>
+        <w:szCs w:val="16"/>
+      </w:rPr>
+      <w:t xml:space="preserve"> Brief</w:t>
+    </w:r>
+    <w:r>
+      <w:rPr>
+        <w:color w:val="7A7A7A"/>
+        <w:sz w:val="16"/>
+        <w:szCs w:val="16"/>
+      </w:rPr>
+      <w:t xml:space="preserve"> BY Nelson Wasike</w:t>
     </w:r>
   </w:p>
 </w:hdr>
 </file>
 
 <file path=word/numbering.xml><?xml version="1.0" encoding="utf-8"?>
-<w:numbering xmlns:wpc="http://schemas.microsoft.com/office/word/2010/wordprocessingCanvas" xmlns:mc="http://schemas.openxmlformats.org/markup-compatibility/2006" xmlns:o="urn:schemas-microsoft-com:office:office" xmlns:r="http://schemas.openxmlformats.org/officeDocument/2006/relationships" xmlns:m="http://schemas.openxmlformats.org/officeDocument/2006/math" xmlns:v="urn:schemas-microsoft-com:vml" xmlns:wp14="http://schemas.microsoft.com/office/word/2010/wordprocessingDrawing" xmlns:wp="http://schemas.openxmlformats.org/drawingml/2006/wordprocessingDrawing" xmlns:w10="urn:schemas-microsoft-com:office:word" xmlns:w="http://schemas.openxmlformats.org/wordprocessingml/2006/main" xmlns:w14="http://schemas.microsoft.com/office/word/2010/wordml" xmlns:w15="http://schemas.microsoft.com/office/word/2012/wordml" xmlns:wpg="http://schemas.microsoft.com/office/word/2010/wordprocessingGroup" xmlns:wpi="http://schemas.microsoft.com/office/word/2010/wordprocessingInk" xmlns:wne="http://schemas.microsoft.com/office/word/2006/wordml" xmlns:wps="http://schemas.microsoft.com/office/word/2010/wordprocessingShape" mc:Ignorable="w14 w15 wp14">
-  <w:abstractNum w:abstractNumId="1" w15:restartNumberingAfterBreak="0">
+<w:numbering xmlns:wpc="http://schemas.microsoft.com/office/word/2010/wordprocessingCanvas" xmlns:cx="http://schemas.microsoft.com/office/drawing/2014/chartex" xmlns:cx1="http://schemas.microsoft.com/office/drawing/2015/9/8/chartex" xmlns:cx2="http://schemas.microsoft.com/office/drawing/2015/10/21/chartex" xmlns:cx3="http://schemas.microsoft.com/office/drawing/2016/5/9/chartex" xmlns:cx4="http://schemas.microsoft.com/office/drawing/2016/5/10/chartex" xmlns:cx5="http://schemas.microsoft.com/office/drawing/2016/5/11/chartex" xmlns:cx6="http://schemas.microsoft.com/office/drawing/2016/5/12/chartex" xmlns:cx7="http://schemas.microsoft.com/office/drawing/2016/5/13/chartex" xmlns:cx8="http://schemas.microsoft.com/office/drawing/2016/5/14/chartex" xmlns:mc="http://schemas.openxmlformats.org/markup-compatibility/2006" xmlns:aink="http://schemas.microsoft.com/office/drawing/2016/ink" xmlns:am3d="http://schemas.microsoft.com/office/drawing/2017/model3d" xmlns:o="urn:schemas-microsoft-com:office:office" xmlns:oel="http://schemas.microsoft.com/office/2019/extlst" xmlns:r="http://schemas.openxmlformats.org/officeDocument/2006/relationships" xmlns:m="http://schemas.openxmlformats.org/officeDocument/2006/math" xmlns:v="urn:schemas-microsoft-com:vml" xmlns:wp14="http://schemas.microsoft.com/office/word/2010/wordprocessingDrawing" xmlns:wp="http://schemas.openxmlformats.org/drawingml/2006/wordprocessingDrawing" xmlns:w10="urn:schemas-microsoft-com:office:word" xmlns:w="http://schemas.openxmlformats.org/wordprocessingml/2006/main" xmlns:w14="http://schemas.microsoft.com/office/word/2010/wordml" xmlns:w15="http://schemas.microsoft.com/office/word/2012/wordml" xmlns:w16cex="http://schemas.microsoft.com/office/word/2018/wordml/cex" xmlns:w16cid="http://schemas.microsoft.com/office/word/2016/wordml/cid" xmlns:w16="http://schemas.microsoft.com/office/word/2018/wordml" xmlns:w16sdtdh="http://schemas.microsoft.com/office/word/2020/wordml/sdtdatahash" xmlns:w16se="http://schemas.microsoft.com/office/word/2015/wordml/symex" xmlns:wpg="http://schemas.microsoft.com/office/word/2010/wordprocessingGroup" xmlns:wpi="http://schemas.microsoft.com/office/word/2010/wordprocessingInk" xmlns:wne="http://schemas.microsoft.com/office/word/2006/wordml" xmlns:wps="http://schemas.microsoft.com/office/word/2010/wordprocessingShape" mc:Ignorable="w14 w15 w16se w16cid w16 w16cex w16sdtdh wp14">
+  <w:abstractNum w:abstractNumId="0" w15:restartNumberingAfterBreak="0">
+    <w:nsid w:val="749300C9"/>
     <w:multiLevelType w:val="hybridMultilevel"/>
-    <w:lvl w:ilvl="0" w15:tentative="1">
+    <w:tmpl w:val="9F9A613A"/>
+    <w:lvl w:ilvl="0" w:tplc="849E1212">
       <w:start w:val="1"/>
       <w:numFmt w:val="bullet"/>
       <w:lvlText w:val="●"/>
@@ -2093,7 +5537,7 @@
         <w:ind w:left="720" w:hanging="360"/>
       </w:pPr>
     </w:lvl>
-    <w:lvl w:ilvl="1" w15:tentative="1">
+    <w:lvl w:ilvl="1" w:tplc="ACCA6BEC">
       <w:start w:val="1"/>
       <w:numFmt w:val="bullet"/>
       <w:lvlText w:val="○"/>
@@ -2102,7 +5546,7 @@
         <w:ind w:left="1440" w:hanging="360"/>
       </w:pPr>
     </w:lvl>
-    <w:lvl w:ilvl="2" w15:tentative="1">
+    <w:lvl w:ilvl="2" w:tplc="C242FB06">
       <w:start w:val="1"/>
       <w:numFmt w:val="bullet"/>
       <w:lvlText w:val="■"/>
@@ -2111,7 +5555,7 @@
         <w:ind w:left="2160" w:hanging="360"/>
       </w:pPr>
     </w:lvl>
-    <w:lvl w:ilvl="3" w15:tentative="1">
+    <w:lvl w:ilvl="3" w:tplc="A79CBC2C">
       <w:start w:val="1"/>
       <w:numFmt w:val="bullet"/>
       <w:lvlText w:val="●"/>
@@ -2120,7 +5564,7 @@
         <w:ind w:left="2880" w:hanging="360"/>
       </w:pPr>
     </w:lvl>
-    <w:lvl w:ilvl="4" w15:tentative="1">
+    <w:lvl w:ilvl="4" w:tplc="74046094">
       <w:start w:val="1"/>
       <w:numFmt w:val="bullet"/>
       <w:lvlText w:val="○"/>
@@ -2129,7 +5573,7 @@
         <w:ind w:left="3600" w:hanging="360"/>
       </w:pPr>
     </w:lvl>
-    <w:lvl w:ilvl="5" w15:tentative="1">
+    <w:lvl w:ilvl="5" w:tplc="855200E6">
       <w:start w:val="1"/>
       <w:numFmt w:val="bullet"/>
       <w:lvlText w:val="■"/>
@@ -2138,7 +5582,7 @@
         <w:ind w:left="4320" w:hanging="360"/>
       </w:pPr>
     </w:lvl>
-    <w:lvl w:ilvl="6" w15:tentative="1">
+    <w:lvl w:ilvl="6" w:tplc="D57A2A48">
       <w:start w:val="1"/>
       <w:numFmt w:val="bullet"/>
       <w:lvlText w:val="●"/>
@@ -2147,7 +5591,7 @@
         <w:ind w:left="5040" w:hanging="360"/>
       </w:pPr>
     </w:lvl>
-    <w:lvl w:ilvl="7" w15:tentative="1">
+    <w:lvl w:ilvl="7" w:tplc="748E0494">
       <w:start w:val="1"/>
       <w:numFmt w:val="bullet"/>
       <w:lvlText w:val="●"/>
@@ -2156,7 +5600,7 @@
         <w:ind w:left="5760" w:hanging="360"/>
       </w:pPr>
     </w:lvl>
-    <w:lvl w:ilvl="8" w15:tentative="1">
+    <w:lvl w:ilvl="8" w:tplc="E5B4AF56">
       <w:start w:val="1"/>
       <w:numFmt w:val="bullet"/>
       <w:lvlText w:val="●"/>
@@ -2166,8 +5610,8 @@
       </w:pPr>
     </w:lvl>
   </w:abstractNum>
-  <w:num w:numId="1">
-    <w:abstractNumId w:val="1"/>
+  <w:num w:numId="1" w16cid:durableId="727075118">
+    <w:abstractNumId w:val="0"/>
     <w:lvlOverride w:ilvl="0">
       <w:startOverride w:val="1"/>
     </w:lvlOverride>
@@ -2176,32 +5620,407 @@
 </file>
 
 <file path=word/styles.xml><?xml version="1.0" encoding="utf-8"?>
-<w:styles xmlns:mc="http://schemas.openxmlformats.org/markup-compatibility/2006" xmlns:r="http://schemas.openxmlformats.org/officeDocument/2006/relationships" xmlns:w="http://schemas.openxmlformats.org/wordprocessingml/2006/main" xmlns:w14="http://schemas.microsoft.com/office/word/2010/wordml" xmlns:w15="http://schemas.microsoft.com/office/word/2012/wordml" mc:Ignorable="w14 w15">
+<w:styles xmlns:mc="http://schemas.openxmlformats.org/markup-compatibility/2006" xmlns:r="http://schemas.openxmlformats.org/officeDocument/2006/relationships" xmlns:w="http://schemas.openxmlformats.org/wordprocessingml/2006/main" xmlns:w14="http://schemas.microsoft.com/office/word/2010/wordml" xmlns:w15="http://schemas.microsoft.com/office/word/2012/wordml" xmlns:w16cex="http://schemas.microsoft.com/office/word/2018/wordml/cex" xmlns:w16cid="http://schemas.microsoft.com/office/word/2016/wordml/cid" xmlns:w16="http://schemas.microsoft.com/office/word/2018/wordml" xmlns:w16sdtdh="http://schemas.microsoft.com/office/word/2020/wordml/sdtdatahash" xmlns:w16se="http://schemas.microsoft.com/office/word/2015/wordml/symex" mc:Ignorable="w14 w15 w16se w16cid w16 w16cex w16sdtdh">
   <w:docDefaults>
     <w:rPrDefault>
       <w:rPr>
-        <w:rFonts w:ascii="Calibri" w:cs="Calibri" w:eastAsia="Calibri" w:hAnsi="Calibri"/>
+        <w:rFonts w:ascii="Calibri" w:eastAsia="Calibri" w:hAnsi="Calibri" w:cs="Calibri"/>
         <w:sz w:val="22"/>
         <w:szCs w:val="22"/>
+        <w:lang w:val="en-KE" w:eastAsia="en-KE" w:bidi="ar-SA"/>
       </w:rPr>
     </w:rPrDefault>
     <w:pPrDefault/>
   </w:docDefaults>
-  <w:style w:type="paragraph" w:styleId="Title">
-    <w:name w:val="Title"/>
-    <w:basedOn w:val="Normal"/>
-    <w:next w:val="Normal"/>
+  <w:latentStyles w:defLockedState="0" w:defUIPriority="99" w:defSemiHidden="0" w:defUnhideWhenUsed="0" w:defQFormat="0" w:count="376">
+    <w:lsdException w:name="Normal" w:uiPriority="0" w:qFormat="1"/>
+    <w:lsdException w:name="heading 1" w:uiPriority="9" w:qFormat="1"/>
+    <w:lsdException w:name="heading 2" w:semiHidden="1" w:uiPriority="9" w:unhideWhenUsed="1" w:qFormat="1"/>
+    <w:lsdException w:name="heading 3" w:semiHidden="1" w:uiPriority="9" w:unhideWhenUsed="1" w:qFormat="1"/>
+    <w:lsdException w:name="heading 4" w:semiHidden="1" w:uiPriority="9" w:unhideWhenUsed="1" w:qFormat="1"/>
+    <w:lsdException w:name="heading 5" w:semiHidden="1" w:uiPriority="9" w:unhideWhenUsed="1" w:qFormat="1"/>
+    <w:lsdException w:name="heading 6" w:semiHidden="1" w:uiPriority="9" w:unhideWhenUsed="1" w:qFormat="1"/>
+    <w:lsdException w:name="heading 7" w:semiHidden="1" w:uiPriority="9" w:unhideWhenUsed="1" w:qFormat="1"/>
+    <w:lsdException w:name="heading 8" w:semiHidden="1" w:uiPriority="9" w:unhideWhenUsed="1" w:qFormat="1"/>
+    <w:lsdException w:name="heading 9" w:semiHidden="1" w:uiPriority="9" w:unhideWhenUsed="1" w:qFormat="1"/>
+    <w:lsdException w:name="index 1" w:semiHidden="1" w:unhideWhenUsed="1"/>
+    <w:lsdException w:name="index 2" w:semiHidden="1" w:unhideWhenUsed="1"/>
+    <w:lsdException w:name="index 3" w:semiHidden="1" w:unhideWhenUsed="1"/>
+    <w:lsdException w:name="index 4" w:semiHidden="1" w:unhideWhenUsed="1"/>
+    <w:lsdException w:name="index 5" w:semiHidden="1" w:unhideWhenUsed="1"/>
+    <w:lsdException w:name="index 6" w:semiHidden="1" w:unhideWhenUsed="1"/>
+    <w:lsdException w:name="index 7" w:semiHidden="1" w:unhideWhenUsed="1"/>
+    <w:lsdException w:name="index 8" w:semiHidden="1" w:unhideWhenUsed="1"/>
+    <w:lsdException w:name="index 9" w:semiHidden="1" w:unhideWhenUsed="1"/>
+    <w:lsdException w:name="toc 1" w:semiHidden="1" w:uiPriority="39" w:unhideWhenUsed="1"/>
+    <w:lsdException w:name="toc 2" w:semiHidden="1" w:uiPriority="39" w:unhideWhenUsed="1"/>
+    <w:lsdException w:name="toc 3" w:semiHidden="1" w:uiPriority="39" w:unhideWhenUsed="1"/>
+    <w:lsdException w:name="toc 4" w:semiHidden="1" w:uiPriority="39" w:unhideWhenUsed="1"/>
+    <w:lsdException w:name="toc 5" w:semiHidden="1" w:uiPriority="39" w:unhideWhenUsed="1"/>
+    <w:lsdException w:name="toc 6" w:semiHidden="1" w:uiPriority="39" w:unhideWhenUsed="1"/>
+    <w:lsdException w:name="toc 7" w:semiHidden="1" w:uiPriority="39" w:unhideWhenUsed="1"/>
+    <w:lsdException w:name="toc 8" w:semiHidden="1" w:uiPriority="39" w:unhideWhenUsed="1"/>
+    <w:lsdException w:name="toc 9" w:semiHidden="1" w:uiPriority="39" w:unhideWhenUsed="1"/>
+    <w:lsdException w:name="Normal Indent" w:semiHidden="1" w:unhideWhenUsed="1"/>
+    <w:lsdException w:name="footnote text" w:semiHidden="1" w:unhideWhenUsed="1"/>
+    <w:lsdException w:name="annotation text" w:semiHidden="1" w:unhideWhenUsed="1"/>
+    <w:lsdException w:name="header" w:semiHidden="1" w:unhideWhenUsed="1"/>
+    <w:lsdException w:name="footer" w:semiHidden="1" w:unhideWhenUsed="1"/>
+    <w:lsdException w:name="index heading" w:semiHidden="1" w:unhideWhenUsed="1"/>
+    <w:lsdException w:name="caption" w:semiHidden="1" w:uiPriority="35" w:unhideWhenUsed="1" w:qFormat="1"/>
+    <w:lsdException w:name="table of figures" w:semiHidden="1" w:unhideWhenUsed="1"/>
+    <w:lsdException w:name="envelope address" w:semiHidden="1" w:unhideWhenUsed="1"/>
+    <w:lsdException w:name="envelope return" w:semiHidden="1" w:unhideWhenUsed="1"/>
+    <w:lsdException w:name="footnote reference" w:semiHidden="1" w:unhideWhenUsed="1"/>
+    <w:lsdException w:name="annotation reference" w:semiHidden="1" w:unhideWhenUsed="1"/>
+    <w:lsdException w:name="line number" w:semiHidden="1" w:unhideWhenUsed="1"/>
+    <w:lsdException w:name="page number" w:semiHidden="1" w:unhideWhenUsed="1"/>
+    <w:lsdException w:name="endnote reference" w:semiHidden="1" w:unhideWhenUsed="1"/>
+    <w:lsdException w:name="endnote text" w:semiHidden="1" w:unhideWhenUsed="1"/>
+    <w:lsdException w:name="table of authorities" w:semiHidden="1" w:unhideWhenUsed="1"/>
+    <w:lsdException w:name="macro" w:semiHidden="1" w:unhideWhenUsed="1"/>
+    <w:lsdException w:name="toa heading" w:semiHidden="1" w:unhideWhenUsed="1"/>
+    <w:lsdException w:name="List" w:semiHidden="1" w:unhideWhenUsed="1"/>
+    <w:lsdException w:name="List Bullet" w:semiHidden="1" w:unhideWhenUsed="1"/>
+    <w:lsdException w:name="List Number" w:semiHidden="1" w:unhideWhenUsed="1"/>
+    <w:lsdException w:name="List 2" w:semiHidden="1" w:unhideWhenUsed="1"/>
+    <w:lsdException w:name="List 3" w:semiHidden="1" w:unhideWhenUsed="1"/>
+    <w:lsdException w:name="List 4" w:semiHidden="1" w:unhideWhenUsed="1"/>
+    <w:lsdException w:name="List 5" w:semiHidden="1" w:unhideWhenUsed="1"/>
+    <w:lsdException w:name="List Bullet 2" w:semiHidden="1" w:unhideWhenUsed="1"/>
+    <w:lsdException w:name="List Bullet 3" w:semiHidden="1" w:unhideWhenUsed="1"/>
+    <w:lsdException w:name="List Bullet 4" w:semiHidden="1" w:unhideWhenUsed="1"/>
+    <w:lsdException w:name="List Bullet 5" w:semiHidden="1" w:unhideWhenUsed="1"/>
+    <w:lsdException w:name="List Number 2" w:semiHidden="1" w:unhideWhenUsed="1"/>
+    <w:lsdException w:name="List Number 3" w:semiHidden="1" w:unhideWhenUsed="1"/>
+    <w:lsdException w:name="List Number 4" w:semiHidden="1" w:unhideWhenUsed="1"/>
+    <w:lsdException w:name="List Number 5" w:semiHidden="1" w:unhideWhenUsed="1"/>
+    <w:lsdException w:name="Title" w:uiPriority="10" w:qFormat="1"/>
+    <w:lsdException w:name="Closing" w:semiHidden="1" w:unhideWhenUsed="1"/>
+    <w:lsdException w:name="Signature" w:semiHidden="1" w:unhideWhenUsed="1"/>
+    <w:lsdException w:name="Default Paragraph Font" w:semiHidden="1" w:uiPriority="1" w:unhideWhenUsed="1"/>
+    <w:lsdException w:name="Body Text" w:semiHidden="1" w:unhideWhenUsed="1"/>
+    <w:lsdException w:name="Body Text Indent" w:semiHidden="1" w:unhideWhenUsed="1"/>
+    <w:lsdException w:name="List Continue" w:semiHidden="1" w:unhideWhenUsed="1"/>
+    <w:lsdException w:name="List Continue 2" w:semiHidden="1" w:unhideWhenUsed="1"/>
+    <w:lsdException w:name="List Continue 3" w:semiHidden="1" w:unhideWhenUsed="1"/>
+    <w:lsdException w:name="List Continue 4" w:semiHidden="1" w:unhideWhenUsed="1"/>
+    <w:lsdException w:name="List Continue 5" w:semiHidden="1" w:unhideWhenUsed="1"/>
+    <w:lsdException w:name="Message Header" w:semiHidden="1" w:unhideWhenUsed="1"/>
+    <w:lsdException w:name="Subtitle" w:uiPriority="11" w:qFormat="1"/>
+    <w:lsdException w:name="Salutation" w:semiHidden="1" w:unhideWhenUsed="1"/>
+    <w:lsdException w:name="Date" w:semiHidden="1" w:unhideWhenUsed="1"/>
+    <w:lsdException w:name="Body Text First Indent" w:semiHidden="1" w:unhideWhenUsed="1"/>
+    <w:lsdException w:name="Body Text First Indent 2" w:semiHidden="1" w:unhideWhenUsed="1"/>
+    <w:lsdException w:name="Note Heading" w:semiHidden="1" w:unhideWhenUsed="1"/>
+    <w:lsdException w:name="Body Text 2" w:semiHidden="1" w:unhideWhenUsed="1"/>
+    <w:lsdException w:name="Body Text 3" w:semiHidden="1" w:unhideWhenUsed="1"/>
+    <w:lsdException w:name="Body Text Indent 2" w:semiHidden="1" w:unhideWhenUsed="1"/>
+    <w:lsdException w:name="Body Text Indent 3" w:semiHidden="1" w:unhideWhenUsed="1"/>
+    <w:lsdException w:name="Block Text" w:semiHidden="1" w:unhideWhenUsed="1"/>
+    <w:lsdException w:name="Hyperlink" w:semiHidden="1" w:unhideWhenUsed="1"/>
+    <w:lsdException w:name="FollowedHyperlink" w:semiHidden="1" w:unhideWhenUsed="1"/>
+    <w:lsdException w:name="Strong" w:uiPriority="22" w:qFormat="1"/>
+    <w:lsdException w:name="Emphasis" w:uiPriority="20" w:qFormat="1"/>
+    <w:lsdException w:name="Document Map" w:semiHidden="1" w:unhideWhenUsed="1"/>
+    <w:lsdException w:name="Plain Text" w:semiHidden="1" w:unhideWhenUsed="1"/>
+    <w:lsdException w:name="E-mail Signature" w:semiHidden="1" w:unhideWhenUsed="1"/>
+    <w:lsdException w:name="HTML Top of Form" w:semiHidden="1" w:unhideWhenUsed="1"/>
+    <w:lsdException w:name="HTML Bottom of Form" w:semiHidden="1" w:unhideWhenUsed="1"/>
+    <w:lsdException w:name="Normal (Web)" w:semiHidden="1" w:unhideWhenUsed="1"/>
+    <w:lsdException w:name="HTML Acronym" w:semiHidden="1" w:unhideWhenUsed="1"/>
+    <w:lsdException w:name="HTML Address" w:semiHidden="1" w:unhideWhenUsed="1"/>
+    <w:lsdException w:name="HTML Cite" w:semiHidden="1" w:unhideWhenUsed="1"/>
+    <w:lsdException w:name="HTML Code" w:semiHidden="1" w:unhideWhenUsed="1"/>
+    <w:lsdException w:name="HTML Definition" w:semiHidden="1" w:unhideWhenUsed="1"/>
+    <w:lsdException w:name="HTML Keyboard" w:semiHidden="1" w:unhideWhenUsed="1"/>
+    <w:lsdException w:name="HTML Preformatted" w:semiHidden="1" w:unhideWhenUsed="1"/>
+    <w:lsdException w:name="HTML Sample" w:semiHidden="1" w:unhideWhenUsed="1"/>
+    <w:lsdException w:name="HTML Typewriter" w:semiHidden="1" w:unhideWhenUsed="1"/>
+    <w:lsdException w:name="HTML Variable" w:semiHidden="1" w:unhideWhenUsed="1"/>
+    <w:lsdException w:name="Normal Table" w:semiHidden="1" w:unhideWhenUsed="1"/>
+    <w:lsdException w:name="annotation subject" w:semiHidden="1" w:unhideWhenUsed="1"/>
+    <w:lsdException w:name="No List" w:semiHidden="1" w:unhideWhenUsed="1"/>
+    <w:lsdException w:name="Outline List 1" w:semiHidden="1" w:unhideWhenUsed="1"/>
+    <w:lsdException w:name="Outline List 2" w:semiHidden="1" w:unhideWhenUsed="1"/>
+    <w:lsdException w:name="Outline List 3" w:semiHidden="1" w:unhideWhenUsed="1"/>
+    <w:lsdException w:name="Table Simple 1" w:semiHidden="1" w:unhideWhenUsed="1"/>
+    <w:lsdException w:name="Table Simple 2" w:semiHidden="1" w:unhideWhenUsed="1"/>
+    <w:lsdException w:name="Table Simple 3" w:semiHidden="1" w:unhideWhenUsed="1"/>
+    <w:lsdException w:name="Table Classic 1" w:semiHidden="1" w:unhideWhenUsed="1"/>
+    <w:lsdException w:name="Table Classic 2" w:semiHidden="1" w:unhideWhenUsed="1"/>
+    <w:lsdException w:name="Table Classic 3" w:semiHidden="1" w:unhideWhenUsed="1"/>
+    <w:lsdException w:name="Table Classic 4" w:semiHidden="1" w:unhideWhenUsed="1"/>
+    <w:lsdException w:name="Table Colorful 1" w:semiHidden="1" w:unhideWhenUsed="1"/>
+    <w:lsdException w:name="Table Colorful 2" w:semiHidden="1" w:unhideWhenUsed="1"/>
+    <w:lsdException w:name="Table Colorful 3" w:semiHidden="1" w:unhideWhenUsed="1"/>
+    <w:lsdException w:name="Table Columns 1" w:semiHidden="1" w:unhideWhenUsed="1"/>
+    <w:lsdException w:name="Table Columns 2" w:semiHidden="1" w:unhideWhenUsed="1"/>
+    <w:lsdException w:name="Table Columns 3" w:semiHidden="1" w:unhideWhenUsed="1"/>
+    <w:lsdException w:name="Table Columns 4" w:semiHidden="1" w:unhideWhenUsed="1"/>
+    <w:lsdException w:name="Table Columns 5" w:semiHidden="1" w:unhideWhenUsed="1"/>
+    <w:lsdException w:name="Table Grid 1" w:semiHidden="1" w:unhideWhenUsed="1"/>
+    <w:lsdException w:name="Table Grid 2" w:semiHidden="1" w:unhideWhenUsed="1"/>
+    <w:lsdException w:name="Table Grid 3" w:semiHidden="1" w:unhideWhenUsed="1"/>
+    <w:lsdException w:name="Table Grid 4" w:semiHidden="1" w:unhideWhenUsed="1"/>
+    <w:lsdException w:name="Table Grid 5" w:semiHidden="1" w:unhideWhenUsed="1"/>
+    <w:lsdException w:name="Table Grid 6" w:semiHidden="1" w:unhideWhenUsed="1"/>
+    <w:lsdException w:name="Table Grid 7" w:semiHidden="1" w:unhideWhenUsed="1"/>
+    <w:lsdException w:name="Table Grid 8" w:semiHidden="1" w:unhideWhenUsed="1"/>
+    <w:lsdException w:name="Table List 1" w:semiHidden="1" w:unhideWhenUsed="1"/>
+    <w:lsdException w:name="Table List 2" w:semiHidden="1" w:unhideWhenUsed="1"/>
+    <w:lsdException w:name="Table List 3" w:semiHidden="1" w:unhideWhenUsed="1"/>
+    <w:lsdException w:name="Table List 4" w:semiHidden="1" w:unhideWhenUsed="1"/>
+    <w:lsdException w:name="Table List 5" w:semiHidden="1" w:unhideWhenUsed="1"/>
+    <w:lsdException w:name="Table List 6" w:semiHidden="1" w:unhideWhenUsed="1"/>
+    <w:lsdException w:name="Table List 7" w:semiHidden="1" w:unhideWhenUsed="1"/>
+    <w:lsdException w:name="Table List 8" w:semiHidden="1" w:unhideWhenUsed="1"/>
+    <w:lsdException w:name="Table 3D effects 1" w:semiHidden="1" w:unhideWhenUsed="1"/>
+    <w:lsdException w:name="Table 3D effects 2" w:semiHidden="1" w:unhideWhenUsed="1"/>
+    <w:lsdException w:name="Table 3D effects 3" w:semiHidden="1" w:unhideWhenUsed="1"/>
+    <w:lsdException w:name="Table Contemporary" w:semiHidden="1" w:unhideWhenUsed="1"/>
+    <w:lsdException w:name="Table Elegant" w:semiHidden="1" w:unhideWhenUsed="1"/>
+    <w:lsdException w:name="Table Professional" w:semiHidden="1" w:unhideWhenUsed="1"/>
+    <w:lsdException w:name="Table Subtle 1" w:semiHidden="1" w:unhideWhenUsed="1"/>
+    <w:lsdException w:name="Table Subtle 2" w:semiHidden="1" w:unhideWhenUsed="1"/>
+    <w:lsdException w:name="Table Web 1" w:semiHidden="1" w:unhideWhenUsed="1"/>
+    <w:lsdException w:name="Table Web 2" w:semiHidden="1" w:unhideWhenUsed="1"/>
+    <w:lsdException w:name="Table Web 3" w:semiHidden="1" w:unhideWhenUsed="1"/>
+    <w:lsdException w:name="Balloon Text" w:semiHidden="1" w:unhideWhenUsed="1"/>
+    <w:lsdException w:name="Table Grid" w:uiPriority="39"/>
+    <w:lsdException w:name="Table Theme" w:semiHidden="1" w:unhideWhenUsed="1"/>
+    <w:lsdException w:name="Placeholder Text" w:semiHidden="1"/>
+    <w:lsdException w:name="No Spacing" w:uiPriority="1" w:qFormat="1"/>
+    <w:lsdException w:name="Light Shading" w:uiPriority="60"/>
+    <w:lsdException w:name="Light List" w:uiPriority="61"/>
+    <w:lsdException w:name="Light Grid" w:uiPriority="62"/>
+    <w:lsdException w:name="Medium Shading 1" w:uiPriority="63"/>
+    <w:lsdException w:name="Medium Shading 2" w:uiPriority="64"/>
+    <w:lsdException w:name="Medium List 1" w:uiPriority="65"/>
+    <w:lsdException w:name="Medium List 2" w:uiPriority="66"/>
+    <w:lsdException w:name="Medium Grid 1" w:uiPriority="67"/>
+    <w:lsdException w:name="Medium Grid 2" w:uiPriority="68"/>
+    <w:lsdException w:name="Medium Grid 3" w:uiPriority="69"/>
+    <w:lsdException w:name="Dark List" w:uiPriority="70"/>
+    <w:lsdException w:name="Colorful Shading" w:uiPriority="71"/>
+    <w:lsdException w:name="Colorful List" w:uiPriority="72"/>
+    <w:lsdException w:name="Colorful Grid" w:uiPriority="73"/>
+    <w:lsdException w:name="Light Shading Accent 1" w:uiPriority="60"/>
+    <w:lsdException w:name="Light List Accent 1" w:uiPriority="61"/>
+    <w:lsdException w:name="Light Grid Accent 1" w:uiPriority="62"/>
+    <w:lsdException w:name="Medium Shading 1 Accent 1" w:uiPriority="63"/>
+    <w:lsdException w:name="Medium Shading 2 Accent 1" w:uiPriority="64"/>
+    <w:lsdException w:name="Medium List 1 Accent 1" w:uiPriority="65"/>
+    <w:lsdException w:name="Revision" w:semiHidden="1"/>
+    <w:lsdException w:name="List Paragraph" w:uiPriority="34" w:qFormat="1"/>
+    <w:lsdException w:name="Quote" w:uiPriority="29" w:qFormat="1"/>
+    <w:lsdException w:name="Intense Quote" w:uiPriority="30" w:qFormat="1"/>
+    <w:lsdException w:name="Medium List 2 Accent 1" w:uiPriority="66"/>
+    <w:lsdException w:name="Medium Grid 1 Accent 1" w:uiPriority="67"/>
+    <w:lsdException w:name="Medium Grid 2 Accent 1" w:uiPriority="68"/>
+    <w:lsdException w:name="Medium Grid 3 Accent 1" w:uiPriority="69"/>
+    <w:lsdException w:name="Dark List Accent 1" w:uiPriority="70"/>
+    <w:lsdException w:name="Colorful Shading Accent 1" w:uiPriority="71"/>
+    <w:lsdException w:name="Colorful List Accent 1" w:uiPriority="72"/>
+    <w:lsdException w:name="Colorful Grid Accent 1" w:uiPriority="73"/>
+    <w:lsdException w:name="Light Shading Accent 2" w:uiPriority="60"/>
+    <w:lsdException w:name="Light List Accent 2" w:uiPriority="61"/>
+    <w:lsdException w:name="Light Grid Accent 2" w:uiPriority="62"/>
+    <w:lsdException w:name="Medium Shading 1 Accent 2" w:uiPriority="63"/>
+    <w:lsdException w:name="Medium Shading 2 Accent 2" w:uiPriority="64"/>
+    <w:lsdException w:name="Medium List 1 Accent 2" w:uiPriority="65"/>
+    <w:lsdException w:name="Medium List 2 Accent 2" w:uiPriority="66"/>
+    <w:lsdException w:name="Medium Grid 1 Accent 2" w:uiPriority="67"/>
+    <w:lsdException w:name="Medium Grid 2 Accent 2" w:uiPriority="68"/>
+    <w:lsdException w:name="Medium Grid 3 Accent 2" w:uiPriority="69"/>
+    <w:lsdException w:name="Dark List Accent 2" w:uiPriority="70"/>
+    <w:lsdException w:name="Colorful Shading Accent 2" w:uiPriority="71"/>
+    <w:lsdException w:name="Colorful List Accent 2" w:uiPriority="72"/>
+    <w:lsdException w:name="Colorful Grid Accent 2" w:uiPriority="73"/>
+    <w:lsdException w:name="Light Shading Accent 3" w:uiPriority="60"/>
+    <w:lsdException w:name="Light List Accent 3" w:uiPriority="61"/>
+    <w:lsdException w:name="Light Grid Accent 3" w:uiPriority="62"/>
+    <w:lsdException w:name="Medium Shading 1 Accent 3" w:uiPriority="63"/>
+    <w:lsdException w:name="Medium Shading 2 Accent 3" w:uiPriority="64"/>
+    <w:lsdException w:name="Medium List 1 Accent 3" w:uiPriority="65"/>
+    <w:lsdException w:name="Medium List 2 Accent 3" w:uiPriority="66"/>
+    <w:lsdException w:name="Medium Grid 1 Accent 3" w:uiPriority="67"/>
+    <w:lsdException w:name="Medium Grid 2 Accent 3" w:uiPriority="68"/>
+    <w:lsdException w:name="Medium Grid 3 Accent 3" w:uiPriority="69"/>
+    <w:lsdException w:name="Dark List Accent 3" w:uiPriority="70"/>
+    <w:lsdException w:name="Colorful Shading Accent 3" w:uiPriority="71"/>
+    <w:lsdException w:name="Colorful List Accent 3" w:uiPriority="72"/>
+    <w:lsdException w:name="Colorful Grid Accent 3" w:uiPriority="73"/>
+    <w:lsdException w:name="Light Shading Accent 4" w:uiPriority="60"/>
+    <w:lsdException w:name="Light List Accent 4" w:uiPriority="61"/>
+    <w:lsdException w:name="Light Grid Accent 4" w:uiPriority="62"/>
+    <w:lsdException w:name="Medium Shading 1 Accent 4" w:uiPriority="63"/>
+    <w:lsdException w:name="Medium Shading 2 Accent 4" w:uiPriority="64"/>
+    <w:lsdException w:name="Medium List 1 Accent 4" w:uiPriority="65"/>
+    <w:lsdException w:name="Medium List 2 Accent 4" w:uiPriority="66"/>
+    <w:lsdException w:name="Medium Grid 1 Accent 4" w:uiPriority="67"/>
+    <w:lsdException w:name="Medium Grid 2 Accent 4" w:uiPriority="68"/>
+    <w:lsdException w:name="Medium Grid 3 Accent 4" w:uiPriority="69"/>
+    <w:lsdException w:name="Dark List Accent 4" w:uiPriority="70"/>
+    <w:lsdException w:name="Colorful Shading Accent 4" w:uiPriority="71"/>
+    <w:lsdException w:name="Colorful List Accent 4" w:uiPriority="72"/>
+    <w:lsdException w:name="Colorful Grid Accent 4" w:uiPriority="73"/>
+    <w:lsdException w:name="Light Shading Accent 5" w:uiPriority="60"/>
+    <w:lsdException w:name="Light List Accent 5" w:uiPriority="61"/>
+    <w:lsdException w:name="Light Grid Accent 5" w:uiPriority="62"/>
+    <w:lsdException w:name="Medium Shading 1 Accent 5" w:uiPriority="63"/>
+    <w:lsdException w:name="Medium Shading 2 Accent 5" w:uiPriority="64"/>
+    <w:lsdException w:name="Medium List 1 Accent 5" w:uiPriority="65"/>
+    <w:lsdException w:name="Medium List 2 Accent 5" w:uiPriority="66"/>
+    <w:lsdException w:name="Medium Grid 1 Accent 5" w:uiPriority="67"/>
+    <w:lsdException w:name="Medium Grid 2 Accent 5" w:uiPriority="68"/>
+    <w:lsdException w:name="Medium Grid 3 Accent 5" w:uiPriority="69"/>
+    <w:lsdException w:name="Dark List Accent 5" w:uiPriority="70"/>
+    <w:lsdException w:name="Colorful Shading Accent 5" w:uiPriority="71"/>
+    <w:lsdException w:name="Colorful List Accent 5" w:uiPriority="72"/>
+    <w:lsdException w:name="Colorful Grid Accent 5" w:uiPriority="73"/>
+    <w:lsdException w:name="Light Shading Accent 6" w:uiPriority="60"/>
+    <w:lsdException w:name="Light List Accent 6" w:uiPriority="61"/>
+    <w:lsdException w:name="Light Grid Accent 6" w:uiPriority="62"/>
+    <w:lsdException w:name="Medium Shading 1 Accent 6" w:uiPriority="63"/>
+    <w:lsdException w:name="Medium Shading 2 Accent 6" w:uiPriority="64"/>
+    <w:lsdException w:name="Medium List 1 Accent 6" w:uiPriority="65"/>
+    <w:lsdException w:name="Medium List 2 Accent 6" w:uiPriority="66"/>
+    <w:lsdException w:name="Medium Grid 1 Accent 6" w:uiPriority="67"/>
+    <w:lsdException w:name="Medium Grid 2 Accent 6" w:uiPriority="68"/>
+    <w:lsdException w:name="Medium Grid 3 Accent 6" w:uiPriority="69"/>
+    <w:lsdException w:name="Dark List Accent 6" w:uiPriority="70"/>
+    <w:lsdException w:name="Colorful Shading Accent 6" w:uiPriority="71"/>
+    <w:lsdException w:name="Colorful List Accent 6" w:uiPriority="72"/>
+    <w:lsdException w:name="Colorful Grid Accent 6" w:uiPriority="73"/>
+    <w:lsdException w:name="Subtle Emphasis" w:uiPriority="19" w:qFormat="1"/>
+    <w:lsdException w:name="Intense Emphasis" w:uiPriority="21" w:qFormat="1"/>
+    <w:lsdException w:name="Subtle Reference" w:uiPriority="31" w:qFormat="1"/>
+    <w:lsdException w:name="Intense Reference" w:uiPriority="32" w:qFormat="1"/>
+    <w:lsdException w:name="Book Title" w:uiPriority="33" w:qFormat="1"/>
+    <w:lsdException w:name="Bibliography" w:semiHidden="1" w:uiPriority="37" w:unhideWhenUsed="1"/>
+    <w:lsdException w:name="TOC Heading" w:semiHidden="1" w:uiPriority="39" w:unhideWhenUsed="1" w:qFormat="1"/>
+    <w:lsdException w:name="Plain Table 1" w:uiPriority="41"/>
+    <w:lsdException w:name="Plain Table 2" w:uiPriority="42"/>
+    <w:lsdException w:name="Plain Table 3" w:uiPriority="43"/>
+    <w:lsdException w:name="Plain Table 4" w:uiPriority="44"/>
+    <w:lsdException w:name="Plain Table 5" w:uiPriority="45"/>
+    <w:lsdException w:name="Grid Table Light" w:uiPriority="40"/>
+    <w:lsdException w:name="Grid Table 1 Light" w:uiPriority="46"/>
+    <w:lsdException w:name="Grid Table 2" w:uiPriority="47"/>
+    <w:lsdException w:name="Grid Table 3" w:uiPriority="48"/>
+    <w:lsdException w:name="Grid Table 4" w:uiPriority="49"/>
+    <w:lsdException w:name="Grid Table 5 Dark" w:uiPriority="50"/>
+    <w:lsdException w:name="Grid Table 6 Colorful" w:uiPriority="51"/>
+    <w:lsdException w:name="Grid Table 7 Colorful" w:uiPriority="52"/>
+    <w:lsdException w:name="Grid Table 1 Light Accent 1" w:uiPriority="46"/>
+    <w:lsdException w:name="Grid Table 2 Accent 1" w:uiPriority="47"/>
+    <w:lsdException w:name="Grid Table 3 Accent 1" w:uiPriority="48"/>
+    <w:lsdException w:name="Grid Table 4 Accent 1" w:uiPriority="49"/>
+    <w:lsdException w:name="Grid Table 5 Dark Accent 1" w:uiPriority="50"/>
+    <w:lsdException w:name="Grid Table 6 Colorful Accent 1" w:uiPriority="51"/>
+    <w:lsdException w:name="Grid Table 7 Colorful Accent 1" w:uiPriority="52"/>
+    <w:lsdException w:name="Grid Table 1 Light Accent 2" w:uiPriority="46"/>
+    <w:lsdException w:name="Grid Table 2 Accent 2" w:uiPriority="47"/>
+    <w:lsdException w:name="Grid Table 3 Accent 2" w:uiPriority="48"/>
+    <w:lsdException w:name="Grid Table 4 Accent 2" w:uiPriority="49"/>
+    <w:lsdException w:name="Grid Table 5 Dark Accent 2" w:uiPriority="50"/>
+    <w:lsdException w:name="Grid Table 6 Colorful Accent 2" w:uiPriority="51"/>
+    <w:lsdException w:name="Grid Table 7 Colorful Accent 2" w:uiPriority="52"/>
+    <w:lsdException w:name="Grid Table 1 Light Accent 3" w:uiPriority="46"/>
+    <w:lsdException w:name="Grid Table 2 Accent 3" w:uiPriority="47"/>
+    <w:lsdException w:name="Grid Table 3 Accent 3" w:uiPriority="48"/>
+    <w:lsdException w:name="Grid Table 4 Accent 3" w:uiPriority="49"/>
+    <w:lsdException w:name="Grid Table 5 Dark Accent 3" w:uiPriority="50"/>
+    <w:lsdException w:name="Grid Table 6 Colorful Accent 3" w:uiPriority="51"/>
+    <w:lsdException w:name="Grid Table 7 Colorful Accent 3" w:uiPriority="52"/>
+    <w:lsdException w:name="Grid Table 1 Light Accent 4" w:uiPriority="46"/>
+    <w:lsdException w:name="Grid Table 2 Accent 4" w:uiPriority="47"/>
+    <w:lsdException w:name="Grid Table 3 Accent 4" w:uiPriority="48"/>
+    <w:lsdException w:name="Grid Table 4 Accent 4" w:uiPriority="49"/>
+    <w:lsdException w:name="Grid Table 5 Dark Accent 4" w:uiPriority="50"/>
+    <w:lsdException w:name="Grid Table 6 Colorful Accent 4" w:uiPriority="51"/>
+    <w:lsdException w:name="Grid Table 7 Colorful Accent 4" w:uiPriority="52"/>
+    <w:lsdException w:name="Grid Table 1 Light Accent 5" w:uiPriority="46"/>
+    <w:lsdException w:name="Grid Table 2 Accent 5" w:uiPriority="47"/>
+    <w:lsdException w:name="Grid Table 3 Accent 5" w:uiPriority="48"/>
+    <w:lsdException w:name="Grid Table 4 Accent 5" w:uiPriority="49"/>
+    <w:lsdException w:name="Grid Table 5 Dark Accent 5" w:uiPriority="50"/>
+    <w:lsdException w:name="Grid Table 6 Colorful Accent 5" w:uiPriority="51"/>
+    <w:lsdException w:name="Grid Table 7 Colorful Accent 5" w:uiPriority="52"/>
+    <w:lsdException w:name="Grid Table 1 Light Accent 6" w:uiPriority="46"/>
+    <w:lsdException w:name="Grid Table 2 Accent 6" w:uiPriority="47"/>
+    <w:lsdException w:name="Grid Table 3 Accent 6" w:uiPriority="48"/>
+    <w:lsdException w:name="Grid Table 4 Accent 6" w:uiPriority="49"/>
+    <w:lsdException w:name="Grid Table 5 Dark Accent 6" w:uiPriority="50"/>
+    <w:lsdException w:name="Grid Table 6 Colorful Accent 6" w:uiPriority="51"/>
+    <w:lsdException w:name="Grid Table 7 Colorful Accent 6" w:uiPriority="52"/>
+    <w:lsdException w:name="List Table 1 Light" w:uiPriority="46"/>
+    <w:lsdException w:name="List Table 2" w:uiPriority="47"/>
+    <w:lsdException w:name="List Table 3" w:uiPriority="48"/>
+    <w:lsdException w:name="List Table 4" w:uiPriority="49"/>
+    <w:lsdException w:name="List Table 5 Dark" w:uiPriority="50"/>
+    <w:lsdException w:name="List Table 6 Colorful" w:uiPriority="51"/>
+    <w:lsdException w:name="List Table 7 Colorful" w:uiPriority="52"/>
+    <w:lsdException w:name="List Table 1 Light Accent 1" w:uiPriority="46"/>
+    <w:lsdException w:name="List Table 2 Accent 1" w:uiPriority="47"/>
+    <w:lsdException w:name="List Table 3 Accent 1" w:uiPriority="48"/>
+    <w:lsdException w:name="List Table 4 Accent 1" w:uiPriority="49"/>
+    <w:lsdException w:name="List Table 5 Dark Accent 1" w:uiPriority="50"/>
+    <w:lsdException w:name="List Table 6 Colorful Accent 1" w:uiPriority="51"/>
+    <w:lsdException w:name="List Table 7 Colorful Accent 1" w:uiPriority="52"/>
+    <w:lsdException w:name="List Table 1 Light Accent 2" w:uiPriority="46"/>
+    <w:lsdException w:name="List Table 2 Accent 2" w:uiPriority="47"/>
+    <w:lsdException w:name="List Table 3 Accent 2" w:uiPriority="48"/>
+    <w:lsdException w:name="List Table 4 Accent 2" w:uiPriority="49"/>
+    <w:lsdException w:name="List Table 5 Dark Accent 2" w:uiPriority="50"/>
+    <w:lsdException w:name="List Table 6 Colorful Accent 2" w:uiPriority="51"/>
+    <w:lsdException w:name="List Table 7 Colorful Accent 2" w:uiPriority="52"/>
+    <w:lsdException w:name="List Table 1 Light Accent 3" w:uiPriority="46"/>
+    <w:lsdException w:name="List Table 2 Accent 3" w:uiPriority="47"/>
+    <w:lsdException w:name="List Table 3 Accent 3" w:uiPriority="48"/>
+    <w:lsdException w:name="List Table 4 Accent 3" w:uiPriority="49"/>
+    <w:lsdException w:name="List Table 5 Dark Accent 3" w:uiPriority="50"/>
+    <w:lsdException w:name="List Table 6 Colorful Accent 3" w:uiPriority="51"/>
+    <w:lsdException w:name="List Table 7 Colorful Accent 3" w:uiPriority="52"/>
+    <w:lsdException w:name="List Table 1 Light Accent 4" w:uiPriority="46"/>
+    <w:lsdException w:name="List Table 2 Accent 4" w:uiPriority="47"/>
+    <w:lsdException w:name="List Table 3 Accent 4" w:uiPriority="48"/>
+    <w:lsdException w:name="List Table 4 Accent 4" w:uiPriority="49"/>
+    <w:lsdException w:name="List Table 5 Dark Accent 4" w:uiPriority="50"/>
+    <w:lsdException w:name="List Table 6 Colorful Accent 4" w:uiPriority="51"/>
+    <w:lsdException w:name="List Table 7 Colorful Accent 4" w:uiPriority="52"/>
+    <w:lsdException w:name="List Table 1 Light Accent 5" w:uiPriority="46"/>
+    <w:lsdException w:name="List Table 2 Accent 5" w:uiPriority="47"/>
+    <w:lsdException w:name="List Table 3 Accent 5" w:uiPriority="48"/>
+    <w:lsdException w:name="List Table 4 Accent 5" w:uiPriority="49"/>
+    <w:lsdException w:name="List Table 5 Dark Accent 5" w:uiPriority="50"/>
+    <w:lsdException w:name="List Table 6 Colorful Accent 5" w:uiPriority="51"/>
+    <w:lsdException w:name="List Table 7 Colorful Accent 5" w:uiPriority="52"/>
+    <w:lsdException w:name="List Table 1 Light Accent 6" w:uiPriority="46"/>
+    <w:lsdException w:name="List Table 2 Accent 6" w:uiPriority="47"/>
+    <w:lsdException w:name="List Table 3 Accent 6" w:uiPriority="48"/>
+    <w:lsdException w:name="List Table 4 Accent 6" w:uiPriority="49"/>
+    <w:lsdException w:name="List Table 5 Dark Accent 6" w:uiPriority="50"/>
+    <w:lsdException w:name="List Table 6 Colorful Accent 6" w:uiPriority="51"/>
+    <w:lsdException w:name="List Table 7 Colorful Accent 6" w:uiPriority="52"/>
+    <w:lsdException w:name="Mention" w:semiHidden="1" w:unhideWhenUsed="1"/>
+    <w:lsdException w:name="Smart Hyperlink" w:semiHidden="1" w:unhideWhenUsed="1"/>
+    <w:lsdException w:name="Hashtag" w:semiHidden="1" w:unhideWhenUsed="1"/>
+    <w:lsdException w:name="Unresolved Mention" w:semiHidden="1" w:unhideWhenUsed="1"/>
+    <w:lsdException w:name="Smart Link" w:semiHidden="1" w:unhideWhenUsed="1"/>
+  </w:latentStyles>
+  <w:style w:type="paragraph" w:default="1" w:styleId="Normal">
+    <w:name w:val="Normal"/>
     <w:qFormat/>
-    <w:rPr>
-      <w:sz w:val="56"/>
-      <w:szCs w:val="56"/>
-    </w:rPr>
   </w:style>
   <w:style w:type="paragraph" w:styleId="Heading1">
-    <w:name w:val="Heading 1"/>
-    <w:basedOn w:val="Normal"/>
-    <w:next w:val="Normal"/>
+    <w:name w:val="heading 1"/>
+    <w:uiPriority w:val="9"/>
     <w:qFormat/>
+    <w:pPr>
+      <w:outlineLvl w:val="0"/>
+    </w:pPr>
     <w:rPr>
       <w:color w:val="2E74B5"/>
       <w:sz w:val="32"/>
@@ -2209,10 +6028,13 @@
     </w:rPr>
   </w:style>
   <w:style w:type="paragraph" w:styleId="Heading2">
-    <w:name w:val="Heading 2"/>
-    <w:basedOn w:val="Normal"/>
-    <w:next w:val="Normal"/>
+    <w:name w:val="heading 2"/>
+    <w:uiPriority w:val="9"/>
+    <w:unhideWhenUsed/>
     <w:qFormat/>
+    <w:pPr>
+      <w:outlineLvl w:val="1"/>
+    </w:pPr>
     <w:rPr>
       <w:color w:val="2E74B5"/>
       <w:sz w:val="26"/>
@@ -2220,10 +6042,14 @@
     </w:rPr>
   </w:style>
   <w:style w:type="paragraph" w:styleId="Heading3">
-    <w:name w:val="Heading 3"/>
-    <w:basedOn w:val="Normal"/>
-    <w:next w:val="Normal"/>
+    <w:name w:val="heading 3"/>
+    <w:uiPriority w:val="9"/>
+    <w:semiHidden/>
+    <w:unhideWhenUsed/>
     <w:qFormat/>
+    <w:pPr>
+      <w:outlineLvl w:val="2"/>
+    </w:pPr>
     <w:rPr>
       <w:color w:val="1F4D78"/>
       <w:sz w:val="24"/>
@@ -2231,10 +6057,14 @@
     </w:rPr>
   </w:style>
   <w:style w:type="paragraph" w:styleId="Heading4">
-    <w:name w:val="Heading 4"/>
-    <w:basedOn w:val="Normal"/>
-    <w:next w:val="Normal"/>
+    <w:name w:val="heading 4"/>
+    <w:uiPriority w:val="9"/>
+    <w:semiHidden/>
+    <w:unhideWhenUsed/>
     <w:qFormat/>
+    <w:pPr>
+      <w:outlineLvl w:val="3"/>
+    </w:pPr>
     <w:rPr>
       <w:i/>
       <w:iCs/>
@@ -2242,27 +6072,69 @@
     </w:rPr>
   </w:style>
   <w:style w:type="paragraph" w:styleId="Heading5">
-    <w:name w:val="Heading 5"/>
-    <w:basedOn w:val="Normal"/>
-    <w:next w:val="Normal"/>
+    <w:name w:val="heading 5"/>
+    <w:uiPriority w:val="9"/>
+    <w:semiHidden/>
+    <w:unhideWhenUsed/>
     <w:qFormat/>
+    <w:pPr>
+      <w:outlineLvl w:val="4"/>
+    </w:pPr>
     <w:rPr>
       <w:color w:val="2E74B5"/>
     </w:rPr>
   </w:style>
   <w:style w:type="paragraph" w:styleId="Heading6">
-    <w:name w:val="Heading 6"/>
-    <w:basedOn w:val="Normal"/>
-    <w:next w:val="Normal"/>
+    <w:name w:val="heading 6"/>
+    <w:uiPriority w:val="9"/>
+    <w:semiHidden/>
+    <w:unhideWhenUsed/>
     <w:qFormat/>
+    <w:pPr>
+      <w:outlineLvl w:val="5"/>
+    </w:pPr>
     <w:rPr>
       <w:color w:val="1F4D78"/>
     </w:rPr>
   </w:style>
-  <w:style w:type="paragraph" w:styleId="Strong">
-    <w:name w:val="Strong"/>
-    <w:basedOn w:val="Normal"/>
-    <w:next w:val="Normal"/>
+  <w:style w:type="character" w:default="1" w:styleId="DefaultParagraphFont">
+    <w:name w:val="Default Paragraph Font"/>
+    <w:uiPriority w:val="1"/>
+    <w:semiHidden/>
+    <w:unhideWhenUsed/>
+  </w:style>
+  <w:style w:type="table" w:default="1" w:styleId="TableNormal">
+    <w:name w:val="Normal Table"/>
+    <w:uiPriority w:val="99"/>
+    <w:semiHidden/>
+    <w:unhideWhenUsed/>
+    <w:tblPr>
+      <w:tblInd w:w="0" w:type="dxa"/>
+      <w:tblCellMar>
+        <w:top w:w="0" w:type="dxa"/>
+        <w:left w:w="108" w:type="dxa"/>
+        <w:bottom w:w="0" w:type="dxa"/>
+        <w:right w:w="108" w:type="dxa"/>
+      </w:tblCellMar>
+    </w:tblPr>
+  </w:style>
+  <w:style w:type="numbering" w:default="1" w:styleId="NoList">
+    <w:name w:val="No List"/>
+    <w:uiPriority w:val="99"/>
+    <w:semiHidden/>
+    <w:unhideWhenUsed/>
+  </w:style>
+  <w:style w:type="paragraph" w:styleId="Title">
+    <w:name w:val="Title"/>
+    <w:uiPriority w:val="10"/>
+    <w:qFormat/>
+    <w:rPr>
+      <w:sz w:val="56"/>
+      <w:szCs w:val="56"/>
+    </w:rPr>
+  </w:style>
+  <w:style w:type="paragraph" w:customStyle="1" w:styleId="Strong1">
+    <w:name w:val="Strong1"/>
     <w:qFormat/>
     <w:rPr>
       <w:b/>
@@ -2271,12 +6143,10 @@
   </w:style>
   <w:style w:type="paragraph" w:styleId="ListParagraph">
     <w:name w:val="List Paragraph"/>
-    <w:basedOn w:val="Normal"/>
     <w:qFormat/>
   </w:style>
   <w:style w:type="character" w:styleId="Hyperlink">
     <w:name w:val="Hyperlink"/>
-    <w:basedOn w:val="DefaultParagraphFont"/>
     <w:uiPriority w:val="99"/>
     <w:unhideWhenUsed/>
     <w:rPr>
@@ -2286,7 +6156,6 @@
   </w:style>
   <w:style w:type="character" w:styleId="FootnoteReference">
     <w:name w:val="footnote reference"/>
-    <w:basedOn w:val="DefaultParagraphFont"/>
     <w:uiPriority w:val="99"/>
     <w:semiHidden/>
     <w:unhideWhenUsed/>
@@ -2296,22 +6165,17 @@
   </w:style>
   <w:style w:type="paragraph" w:styleId="FootnoteText">
     <w:name w:val="footnote text"/>
-    <w:basedOn w:val="Normal"/>
     <w:link w:val="FootnoteTextChar"/>
     <w:uiPriority w:val="99"/>
     <w:semiHidden/>
     <w:unhideWhenUsed/>
-    <w:pPr>
-      <w:spacing w:after="0" w:line="240" w:lineRule="auto"/>
-    </w:pPr>
     <w:rPr>
       <w:sz w:val="20"/>
       <w:szCs w:val="20"/>
     </w:rPr>
   </w:style>
-  <w:style w:type="character" w:styleId="FootnoteTextChar">
+  <w:style w:type="character" w:customStyle="1" w:styleId="FootnoteTextChar">
     <w:name w:val="Footnote Text Char"/>
-    <w:basedOn w:val="DefaultParagraphFont"/>
     <w:link w:val="FootnoteText"/>
     <w:uiPriority w:val="99"/>
     <w:semiHidden/>
@@ -2323,7 +6187,6 @@
   </w:style>
   <w:style w:type="character" w:styleId="EndnoteReference">
     <w:name w:val="endnote reference"/>
-    <w:basedOn w:val="DefaultParagraphFont"/>
     <w:uiPriority w:val="99"/>
     <w:semiHidden/>
     <w:unhideWhenUsed/>
@@ -2333,22 +6196,17 @@
   </w:style>
   <w:style w:type="paragraph" w:styleId="EndnoteText">
     <w:name w:val="endnote text"/>
-    <w:basedOn w:val="Normal"/>
     <w:link w:val="EndnoteTextChar"/>
     <w:uiPriority w:val="99"/>
     <w:semiHidden/>
     <w:unhideWhenUsed/>
-    <w:pPr>
-      <w:spacing w:after="0" w:line="240" w:lineRule="auto"/>
-    </w:pPr>
     <w:rPr>
       <w:sz w:val="20"/>
       <w:szCs w:val="20"/>
     </w:rPr>
   </w:style>
-  <w:style w:type="character" w:styleId="EndnoteTextChar">
+  <w:style w:type="character" w:customStyle="1" w:styleId="EndnoteTextChar">
     <w:name w:val="Endnote Text Char"/>
-    <w:basedOn w:val="DefaultParagraphFont"/>
     <w:link w:val="EndnoteText"/>
     <w:uiPriority w:val="99"/>
     <w:semiHidden/>
@@ -2358,5 +6216,483 @@
       <w:szCs w:val="20"/>
     </w:rPr>
   </w:style>
+  <w:style w:type="paragraph" w:styleId="TOCHeading">
+    <w:name w:val="TOC Heading"/>
+    <w:basedOn w:val="Heading1"/>
+    <w:next w:val="Normal"/>
+    <w:uiPriority w:val="39"/>
+    <w:unhideWhenUsed/>
+    <w:qFormat/>
+    <w:rsid w:val="009B7EA6"/>
+    <w:pPr>
+      <w:keepNext/>
+      <w:keepLines/>
+      <w:spacing w:before="240" w:line="259" w:lineRule="auto"/>
+      <w:outlineLvl w:val="9"/>
+    </w:pPr>
+    <w:rPr>
+      <w:rFonts w:asciiTheme="majorHAnsi" w:eastAsiaTheme="majorEastAsia" w:hAnsiTheme="majorHAnsi" w:cstheme="majorBidi"/>
+      <w:color w:val="0F4761" w:themeColor="accent1" w:themeShade="BF"/>
+      <w:lang w:val="en-US" w:eastAsia="en-US"/>
+    </w:rPr>
+  </w:style>
+  <w:style w:type="paragraph" w:styleId="TOC2">
+    <w:name w:val="toc 2"/>
+    <w:basedOn w:val="Normal"/>
+    <w:next w:val="Normal"/>
+    <w:autoRedefine/>
+    <w:uiPriority w:val="39"/>
+    <w:unhideWhenUsed/>
+    <w:rsid w:val="009B7EA6"/>
+    <w:pPr>
+      <w:spacing w:after="100" w:line="259" w:lineRule="auto"/>
+      <w:ind w:left="220"/>
+    </w:pPr>
+    <w:rPr>
+      <w:rFonts w:asciiTheme="minorHAnsi" w:eastAsiaTheme="minorEastAsia" w:hAnsiTheme="minorHAnsi" w:cs="Times New Roman"/>
+      <w:lang w:val="en-US" w:eastAsia="en-US"/>
+    </w:rPr>
+  </w:style>
+  <w:style w:type="paragraph" w:styleId="TOC1">
+    <w:name w:val="toc 1"/>
+    <w:basedOn w:val="Normal"/>
+    <w:next w:val="Normal"/>
+    <w:autoRedefine/>
+    <w:uiPriority w:val="39"/>
+    <w:unhideWhenUsed/>
+    <w:rsid w:val="009B7EA6"/>
+    <w:pPr>
+      <w:spacing w:after="100" w:line="259" w:lineRule="auto"/>
+    </w:pPr>
+    <w:rPr>
+      <w:rFonts w:asciiTheme="minorHAnsi" w:eastAsiaTheme="minorEastAsia" w:hAnsiTheme="minorHAnsi" w:cs="Times New Roman"/>
+      <w:lang w:val="en-US" w:eastAsia="en-US"/>
+    </w:rPr>
+  </w:style>
+  <w:style w:type="paragraph" w:styleId="TOC3">
+    <w:name w:val="toc 3"/>
+    <w:basedOn w:val="Normal"/>
+    <w:next w:val="Normal"/>
+    <w:autoRedefine/>
+    <w:uiPriority w:val="39"/>
+    <w:unhideWhenUsed/>
+    <w:rsid w:val="009B7EA6"/>
+    <w:pPr>
+      <w:spacing w:after="100" w:line="259" w:lineRule="auto"/>
+      <w:ind w:left="440"/>
+    </w:pPr>
+    <w:rPr>
+      <w:rFonts w:asciiTheme="minorHAnsi" w:eastAsiaTheme="minorEastAsia" w:hAnsiTheme="minorHAnsi" w:cs="Times New Roman"/>
+      <w:lang w:val="en-US" w:eastAsia="en-US"/>
+    </w:rPr>
+  </w:style>
+  <w:style w:type="paragraph" w:styleId="Header">
+    <w:name w:val="header"/>
+    <w:basedOn w:val="Normal"/>
+    <w:link w:val="HeaderChar"/>
+    <w:uiPriority w:val="99"/>
+    <w:unhideWhenUsed/>
+    <w:rsid w:val="009B7EA6"/>
+    <w:pPr>
+      <w:tabs>
+        <w:tab w:val="center" w:pos="4513"/>
+        <w:tab w:val="right" w:pos="9026"/>
+      </w:tabs>
+    </w:pPr>
+  </w:style>
+  <w:style w:type="character" w:customStyle="1" w:styleId="HeaderChar">
+    <w:name w:val="Header Char"/>
+    <w:basedOn w:val="DefaultParagraphFont"/>
+    <w:link w:val="Header"/>
+    <w:uiPriority w:val="99"/>
+    <w:rsid w:val="009B7EA6"/>
+  </w:style>
+  <w:style w:type="paragraph" w:styleId="Footer">
+    <w:name w:val="footer"/>
+    <w:basedOn w:val="Normal"/>
+    <w:link w:val="FooterChar"/>
+    <w:uiPriority w:val="99"/>
+    <w:unhideWhenUsed/>
+    <w:rsid w:val="009B7EA6"/>
+    <w:pPr>
+      <w:tabs>
+        <w:tab w:val="center" w:pos="4513"/>
+        <w:tab w:val="right" w:pos="9026"/>
+      </w:tabs>
+    </w:pPr>
+  </w:style>
+  <w:style w:type="character" w:customStyle="1" w:styleId="FooterChar">
+    <w:name w:val="Footer Char"/>
+    <w:basedOn w:val="DefaultParagraphFont"/>
+    <w:link w:val="Footer"/>
+    <w:uiPriority w:val="99"/>
+    <w:rsid w:val="009B7EA6"/>
+  </w:style>
+  <w:style w:type="table" w:styleId="TableGrid">
+    <w:name w:val="Table Grid"/>
+    <w:basedOn w:val="TableNormal"/>
+    <w:uiPriority w:val="39"/>
+    <w:rsid w:val="009B7EA6"/>
+    <w:tblPr>
+      <w:tblBorders>
+        <w:top w:val="single" w:sz="4" w:space="0" w:color="auto"/>
+        <w:left w:val="single" w:sz="4" w:space="0" w:color="auto"/>
+        <w:bottom w:val="single" w:sz="4" w:space="0" w:color="auto"/>
+        <w:right w:val="single" w:sz="4" w:space="0" w:color="auto"/>
+        <w:insideH w:val="single" w:sz="4" w:space="0" w:color="auto"/>
+        <w:insideV w:val="single" w:sz="4" w:space="0" w:color="auto"/>
+      </w:tblBorders>
+    </w:tblPr>
+  </w:style>
+  <w:style w:type="table" w:styleId="TableGridLight">
+    <w:name w:val="Grid Table Light"/>
+    <w:basedOn w:val="TableNormal"/>
+    <w:uiPriority w:val="40"/>
+    <w:rsid w:val="009B7EA6"/>
+    <w:tblPr>
+      <w:tblBorders>
+        <w:top w:val="single" w:sz="4" w:space="0" w:color="BFBFBF" w:themeColor="background1" w:themeShade="BF"/>
+        <w:left w:val="single" w:sz="4" w:space="0" w:color="BFBFBF" w:themeColor="background1" w:themeShade="BF"/>
+        <w:bottom w:val="single" w:sz="4" w:space="0" w:color="BFBFBF" w:themeColor="background1" w:themeShade="BF"/>
+        <w:right w:val="single" w:sz="4" w:space="0" w:color="BFBFBF" w:themeColor="background1" w:themeShade="BF"/>
+        <w:insideH w:val="single" w:sz="4" w:space="0" w:color="BFBFBF" w:themeColor="background1" w:themeShade="BF"/>
+        <w:insideV w:val="single" w:sz="4" w:space="0" w:color="BFBFBF" w:themeColor="background1" w:themeShade="BF"/>
+      </w:tblBorders>
+    </w:tblPr>
+  </w:style>
+  <w:style w:type="paragraph" w:styleId="Caption">
+    <w:name w:val="caption"/>
+    <w:basedOn w:val="Normal"/>
+    <w:next w:val="Normal"/>
+    <w:uiPriority w:val="35"/>
+    <w:unhideWhenUsed/>
+    <w:qFormat/>
+    <w:rsid w:val="005819D7"/>
+    <w:pPr>
+      <w:spacing w:after="200"/>
+    </w:pPr>
+    <w:rPr>
+      <w:i/>
+      <w:iCs/>
+      <w:color w:val="0E2841" w:themeColor="text2"/>
+      <w:sz w:val="18"/>
+      <w:szCs w:val="18"/>
+    </w:rPr>
+  </w:style>
+  <w:style w:type="paragraph" w:styleId="TableofFigures">
+    <w:name w:val="table of figures"/>
+    <w:basedOn w:val="Normal"/>
+    <w:next w:val="Normal"/>
+    <w:uiPriority w:val="99"/>
+    <w:unhideWhenUsed/>
+    <w:rsid w:val="00F3423D"/>
+  </w:style>
 </w:styles>
+</file>
+
+<file path=word/theme/theme1.xml><?xml version="1.0" encoding="utf-8"?>
+<a:theme xmlns:a="http://schemas.openxmlformats.org/drawingml/2006/main" name="Office Theme">
+  <a:themeElements>
+    <a:clrScheme name="Office">
+      <a:dk1>
+        <a:sysClr val="windowText" lastClr="000000"/>
+      </a:dk1>
+      <a:lt1>
+        <a:sysClr val="window" lastClr="FFFFFF"/>
+      </a:lt1>
+      <a:dk2>
+        <a:srgbClr val="0E2841"/>
+      </a:dk2>
+      <a:lt2>
+        <a:srgbClr val="E8E8E8"/>
+      </a:lt2>
+      <a:accent1>
+        <a:srgbClr val="156082"/>
+      </a:accent1>
+      <a:accent2>
+        <a:srgbClr val="E97132"/>
+      </a:accent2>
+      <a:accent3>
+        <a:srgbClr val="196B24"/>
+      </a:accent3>
+      <a:accent4>
+        <a:srgbClr val="0F9ED5"/>
+      </a:accent4>
+      <a:accent5>
+        <a:srgbClr val="A02B93"/>
+      </a:accent5>
+      <a:accent6>
+        <a:srgbClr val="4EA72E"/>
+      </a:accent6>
+      <a:hlink>
+        <a:srgbClr val="467886"/>
+      </a:hlink>
+      <a:folHlink>
+        <a:srgbClr val="96607D"/>
+      </a:folHlink>
+    </a:clrScheme>
+    <a:fontScheme name="Office">
+      <a:majorFont>
+        <a:latin typeface="Aptos Display" panose="02110004020202020204"/>
+        <a:ea typeface=""/>
+        <a:cs typeface=""/>
+        <a:font script="Jpan" typeface="游ゴシック Light"/>
+        <a:font script="Hang" typeface="맑은 고딕"/>
+        <a:font script="Hans" typeface="等线 Light"/>
+        <a:font script="Hant" typeface="新細明體"/>
+        <a:font script="Arab" typeface="Times New Roman"/>
+        <a:font script="Hebr" typeface="Times New Roman"/>
+        <a:font script="Thai" typeface="Angsana New"/>
+        <a:font script="Ethi" typeface="Nyala"/>
+        <a:font script="Beng" typeface="Vrinda"/>
+        <a:font script="Gujr" typeface="Shruti"/>
+        <a:font script="Khmr" typeface="MoolBoran"/>
+        <a:font script="Knda" typeface="Tunga"/>
+        <a:font script="Guru" typeface="Raavi"/>
+        <a:font script="Cans" typeface="Euphemia"/>
+        <a:font script="Cher" typeface="Plantagenet Cherokee"/>
+        <a:font script="Yiii" typeface="Microsoft Yi Baiti"/>
+        <a:font script="Tibt" typeface="Microsoft Himalaya"/>
+        <a:font script="Thaa" typeface="MV Boli"/>
+        <a:font script="Deva" typeface="Mangal"/>
+        <a:font script="Telu" typeface="Gautami"/>
+        <a:font script="Taml" typeface="Latha"/>
+        <a:font script="Syrc" typeface="Estrangelo Edessa"/>
+        <a:font script="Orya" typeface="Kalinga"/>
+        <a:font script="Mlym" typeface="Kartika"/>
+        <a:font script="Laoo" typeface="DokChampa"/>
+        <a:font script="Sinh" typeface="Iskoola Pota"/>
+        <a:font script="Mong" typeface="Mongolian Baiti"/>
+        <a:font script="Viet" typeface="Times New Roman"/>
+        <a:font script="Uigh" typeface="Microsoft Uighur"/>
+        <a:font script="Geor" typeface="Sylfaen"/>
+        <a:font script="Armn" typeface="Arial"/>
+        <a:font script="Bugi" typeface="Leelawadee UI"/>
+        <a:font script="Bopo" typeface="Microsoft JhengHei"/>
+        <a:font script="Java" typeface="Javanese Text"/>
+        <a:font script="Lisu" typeface="Segoe UI"/>
+        <a:font script="Mymr" typeface="Myanmar Text"/>
+        <a:font script="Nkoo" typeface="Ebrima"/>
+        <a:font script="Olck" typeface="Nirmala UI"/>
+        <a:font script="Osma" typeface="Ebrima"/>
+        <a:font script="Phag" typeface="Phagspa"/>
+        <a:font script="Syrn" typeface="Estrangelo Edessa"/>
+        <a:font script="Syrj" typeface="Estrangelo Edessa"/>
+        <a:font script="Syre" typeface="Estrangelo Edessa"/>
+        <a:font script="Sora" typeface="Nirmala UI"/>
+        <a:font script="Tale" typeface="Microsoft Tai Le"/>
+        <a:font script="Talu" typeface="Microsoft New Tai Lue"/>
+        <a:font script="Tfng" typeface="Ebrima"/>
+      </a:majorFont>
+      <a:minorFont>
+        <a:latin typeface="Aptos" panose="02110004020202020204"/>
+        <a:ea typeface=""/>
+        <a:cs typeface=""/>
+        <a:font script="Jpan" typeface="游明朝"/>
+        <a:font script="Hang" typeface="맑은 고딕"/>
+        <a:font script="Hans" typeface="等线"/>
+        <a:font script="Hant" typeface="新細明體"/>
+        <a:font script="Arab" typeface="Arial"/>
+        <a:font script="Hebr" typeface="Arial"/>
+        <a:font script="Thai" typeface="Cordia New"/>
+        <a:font script="Ethi" typeface="Nyala"/>
+        <a:font script="Beng" typeface="Vrinda"/>
+        <a:font script="Gujr" typeface="Shruti"/>
+        <a:font script="Khmr" typeface="DaunPenh"/>
+        <a:font script="Knda" typeface="Tunga"/>
+        <a:font script="Guru" typeface="Raavi"/>
+        <a:font script="Cans" typeface="Euphemia"/>
+        <a:font script="Cher" typeface="Plantagenet Cherokee"/>
+        <a:font script="Yiii" typeface="Microsoft Yi Baiti"/>
+        <a:font script="Tibt" typeface="Microsoft Himalaya"/>
+        <a:font script="Thaa" typeface="MV Boli"/>
+        <a:font script="Deva" typeface="Mangal"/>
+        <a:font script="Telu" typeface="Gautami"/>
+        <a:font script="Taml" typeface="Latha"/>
+        <a:font script="Syrc" typeface="Estrangelo Edessa"/>
+        <a:font script="Orya" typeface="Kalinga"/>
+        <a:font script="Mlym" typeface="Kartika"/>
+        <a:font script="Laoo" typeface="DokChampa"/>
+        <a:font script="Sinh" typeface="Iskoola Pota"/>
+        <a:font script="Mong" typeface="Mongolian Baiti"/>
+        <a:font script="Viet" typeface="Arial"/>
+        <a:font script="Uigh" typeface="Microsoft Uighur"/>
+        <a:font script="Geor" typeface="Sylfaen"/>
+        <a:font script="Armn" typeface="Arial"/>
+        <a:font script="Bugi" typeface="Leelawadee UI"/>
+        <a:font script="Bopo" typeface="Microsoft JhengHei"/>
+        <a:font script="Java" typeface="Javanese Text"/>
+        <a:font script="Lisu" typeface="Segoe UI"/>
+        <a:font script="Mymr" typeface="Myanmar Text"/>
+        <a:font script="Nkoo" typeface="Ebrima"/>
+        <a:font script="Olck" typeface="Nirmala UI"/>
+        <a:font script="Osma" typeface="Ebrima"/>
+        <a:font script="Phag" typeface="Phagspa"/>
+        <a:font script="Syrn" typeface="Estrangelo Edessa"/>
+        <a:font script="Syrj" typeface="Estrangelo Edessa"/>
+        <a:font script="Syre" typeface="Estrangelo Edessa"/>
+        <a:font script="Sora" typeface="Nirmala UI"/>
+        <a:font script="Tale" typeface="Microsoft Tai Le"/>
+        <a:font script="Talu" typeface="Microsoft New Tai Lue"/>
+        <a:font script="Tfng" typeface="Ebrima"/>
+      </a:minorFont>
+    </a:fontScheme>
+    <a:fmtScheme name="Office">
+      <a:fillStyleLst>
+        <a:solidFill>
+          <a:schemeClr val="phClr"/>
+        </a:solidFill>
+        <a:gradFill rotWithShape="1">
+          <a:gsLst>
+            <a:gs pos="0">
+              <a:schemeClr val="phClr">
+                <a:lumMod val="110000"/>
+                <a:satMod val="105000"/>
+                <a:tint val="67000"/>
+              </a:schemeClr>
+            </a:gs>
+            <a:gs pos="50000">
+              <a:schemeClr val="phClr">
+                <a:lumMod val="105000"/>
+                <a:satMod val="103000"/>
+                <a:tint val="73000"/>
+              </a:schemeClr>
+            </a:gs>
+            <a:gs pos="100000">
+              <a:schemeClr val="phClr">
+                <a:lumMod val="105000"/>
+                <a:satMod val="109000"/>
+                <a:tint val="81000"/>
+              </a:schemeClr>
+            </a:gs>
+          </a:gsLst>
+          <a:lin ang="5400000" scaled="0"/>
+        </a:gradFill>
+        <a:gradFill rotWithShape="1">
+          <a:gsLst>
+            <a:gs pos="0">
+              <a:schemeClr val="phClr">
+                <a:satMod val="103000"/>
+                <a:lumMod val="102000"/>
+                <a:tint val="94000"/>
+              </a:schemeClr>
+            </a:gs>
+            <a:gs pos="50000">
+              <a:schemeClr val="phClr">
+                <a:satMod val="110000"/>
+                <a:lumMod val="100000"/>
+                <a:shade val="100000"/>
+              </a:schemeClr>
+            </a:gs>
+            <a:gs pos="100000">
+              <a:schemeClr val="phClr">
+                <a:lumMod val="99000"/>
+                <a:satMod val="120000"/>
+                <a:shade val="78000"/>
+              </a:schemeClr>
+            </a:gs>
+          </a:gsLst>
+          <a:lin ang="5400000" scaled="0"/>
+        </a:gradFill>
+      </a:fillStyleLst>
+      <a:lnStyleLst>
+        <a:ln w="6350" cap="flat" cmpd="sng" algn="ctr">
+          <a:solidFill>
+            <a:schemeClr val="phClr"/>
+          </a:solidFill>
+          <a:prstDash val="solid"/>
+          <a:miter lim="800000"/>
+        </a:ln>
+        <a:ln w="12700" cap="flat" cmpd="sng" algn="ctr">
+          <a:solidFill>
+            <a:schemeClr val="phClr"/>
+          </a:solidFill>
+          <a:prstDash val="solid"/>
+          <a:miter lim="800000"/>
+        </a:ln>
+        <a:ln w="19050" cap="flat" cmpd="sng" algn="ctr">
+          <a:solidFill>
+            <a:schemeClr val="phClr"/>
+          </a:solidFill>
+          <a:prstDash val="solid"/>
+          <a:miter lim="800000"/>
+        </a:ln>
+      </a:lnStyleLst>
+      <a:effectStyleLst>
+        <a:effectStyle>
+          <a:effectLst/>
+        </a:effectStyle>
+        <a:effectStyle>
+          <a:effectLst/>
+        </a:effectStyle>
+        <a:effectStyle>
+          <a:effectLst>
+            <a:outerShdw blurRad="57150" dist="19050" dir="5400000" algn="ctr" rotWithShape="0">
+              <a:srgbClr val="000000">
+                <a:alpha val="63000"/>
+              </a:srgbClr>
+            </a:outerShdw>
+          </a:effectLst>
+        </a:effectStyle>
+      </a:effectStyleLst>
+      <a:bgFillStyleLst>
+        <a:solidFill>
+          <a:schemeClr val="phClr"/>
+        </a:solidFill>
+        <a:solidFill>
+          <a:schemeClr val="phClr">
+            <a:tint val="95000"/>
+            <a:satMod val="170000"/>
+          </a:schemeClr>
+        </a:solidFill>
+        <a:gradFill rotWithShape="1">
+          <a:gsLst>
+            <a:gs pos="0">
+              <a:schemeClr val="phClr">
+                <a:tint val="93000"/>
+                <a:satMod val="150000"/>
+                <a:shade val="98000"/>
+                <a:lumMod val="102000"/>
+              </a:schemeClr>
+            </a:gs>
+            <a:gs pos="50000">
+              <a:schemeClr val="phClr">
+                <a:tint val="98000"/>
+                <a:satMod val="130000"/>
+                <a:shade val="90000"/>
+                <a:lumMod val="103000"/>
+              </a:schemeClr>
+            </a:gs>
+            <a:gs pos="100000">
+              <a:schemeClr val="phClr">
+                <a:shade val="63000"/>
+                <a:satMod val="120000"/>
+              </a:schemeClr>
+            </a:gs>
+          </a:gsLst>
+          <a:lin ang="5400000" scaled="0"/>
+        </a:gradFill>
+      </a:bgFillStyleLst>
+    </a:fmtScheme>
+  </a:themeElements>
+  <a:objectDefaults/>
+  <a:extraClrSchemeLst/>
+  <a:extLst>
+    <a:ext uri="{05A4C25C-085E-4340-85A3-A5531E510DB2}">
+      <thm15:themeFamily xmlns:thm15="http://schemas.microsoft.com/office/thememl/2012/main" name="Office Theme" id="{2E142A2C-CD16-42D6-873A-C26D2A0506FA}" vid="{1BDDFF52-6CD6-40A5-AB3C-68EB2F1E4D0A}"/>
+    </a:ext>
+  </a:extLst>
+</a:theme>
+</file>
+
+<file path=customXml/item1.xml><?xml version="1.0" encoding="utf-8"?>
+<b:Sources xmlns:b="http://schemas.openxmlformats.org/officeDocument/2006/bibliography" xmlns="http://schemas.openxmlformats.org/officeDocument/2006/bibliography" SelectedStyle="\APASixthEditionOfficeOnline.xsl" StyleName="APA" Version="6"/>
+</file>
+
+<file path=customXml/itemProps1.xml><?xml version="1.0" encoding="utf-8"?>
+<ds:datastoreItem xmlns:ds="http://schemas.openxmlformats.org/officeDocument/2006/customXml" ds:itemID="{4BD6234E-F081-4B0B-9AE7-C6619E09E987}">
+  <ds:schemaRefs>
+    <ds:schemaRef ds:uri="http://schemas.openxmlformats.org/officeDocument/2006/bibliography"/>
+  </ds:schemaRefs>
+</ds:datastoreItem>
 </file>